--- a/Documentation/Analysis/Task Informations/Templates/Task Info Template - W.docx
+++ b/Documentation/Analysis/Task Informations/Templates/Task Info Template - W.docx
@@ -2,11 +2,42 @@
 <file path=word/document.xml><?xml version="1.0" encoding="utf-8"?>
 <w:document xmlns:r="http://schemas.openxmlformats.org/officeDocument/2006/relationships" xmlns:wp="http://schemas.openxmlformats.org/drawingml/2006/wordprocessingDrawing" xmlns:w="http://schemas.openxmlformats.org/wordprocessingml/2006/main" xmlns:w10="urn:schemas-microsoft-com:office:word" xmlns:w14="http://schemas.microsoft.com/office/word/2010/wordml" xmlns:wps="http://schemas.microsoft.com/office/word/2010/wordprocessingShape" xmlns:wpg="http://schemas.microsoft.com/office/word/2010/wordprocessingGroup" xmlns:mc="http://schemas.openxmlformats.org/markup-compatibility/2006" xmlns:v="urn:schemas-microsoft-com:vml" xmlns:o="urn:schemas-microsoft-com:office:office" xmlns:m="http://schemas.openxmlformats.org/officeDocument/2006/math" mc:Ignorable="w14">
   <w:body>
+    <w:p>
+      <w:pPr>
+        <w:pStyle w:val="Title"/>
+        <w:bidi w:val="0"/>
+        <w:rPr>
+          <w:outline w:val="0"/>
+          <w:color w:val="ee0000"/>
+          <w:sz w:val="28"/>
+          <w:szCs w:val="28"/>
+          <w:u w:color="ee0000"/>
+          <w14:textFill>
+            <w14:solidFill>
+              <w14:srgbClr w14:val="EE0000"/>
+            </w14:solidFill>
+          </w14:textFill>
+        </w:rPr>
+      </w:pPr>
+      <w:r>
+        <w:rPr>
+          <w:rtl w:val="1"/>
+        </w:rPr>
+        <w:t xml:space="preserve"> </w:t>
+      </w:r>
+      <w:r>
+        <w:rPr>
+          <w:rtl w:val="0"/>
+          <w:lang w:val="en-US"/>
+        </w:rPr>
+        <w:t>Task Information</w:t>
+      </w:r>
+    </w:p>
     <w:tbl>
       <w:tblPr>
         <w:bidiVisual w:val="on"/>
         <w:tblW w:w="9335" w:type="dxa"/>
-        <w:jc w:val="right"/>
+        <w:jc w:val="center"/>
         <w:tblInd w:w="108" w:type="dxa"/>
         <w:tblBorders>
           <w:top w:val="single" w:color="ffffff" w:sz="8" w:space="0" w:shadow="0" w:frame="0"/>
@@ -61,6 +92,7 @@
             </w:pPr>
             <w:r>
               <w:rPr>
+                <w:rFonts w:ascii="Carlito" w:hAnsi="Carlito"/>
                 <w:b w:val="1"/>
                 <w:bCs w:val="1"/>
                 <w:outline w:val="0"/>
@@ -68,7 +100,6 @@
                 <w:sz w:val="28"/>
                 <w:szCs w:val="28"/>
                 <w:u w:color="ffffff"/>
-                <w:shd w:val="nil" w:color="auto" w:fill="auto"/>
                 <w:rtl w:val="0"/>
                 <w:lang w:val="en-US"/>
                 <w14:textFill>
@@ -87,7 +118,7 @@
           <w:shd w:val="clear" w:color="auto" w:fill="cdd4e9"/>
         </w:tblPrEx>
         <w:trPr>
-          <w:trHeight w:val="321" w:hRule="atLeast"/>
+          <w:trHeight w:val="308" w:hRule="atLeast"/>
         </w:trPr>
         <w:tc>
           <w:tcPr>
@@ -140,10 +171,9 @@
             </w:pPr>
             <w:r>
               <w:rPr>
-                <w:rFonts w:ascii="Calibri" w:hAnsi="Calibri"/>
+                <w:rFonts w:ascii="Carlito" w:hAnsi="Carlito"/>
                 <w:sz w:val="28"/>
                 <w:szCs w:val="28"/>
-                <w:shd w:val="nil" w:color="auto" w:fill="auto"/>
                 <w:rtl w:val="0"/>
                 <w:lang w:val="en-US"/>
               </w:rPr>
@@ -157,7 +187,7 @@
           <w:shd w:val="clear" w:color="auto" w:fill="cdd4e9"/>
         </w:tblPrEx>
         <w:trPr>
-          <w:trHeight w:val="321" w:hRule="atLeast"/>
+          <w:trHeight w:val="308" w:hRule="atLeast"/>
         </w:trPr>
         <w:tc>
           <w:tcPr>
@@ -210,10 +240,9 @@
             </w:pPr>
             <w:r>
               <w:rPr>
-                <w:rFonts w:ascii="Calibri" w:hAnsi="Calibri"/>
+                <w:rFonts w:ascii="Carlito" w:hAnsi="Carlito"/>
                 <w:sz w:val="28"/>
                 <w:szCs w:val="28"/>
-                <w:shd w:val="nil" w:color="auto" w:fill="auto"/>
                 <w:rtl w:val="0"/>
                 <w:lang w:val="en-US"/>
               </w:rPr>
@@ -227,7 +256,7 @@
           <w:shd w:val="clear" w:color="auto" w:fill="cdd4e9"/>
         </w:tblPrEx>
         <w:trPr>
-          <w:trHeight w:val="321" w:hRule="atLeast"/>
+          <w:trHeight w:val="308" w:hRule="atLeast"/>
         </w:trPr>
         <w:tc>
           <w:tcPr>
@@ -280,10 +309,9 @@
             </w:pPr>
             <w:r>
               <w:rPr>
-                <w:rFonts w:ascii="Calibri" w:hAnsi="Calibri"/>
+                <w:rFonts w:ascii="Carlito" w:hAnsi="Carlito"/>
                 <w:sz w:val="28"/>
                 <w:szCs w:val="28"/>
-                <w:shd w:val="nil" w:color="auto" w:fill="auto"/>
                 <w:rtl w:val="0"/>
                 <w:lang w:val="en-US"/>
               </w:rPr>
@@ -350,10 +378,9 @@
             </w:pPr>
             <w:r>
               <w:rPr>
-                <w:rFonts w:ascii="Calibri" w:hAnsi="Calibri"/>
+                <w:rFonts w:ascii="Carlito" w:hAnsi="Carlito"/>
                 <w:sz w:val="28"/>
                 <w:szCs w:val="28"/>
-                <w:shd w:val="nil" w:color="auto" w:fill="auto"/>
                 <w:rtl w:val="0"/>
                 <w:lang w:val="en-US"/>
               </w:rPr>
@@ -367,7 +394,7 @@
           <w:shd w:val="clear" w:color="auto" w:fill="cdd4e9"/>
         </w:tblPrEx>
         <w:trPr>
-          <w:trHeight w:val="321" w:hRule="atLeast"/>
+          <w:trHeight w:val="308" w:hRule="atLeast"/>
         </w:trPr>
         <w:tc>
           <w:tcPr>
@@ -420,10 +447,9 @@
             </w:pPr>
             <w:r>
               <w:rPr>
-                <w:rFonts w:ascii="Calibri" w:hAnsi="Calibri"/>
+                <w:rFonts w:ascii="Carlito" w:hAnsi="Carlito"/>
                 <w:sz w:val="28"/>
                 <w:szCs w:val="28"/>
-                <w:shd w:val="nil" w:color="auto" w:fill="auto"/>
                 <w:rtl w:val="0"/>
                 <w:lang w:val="en-US"/>
               </w:rPr>
@@ -490,10 +516,9 @@
             </w:pPr>
             <w:r>
               <w:rPr>
-                <w:rFonts w:ascii="Calibri" w:hAnsi="Calibri"/>
+                <w:rFonts w:ascii="Carlito" w:hAnsi="Carlito"/>
                 <w:sz w:val="28"/>
                 <w:szCs w:val="28"/>
-                <w:shd w:val="nil" w:color="auto" w:fill="auto"/>
                 <w:rtl w:val="0"/>
                 <w:lang w:val="en-US"/>
               </w:rPr>
@@ -507,7 +532,7 @@
           <w:shd w:val="clear" w:color="auto" w:fill="cdd4e9"/>
         </w:tblPrEx>
         <w:trPr>
-          <w:trHeight w:val="321" w:hRule="atLeast"/>
+          <w:trHeight w:val="308" w:hRule="atLeast"/>
         </w:trPr>
         <w:tc>
           <w:tcPr>
@@ -560,10 +585,9 @@
             </w:pPr>
             <w:r>
               <w:rPr>
-                <w:rFonts w:ascii="Calibri" w:hAnsi="Calibri"/>
+                <w:rFonts w:ascii="Carlito" w:hAnsi="Carlito"/>
                 <w:sz w:val="28"/>
                 <w:szCs w:val="28"/>
-                <w:shd w:val="nil" w:color="auto" w:fill="auto"/>
                 <w:rtl w:val="0"/>
                 <w:lang w:val="en-US"/>
               </w:rPr>
@@ -577,7 +601,7 @@
           <w:shd w:val="clear" w:color="auto" w:fill="cdd4e9"/>
         </w:tblPrEx>
         <w:trPr>
-          <w:trHeight w:val="321" w:hRule="atLeast"/>
+          <w:trHeight w:val="308" w:hRule="atLeast"/>
         </w:trPr>
         <w:tc>
           <w:tcPr>
@@ -630,10 +654,9 @@
             </w:pPr>
             <w:r>
               <w:rPr>
-                <w:rFonts w:ascii="Calibri" w:hAnsi="Calibri"/>
+                <w:rFonts w:ascii="Carlito" w:hAnsi="Carlito"/>
                 <w:sz w:val="28"/>
                 <w:szCs w:val="28"/>
-                <w:shd w:val="nil" w:color="auto" w:fill="auto"/>
                 <w:rtl w:val="0"/>
                 <w:lang w:val="en-US"/>
               </w:rPr>
@@ -700,10 +723,9 @@
             </w:pPr>
             <w:r>
               <w:rPr>
-                <w:rFonts w:ascii="Calibri" w:hAnsi="Calibri"/>
+                <w:rFonts w:ascii="Carlito" w:hAnsi="Carlito"/>
                 <w:sz w:val="28"/>
                 <w:szCs w:val="28"/>
-                <w:shd w:val="nil" w:color="auto" w:fill="auto"/>
                 <w:rtl w:val="0"/>
                 <w:lang w:val="en-US"/>
               </w:rPr>
@@ -717,7 +739,7 @@
           <w:shd w:val="clear" w:color="auto" w:fill="cdd4e9"/>
         </w:tblPrEx>
         <w:trPr>
-          <w:trHeight w:val="321" w:hRule="atLeast"/>
+          <w:trHeight w:val="308" w:hRule="atLeast"/>
         </w:trPr>
         <w:tc>
           <w:tcPr>
@@ -770,10 +792,9 @@
             </w:pPr>
             <w:r>
               <w:rPr>
-                <w:rFonts w:ascii="Calibri" w:hAnsi="Calibri"/>
+                <w:rFonts w:ascii="Carlito" w:hAnsi="Carlito"/>
                 <w:sz w:val="28"/>
                 <w:szCs w:val="28"/>
-                <w:shd w:val="nil" w:color="auto" w:fill="auto"/>
                 <w:rtl w:val="0"/>
                 <w:lang w:val="en-US"/>
               </w:rPr>
@@ -782,16 +803,109 @@
           </w:p>
         </w:tc>
       </w:tr>
+      <w:tr>
+        <w:tblPrEx>
+          <w:shd w:val="clear" w:color="auto" w:fill="cdd4e9"/>
+        </w:tblPrEx>
+        <w:trPr>
+          <w:trHeight w:val="308" w:hRule="atLeast"/>
+        </w:trPr>
+        <w:tc>
+          <w:tcPr>
+            <w:tcW w:type="dxa" w:w="4666"/>
+            <w:tcBorders>
+              <w:top w:val="single" w:color="8eaadb" w:sz="4" w:space="0" w:shadow="0" w:frame="0"/>
+              <w:left w:val="single" w:color="8eaadb" w:sz="4" w:space="0" w:shadow="0" w:frame="0"/>
+              <w:bottom w:val="single" w:color="8eaadb" w:sz="4" w:space="0" w:shadow="0" w:frame="0"/>
+              <w:right w:val="single" w:color="8eaadb" w:sz="4" w:space="0" w:shadow="0" w:frame="0"/>
+            </w:tcBorders>
+            <w:shd w:val="clear" w:color="auto" w:fill="auto"/>
+            <w:tcMar>
+              <w:top w:type="dxa" w:w="80"/>
+              <w:left w:type="dxa" w:w="80"/>
+              <w:bottom w:type="dxa" w:w="80"/>
+              <w:right w:type="dxa" w:w="80"/>
+            </w:tcMar>
+            <w:vAlign w:val="top"/>
+          </w:tcPr>
+          <w:p/>
+        </w:tc>
+        <w:tc>
+          <w:tcPr>
+            <w:tcW w:type="dxa" w:w="4669"/>
+            <w:tcBorders>
+              <w:top w:val="single" w:color="8eaadb" w:sz="4" w:space="0" w:shadow="0" w:frame="0"/>
+              <w:left w:val="single" w:color="8eaadb" w:sz="4" w:space="0" w:shadow="0" w:frame="0"/>
+              <w:bottom w:val="single" w:color="8eaadb" w:sz="4" w:space="0" w:shadow="0" w:frame="0"/>
+              <w:right w:val="single" w:color="8eaadb" w:sz="4" w:space="0" w:shadow="0" w:frame="0"/>
+            </w:tcBorders>
+            <w:shd w:val="clear" w:color="auto" w:fill="auto"/>
+            <w:tcMar>
+              <w:top w:type="dxa" w:w="80"/>
+              <w:left w:type="dxa" w:w="80"/>
+              <w:bottom w:type="dxa" w:w="80"/>
+              <w:right w:type="dxa" w:w="80"/>
+            </w:tcMar>
+            <w:vAlign w:val="top"/>
+          </w:tcPr>
+          <w:p>
+            <w:pPr>
+              <w:keepNext w:val="0"/>
+              <w:keepLines w:val="0"/>
+              <w:pageBreakBefore w:val="0"/>
+              <w:widowControl w:val="1"/>
+              <w:shd w:val="clear" w:color="auto" w:fill="auto"/>
+              <w:suppressAutoHyphens w:val="0"/>
+              <w:bidi w:val="0"/>
+              <w:spacing w:before="0" w:after="0" w:line="240" w:lineRule="auto"/>
+              <w:ind w:left="0" w:right="0" w:firstLine="0"/>
+              <w:jc w:val="left"/>
+              <w:outlineLvl w:val="9"/>
+              <w:rPr>
+                <w:rtl w:val="0"/>
+              </w:rPr>
+            </w:pPr>
+            <w:r>
+              <w:rPr>
+                <w:rFonts w:ascii="Carlito" w:cs="Arial Unicode MS" w:hAnsi="Carlito" w:eastAsia="Arial Unicode MS"/>
+                <w:b w:val="0"/>
+                <w:bCs w:val="0"/>
+                <w:i w:val="0"/>
+                <w:iCs w:val="0"/>
+                <w:caps w:val="0"/>
+                <w:smallCaps w:val="0"/>
+                <w:strike w:val="0"/>
+                <w:dstrike w:val="0"/>
+                <w:outline w:val="0"/>
+                <w:color w:val="000000"/>
+                <w:spacing w:val="0"/>
+                <w:kern w:val="2"/>
+                <w:position w:val="0"/>
+                <w:sz w:val="28"/>
+                <w:szCs w:val="28"/>
+                <w:u w:val="none" w:color="000000"/>
+                <w:shd w:val="nil" w:color="auto" w:fill="auto"/>
+                <w:vertAlign w:val="baseline"/>
+                <w:rtl w:val="0"/>
+                <w14:textOutline>
+                  <w14:noFill/>
+                </w14:textOutline>
+                <w14:textFill>
+                  <w14:solidFill>
+                    <w14:srgbClr w14:val="000000"/>
+                  </w14:solidFill>
+                </w14:textFill>
+              </w:rPr>
+              <w:t>Related WBS number</w:t>
+            </w:r>
+          </w:p>
+        </w:tc>
+      </w:tr>
     </w:tbl>
     <w:p>
       <w:pPr>
-        <w:pStyle w:val="Body"/>
-        <w:pBdr>
-          <w:top w:val="nil"/>
-          <w:left w:val="nil"/>
-          <w:bottom w:val="single" w:color="000000" w:sz="4" w:space="0" w:shadow="0" w:frame="0"/>
-          <w:right w:val="nil"/>
-        </w:pBdr>
+        <w:pStyle w:val="Title"/>
+        <w:bidi w:val="0"/>
         <w:rPr>
           <w:outline w:val="0"/>
           <w:color w:val="ee0000"/>
@@ -803,231 +917,358 @@
           </w14:textFill>
         </w:rPr>
       </w:pPr>
+    </w:p>
+    <w:p>
+      <w:pPr>
+        <w:pStyle w:val="Heading"/>
+        <w:pBdr>
+          <w:top w:val="single" w:color="365b9c" w:sz="24" w:space="6" w:shadow="0" w:frame="0"/>
+          <w:left w:val="nil"/>
+          <w:bottom w:val="nil"/>
+          <w:right w:val="nil"/>
+        </w:pBdr>
+        <w:bidi w:val="1"/>
+        <w:ind w:left="0" w:right="0" w:firstLine="0"/>
+        <w:jc w:val="left"/>
+        <w:rPr>
+          <w:rtl w:val="1"/>
+        </w:rPr>
+      </w:pPr>
       <w:r>
         <w:rPr>
-          <w:outline w:val="0"/>
-          <w:color w:val="ee0000"/>
+          <w:rFonts w:ascii="Arial Unicode MS" w:cs="Mj_Casablanca Light" w:hAnsi="Arial Unicode MS" w:eastAsia="Arial Unicode MS" w:hint="cs"/>
+          <w:rtl w:val="1"/>
+        </w:rPr>
+        <w:t>توضیحات</w:t>
+      </w:r>
+      <w:r>
+        <w:rPr>
+          <w:rFonts w:ascii="Mj_Casablanca Light" w:hAnsi="Mj_Casablanca Light"/>
+          <w:rtl w:val="1"/>
+        </w:rPr>
+        <w:t>:</w:t>
+      </w:r>
+    </w:p>
+    <w:p>
+      <w:pPr>
+        <w:pStyle w:val="Body"/>
+        <w:numPr>
+          <w:ilvl w:val="0"/>
+          <w:numId w:val="2"/>
+        </w:numPr>
+        <w:bidi w:val="1"/>
+        <w:ind w:right="0"/>
+        <w:jc w:val="left"/>
+        <w:rPr>
+          <w:rFonts w:ascii="Arial Unicode MS" w:cs="Mj_Casablanca Light" w:hAnsi="Arial Unicode MS" w:eastAsia="Arial Unicode MS" w:hint="cs"/>
+          <w:rtl w:val="1"/>
+        </w:rPr>
+      </w:pPr>
+      <w:r>
+        <w:rPr>
+          <w:rFonts w:ascii="Arial Unicode MS" w:cs="Mj_Casablanca Light" w:hAnsi="Arial Unicode MS" w:eastAsia="Arial Unicode MS" w:hint="cs"/>
+          <w:rtl w:val="1"/>
+        </w:rPr>
+        <w:t xml:space="preserve">برای هر تسک در </w:t>
+      </w:r>
+      <w:r>
+        <w:rPr>
+          <w:rFonts w:ascii="Arial Unicode MS" w:cs="Arial Unicode MS" w:hAnsi="Arial Unicode MS" w:eastAsia="Arial Unicode MS"/>
+          <w:b w:val="0"/>
+          <w:bCs w:val="0"/>
+          <w:i w:val="0"/>
+          <w:iCs w:val="0"/>
+          <w:rtl w:val="0"/>
+          <w:lang w:val="en-US"/>
+        </w:rPr>
+        <w:t>WBS</w:t>
+      </w:r>
+      <w:r>
+        <w:rPr>
+          <w:rFonts w:ascii="Mj_Casablanca Light" w:hAnsi="Mj_Casablanca Light"/>
+          <w:rtl w:val="0"/>
+          <w:lang w:val="en-US"/>
+        </w:rPr>
+        <w:t xml:space="preserve"> </w:t>
+      </w:r>
+      <w:r>
+        <w:rPr>
+          <w:rFonts w:ascii="Arial Unicode MS" w:cs="Mj_Casablanca Light" w:hAnsi="Arial Unicode MS" w:eastAsia="Arial Unicode MS" w:hint="cs"/>
+          <w:rtl w:val="1"/>
+        </w:rPr>
+        <w:t xml:space="preserve">براساس شماره آن، یک </w:t>
+      </w:r>
+      <w:r>
+        <w:rPr>
+          <w:rFonts w:ascii="Arial Unicode MS" w:cs="Arial Unicode MS" w:hAnsi="Arial Unicode MS" w:eastAsia="Arial Unicode MS"/>
+          <w:b w:val="0"/>
+          <w:bCs w:val="0"/>
+          <w:i w:val="0"/>
+          <w:iCs w:val="0"/>
+          <w:rtl w:val="0"/>
+          <w:lang w:val="en-US"/>
+        </w:rPr>
+        <w:t>Task</w:t>
+      </w:r>
+      <w:r>
+        <w:rPr>
+          <w:rFonts w:ascii="Mj_Casablanca Light" w:hAnsi="Mj_Casablanca Light"/>
+          <w:rtl w:val="0"/>
+          <w:lang w:val="en-US"/>
+        </w:rPr>
+        <w:t xml:space="preserve"> </w:t>
+      </w:r>
+      <w:r>
+        <w:rPr>
+          <w:rFonts w:ascii="Arial Unicode MS" w:cs="Arial Unicode MS" w:hAnsi="Arial Unicode MS" w:eastAsia="Arial Unicode MS"/>
+          <w:b w:val="0"/>
+          <w:bCs w:val="0"/>
+          <w:i w:val="0"/>
+          <w:iCs w:val="0"/>
+          <w:rtl w:val="0"/>
+          <w:lang w:val="en-US"/>
+        </w:rPr>
+        <w:t>Information</w:t>
+      </w:r>
+      <w:r>
+        <w:rPr>
+          <w:rFonts w:ascii="Arial Unicode MS" w:cs="Mj_Casablanca Light" w:hAnsi="Arial Unicode MS" w:eastAsia="Arial Unicode MS" w:hint="cs"/>
+          <w:rtl w:val="1"/>
+        </w:rPr>
+        <w:t xml:space="preserve"> میسازیم تا هم در داکیومنت ها قرار بدیم، هم مدیریت بهتری داشته باشیم</w:t>
+      </w:r>
+      <w:r>
+        <w:rPr>
+          <w:rFonts w:ascii="Mj_Casablanca Light" w:hAnsi="Mj_Casablanca Light"/>
+          <w:rtl w:val="0"/>
+          <w:lang w:val="en-US"/>
+        </w:rPr>
+        <w:t>.</w:t>
+      </w:r>
+    </w:p>
+    <w:p>
+      <w:pPr>
+        <w:pStyle w:val="Body"/>
+        <w:numPr>
+          <w:ilvl w:val="0"/>
+          <w:numId w:val="2"/>
+        </w:numPr>
+        <w:bidi w:val="1"/>
+        <w:ind w:right="0"/>
+        <w:jc w:val="left"/>
+        <w:rPr>
+          <w:rFonts w:ascii="Arial Unicode MS" w:cs="Mj_Casablanca Light" w:hAnsi="Arial Unicode MS" w:eastAsia="Arial Unicode MS" w:hint="cs"/>
+          <w:rtl w:val="1"/>
+        </w:rPr>
+      </w:pPr>
+      <w:r>
+        <w:rPr>
+          <w:rFonts w:ascii="Arial Unicode MS" w:cs="Mj_Casablanca Light" w:hAnsi="Arial Unicode MS" w:eastAsia="Arial Unicode MS" w:hint="cs"/>
+          <w:u w:color="ee0000"/>
+          <w:rtl w:val="1"/>
+        </w:rPr>
+        <w:t xml:space="preserve">مثال تکمیل شده در صفحه </w:t>
+      </w:r>
+      <w:r>
+        <w:rPr>
+          <w:rFonts w:ascii="Mj_Casablanca Light" w:hAnsi="Mj_Casablanca Light"/>
+          <w:u w:color="ee0000"/>
+          <w:rtl w:val="0"/>
+        </w:rPr>
+        <w:t xml:space="preserve">23 </w:t>
+      </w:r>
+      <w:r>
+        <w:rPr>
+          <w:rFonts w:ascii="Arial Unicode MS" w:cs="Mj_Casablanca Light" w:hAnsi="Arial Unicode MS" w:eastAsia="Arial Unicode MS" w:hint="cs"/>
+          <w:u w:color="ee0000"/>
+          <w:rtl w:val="1"/>
+        </w:rPr>
+        <w:t>فصل ۲ آمده است</w:t>
+      </w:r>
+      <w:r>
+        <w:rPr>
+          <w:rFonts w:ascii="Mj_Casablanca Light" w:hAnsi="Mj_Casablanca Light"/>
+          <w:u w:color="ee0000"/>
+          <w:rtl w:val="1"/>
+        </w:rPr>
+        <w:t>.</w:t>
+      </w:r>
+    </w:p>
+    <w:p>
+      <w:pPr>
+        <w:pStyle w:val="Body"/>
+        <w:numPr>
+          <w:ilvl w:val="0"/>
+          <w:numId w:val="2"/>
+        </w:numPr>
+        <w:bidi w:val="1"/>
+        <w:ind w:right="0"/>
+        <w:jc w:val="left"/>
+        <w:rPr>
+          <w:rFonts w:ascii="Arial Unicode MS" w:cs="Mj_Casablanca Light" w:hAnsi="Arial Unicode MS" w:eastAsia="Arial Unicode MS" w:hint="cs"/>
+          <w:rtl w:val="1"/>
+        </w:rPr>
+      </w:pPr>
+      <w:r>
+        <w:rPr>
+          <w:rFonts w:ascii="Arial Unicode MS" w:cs="Mj_Casablanca Light" w:hAnsi="Arial Unicode MS" w:eastAsia="Arial Unicode MS" w:hint="cs"/>
+          <w:u w:color="ee0000"/>
+          <w:rtl w:val="1"/>
+        </w:rPr>
+        <w:t xml:space="preserve">تخمین زمان ها با فرمول </w:t>
+      </w:r>
+      <w:r>
+        <w:rPr>
+          <w:rFonts w:ascii="Arial Unicode MS" w:cs="Arial Unicode MS" w:hAnsi="Arial Unicode MS" w:eastAsia="Arial Unicode MS"/>
+          <w:b w:val="0"/>
+          <w:bCs w:val="0"/>
+          <w:i w:val="0"/>
+          <w:iCs w:val="0"/>
+          <w:u w:color="ee0000"/>
+          <w:rtl w:val="0"/>
+          <w:lang w:val="en-US"/>
+        </w:rPr>
+        <w:t>PERT</w:t>
+      </w:r>
+      <w:r>
+        <w:rPr>
+          <w:rFonts w:ascii="Mj_Casablanca Light" w:hAnsi="Mj_Casablanca Light"/>
+          <w:u w:color="ee0000"/>
+          <w:rtl w:val="0"/>
+          <w:lang w:val="en-US"/>
+        </w:rPr>
+        <w:t xml:space="preserve"> </w:t>
+      </w:r>
+      <w:r>
+        <w:rPr>
+          <w:rFonts w:ascii="Arial Unicode MS" w:cs="Mj_Casablanca Light" w:hAnsi="Arial Unicode MS" w:eastAsia="Arial Unicode MS" w:hint="cs"/>
+          <w:u w:color="ee0000"/>
+          <w:rtl w:val="1"/>
+        </w:rPr>
+        <w:t>انجام میشود</w:t>
+      </w:r>
+      <w:r>
+        <w:rPr>
+          <w:rFonts w:ascii="Mj_Casablanca Light" w:hAnsi="Mj_Casablanca Light"/>
+          <w:u w:color="ee0000"/>
+          <w:rtl w:val="1"/>
+        </w:rPr>
+        <w:t>.</w:t>
+      </w:r>
+    </w:p>
+    <w:p>
+      <w:pPr>
+        <w:pStyle w:val="Body"/>
+        <w:numPr>
+          <w:ilvl w:val="0"/>
+          <w:numId w:val="2"/>
+        </w:numPr>
+        <w:bidi w:val="1"/>
+        <w:ind w:right="0"/>
+        <w:jc w:val="left"/>
+        <w:rPr>
+          <w:rFonts w:ascii="Arial Unicode MS" w:cs="Mj_Casablanca Light" w:hAnsi="Arial Unicode MS" w:eastAsia="Arial Unicode MS" w:hint="cs"/>
+          <w:rtl w:val="1"/>
+        </w:rPr>
+      </w:pPr>
+      <w:r>
+        <w:rPr>
+          <w:rFonts w:ascii="Arial Unicode MS" w:cs="Mj_Casablanca Light" w:hAnsi="Arial Unicode MS" w:eastAsia="Arial Unicode MS" w:hint="cs"/>
+          <w:u w:color="ee0000"/>
+          <w:rtl w:val="1"/>
+        </w:rPr>
+        <w:t>ترتیب اولویت بندی در زیر آورده شده است</w:t>
+      </w:r>
+      <w:r>
+        <w:rPr>
+          <w:rFonts w:ascii="Mj_Casablanca Light" w:hAnsi="Mj_Casablanca Light"/>
+          <w:u w:color="ee0000"/>
+          <w:rtl w:val="1"/>
+        </w:rPr>
+        <w:t>:</w:t>
+      </w:r>
+    </w:p>
+    <w:p>
+      <w:pPr>
+        <w:pStyle w:val="Body"/>
+        <w:bidi w:val="1"/>
+        <w:ind w:left="0" w:right="0" w:firstLine="0"/>
+        <w:jc w:val="right"/>
+        <w:rPr>
+          <w:rFonts w:ascii="Chalkboard SE Bold" w:cs="Chalkboard SE Bold" w:hAnsi="Chalkboard SE Bold" w:eastAsia="Chalkboard SE Bold"/>
+          <w:u w:color="ee0000"/>
+          <w:rtl w:val="1"/>
+        </w:rPr>
+      </w:pPr>
+      <w:r>
+        <w:rPr>
+          <w:rFonts w:ascii="Chalkboard SE Bold" w:hAnsi="Chalkboard SE Bold"/>
+          <w:u w:color="ee0000"/>
+          <w:rtl w:val="0"/>
+          <w:lang w:val="en-US"/>
+        </w:rPr>
+        <w:t>Priority ratings: 1. High, 2. Medium, 3. Low</w:t>
+      </w:r>
+    </w:p>
+    <w:p>
+      <w:pPr>
+        <w:pStyle w:val="Body"/>
+        <w:bidi w:val="1"/>
+        <w:ind w:left="0" w:right="0" w:firstLine="0"/>
+        <w:jc w:val="right"/>
+        <w:rPr>
+          <w:rFonts w:ascii="Chalkboard SE Bold" w:cs="Chalkboard SE Bold" w:hAnsi="Chalkboard SE Bold" w:eastAsia="Chalkboard SE Bold"/>
+          <w:u w:color="ee0000"/>
+          <w:rtl w:val="1"/>
+        </w:rPr>
+      </w:pPr>
+    </w:p>
+    <w:p>
+      <w:pPr>
+        <w:pStyle w:val="Body"/>
+        <w:bidi w:val="1"/>
+        <w:ind w:left="0" w:right="0" w:firstLine="0"/>
+        <w:jc w:val="right"/>
+        <w:rPr>
+          <w:rtl w:val="1"/>
+        </w:rPr>
+      </w:pPr>
+      <w:r>
+        <w:rPr>
+          <w:rFonts w:ascii="Arial Unicode MS" w:cs="Arial Unicode MS" w:hAnsi="Arial Unicode MS" w:eastAsia="Arial Unicode MS"/>
+          <w:b w:val="0"/>
+          <w:bCs w:val="0"/>
+          <w:i w:val="0"/>
+          <w:iCs w:val="0"/>
+          <w:u w:color="ee0000"/>
+        </w:rPr>
+        <w:br w:type="page"/>
+      </w:r>
+    </w:p>
+    <w:p>
+      <w:pPr>
+        <w:pStyle w:val="Heading"/>
+        <w:pBdr>
+          <w:top w:val="single" w:color="365b9c" w:sz="24" w:space="6" w:shadow="0" w:frame="0"/>
+          <w:left w:val="nil"/>
+          <w:bottom w:val="nil"/>
+          <w:right w:val="nil"/>
+        </w:pBdr>
+        <w:rPr>
+          <w:rFonts w:ascii="Chalkboard SE Bold" w:cs="Chalkboard SE Bold" w:hAnsi="Chalkboard SE Bold" w:eastAsia="Chalkboard SE Bold"/>
+          <w:sz w:val="28"/>
+          <w:szCs w:val="28"/>
+          <w:u w:color="ee0000"/>
+        </w:rPr>
+      </w:pPr>
+      <w:r>
+        <w:rPr>
+          <w:rFonts w:ascii="Chalkboard SE Bold" w:hAnsi="Chalkboard SE Bold"/>
           <w:sz w:val="28"/>
           <w:szCs w:val="28"/>
           <w:u w:color="ee0000"/>
           <w:rtl w:val="0"/>
           <w:lang w:val="en-US"/>
-          <w14:textFill>
-            <w14:solidFill>
-              <w14:srgbClr w14:val="EE0000"/>
-            </w14:solidFill>
-          </w14:textFill>
-        </w:rPr>
-        <w:t>Task Informaion</w:t>
-      </w:r>
-    </w:p>
-    <w:p>
-      <w:pPr>
-        <w:pStyle w:val="List Paragraph"/>
-        <w:numPr>
-          <w:ilvl w:val="0"/>
-          <w:numId w:val="2"/>
-        </w:numPr>
-        <w:bidi w:val="1"/>
-        <w:ind w:right="720"/>
-        <w:jc w:val="left"/>
-        <w:rPr>
-          <w:rFonts w:ascii="Arial Unicode MS" w:cs="Calibri" w:hAnsi="Arial Unicode MS" w:eastAsia="Arial Unicode MS" w:hint="cs"/>
-          <w:outline w:val="0"/>
-          <w:color w:val="ee0000"/>
-          <w:sz w:val="28"/>
-          <w:szCs w:val="28"/>
-          <w:rtl w:val="1"/>
-          <w:lang w:val="ar-SA" w:bidi="ar-SA"/>
-          <w14:textFill>
-            <w14:solidFill>
-              <w14:srgbClr w14:val="EE0000"/>
-            </w14:solidFill>
-          </w14:textFill>
-        </w:rPr>
-      </w:pPr>
-      <w:r>
-        <w:rPr>
-          <w:rFonts w:ascii="Arial Unicode MS" w:cs="Arial" w:hAnsi="Arial Unicode MS" w:eastAsia="Arial Unicode MS" w:hint="cs"/>
-          <w:outline w:val="0"/>
-          <w:color w:val="ee0000"/>
-          <w:sz w:val="28"/>
-          <w:szCs w:val="28"/>
-          <w:u w:color="ee0000"/>
-          <w:rtl w:val="1"/>
-          <w:lang w:val="ar-SA" w:bidi="ar-SA"/>
-          <w14:textFill>
-            <w14:solidFill>
-              <w14:srgbClr w14:val="EE0000"/>
-            </w14:solidFill>
-          </w14:textFill>
-        </w:rPr>
-        <w:t xml:space="preserve">برای هر کدام از تسک هایمان در پروژه اين را تکمیل کنیم و در داکیومنت قرار بدیم </w:t>
-      </w:r>
-    </w:p>
-    <w:p>
-      <w:pPr>
-        <w:pStyle w:val="List Paragraph"/>
-        <w:numPr>
-          <w:ilvl w:val="0"/>
-          <w:numId w:val="2"/>
-        </w:numPr>
-        <w:bidi w:val="1"/>
-        <w:ind w:right="720"/>
-        <w:jc w:val="left"/>
-        <w:rPr>
-          <w:rFonts w:ascii="Arial Unicode MS" w:cs="Calibri" w:hAnsi="Arial Unicode MS" w:eastAsia="Arial Unicode MS" w:hint="cs"/>
-          <w:outline w:val="0"/>
-          <w:color w:val="ee0000"/>
-          <w:sz w:val="28"/>
-          <w:szCs w:val="28"/>
-          <w:rtl w:val="1"/>
-          <w:lang w:val="ar-SA" w:bidi="ar-SA"/>
-          <w14:textFill>
-            <w14:solidFill>
-              <w14:srgbClr w14:val="EE0000"/>
-            </w14:solidFill>
-          </w14:textFill>
-        </w:rPr>
-      </w:pPr>
-      <w:r>
-        <w:rPr>
-          <w:rFonts w:ascii="Arial Unicode MS" w:cs="Arial" w:hAnsi="Arial Unicode MS" w:eastAsia="Arial Unicode MS" w:hint="cs"/>
-          <w:outline w:val="0"/>
-          <w:color w:val="ee0000"/>
-          <w:sz w:val="28"/>
-          <w:szCs w:val="28"/>
-          <w:u w:color="ee0000"/>
-          <w:rtl w:val="1"/>
-          <w:lang w:val="ar-SA" w:bidi="ar-SA"/>
-          <w14:textFill>
-            <w14:solidFill>
-              <w14:srgbClr w14:val="EE0000"/>
-            </w14:solidFill>
-          </w14:textFill>
-        </w:rPr>
-        <w:t xml:space="preserve">مثال تکمیل شده در صفحه </w:t>
-      </w:r>
-      <w:r>
-        <w:rPr>
-          <w:rFonts w:ascii="Arial" w:hAnsi="Arial"/>
-          <w:outline w:val="0"/>
-          <w:color w:val="ee0000"/>
-          <w:sz w:val="28"/>
-          <w:szCs w:val="28"/>
-          <w:u w:color="ee0000"/>
-          <w:rtl w:val="1"/>
-          <w:lang w:val="ar-SA" w:bidi="ar-SA"/>
-          <w14:textFill>
-            <w14:solidFill>
-              <w14:srgbClr w14:val="EE0000"/>
-            </w14:solidFill>
-          </w14:textFill>
-        </w:rPr>
-        <w:t xml:space="preserve">23 </w:t>
-      </w:r>
-      <w:r>
-        <w:rPr>
-          <w:rFonts w:ascii="Arial Unicode MS" w:cs="Arial" w:hAnsi="Arial Unicode MS" w:eastAsia="Arial Unicode MS" w:hint="cs"/>
-          <w:outline w:val="0"/>
-          <w:color w:val="ee0000"/>
-          <w:sz w:val="28"/>
-          <w:szCs w:val="28"/>
-          <w:u w:color="ee0000"/>
-          <w:rtl w:val="1"/>
-          <w:lang w:val="ar-SA" w:bidi="ar-SA"/>
-          <w14:textFill>
-            <w14:solidFill>
-              <w14:srgbClr w14:val="EE0000"/>
-            </w14:solidFill>
-          </w14:textFill>
-        </w:rPr>
-        <w:t>فصل ۲ آمده است</w:t>
-      </w:r>
-    </w:p>
-    <w:p>
-      <w:pPr>
-        <w:pStyle w:val="List Paragraph"/>
-        <w:numPr>
-          <w:ilvl w:val="0"/>
-          <w:numId w:val="2"/>
-        </w:numPr>
-        <w:bidi w:val="1"/>
-        <w:ind w:right="720"/>
-        <w:jc w:val="right"/>
-        <w:rPr>
-          <w:outline w:val="0"/>
-          <w:color w:val="ee0000"/>
-          <w:sz w:val="28"/>
-          <w:szCs w:val="28"/>
-          <w:rtl w:val="1"/>
-          <w:lang w:val="en-US"/>
-          <w14:textFill>
-            <w14:solidFill>
-              <w14:srgbClr w14:val="EE0000"/>
-            </w14:solidFill>
-          </w14:textFill>
-        </w:rPr>
-      </w:pPr>
-      <w:r>
-        <w:rPr>
-          <w:rFonts w:ascii="Calibri" w:hAnsi="Calibri"/>
-          <w:outline w:val="0"/>
-          <w:color w:val="ee0000"/>
-          <w:sz w:val="28"/>
-          <w:szCs w:val="28"/>
-          <w:u w:color="ee0000"/>
-          <w:rtl w:val="0"/>
-          <w:lang w:val="en-US"/>
-          <w14:textFill>
-            <w14:solidFill>
-              <w14:srgbClr w14:val="EE0000"/>
-            </w14:solidFill>
-          </w14:textFill>
-        </w:rPr>
-        <w:t>*Priority ratings: 1. High, 2. Medium, 3. Low</w:t>
-      </w:r>
-    </w:p>
-    <w:p>
-      <w:pPr>
-        <w:pStyle w:val="Body"/>
-        <w:pBdr>
-          <w:top w:val="single" w:color="000000" w:sz="8" w:space="6" w:shadow="0" w:frame="0"/>
-          <w:left w:val="nil"/>
-          <w:bottom w:val="nil"/>
-          <w:right w:val="nil"/>
-        </w:pBdr>
-        <w:bidi w:val="0"/>
-        <w:ind w:left="0" w:right="0" w:firstLine="0"/>
-        <w:jc w:val="left"/>
-        <w:rPr>
-          <w:outline w:val="0"/>
-          <w:color w:val="ee0000"/>
-          <w:sz w:val="28"/>
-          <w:szCs w:val="28"/>
-          <w:u w:color="ee0000"/>
-          <w:rtl w:val="0"/>
-          <w14:textFill>
-            <w14:solidFill>
-              <w14:srgbClr w14:val="EE0000"/>
-            </w14:solidFill>
-          </w14:textFill>
-        </w:rPr>
-      </w:pPr>
-      <w:r>
-        <w:rPr>
-          <w:outline w:val="0"/>
-          <w:color w:val="ee0000"/>
-          <w:sz w:val="28"/>
-          <w:szCs w:val="28"/>
-          <w:u w:color="ee0000"/>
-          <w:rtl w:val="0"/>
-          <w:lang w:val="en-US"/>
-          <w14:textFill>
-            <w14:solidFill>
-              <w14:srgbClr w14:val="EE0000"/>
-            </w14:solidFill>
-          </w14:textFill>
         </w:rPr>
         <w:t>PERT formula:</w:t>
       </w:r>
@@ -1039,14 +1280,15 @@
         <w:ind w:left="0" w:right="0" w:firstLine="0"/>
         <w:jc w:val="left"/>
         <w:rPr>
+          <w:rFonts w:ascii="Chalkboard SE Regular" w:cs="Chalkboard SE Regular" w:hAnsi="Chalkboard SE Regular" w:eastAsia="Chalkboard SE Regular"/>
           <w:outline w:val="0"/>
-          <w:color w:val="ee0000"/>
+          <w:color w:val="4472c4"/>
           <w:sz w:val="28"/>
           <w:u w:color="ee0000"/>
           <w:rtl w:val="0"/>
           <w14:textFill>
             <w14:solidFill>
-              <w14:srgbClr w14:val="EE0000"/>
+              <w14:srgbClr w14:val="4472C4"/>
             </w14:solidFill>
           </w14:textFill>
         </w:rPr>
@@ -1061,8 +1303,8 @@
               <w:rFonts w:ascii="Cambria Math" w:hAnsi="Cambria Math"/>
               <w:i/>
               <w:color w:val="ee0000"/>
-              <w:sz w:val="22"/>
-              <w:szCs w:val="22"/>
+              <w:sz w:val="23"/>
+              <w:szCs w:val="23"/>
             </w:rPr>
             <m:t>w</m:t>
           </m:r>
@@ -1071,8 +1313,8 @@
               <w:rFonts w:ascii="Cambria Math" w:hAnsi="Cambria Math"/>
               <w:i/>
               <w:color w:val="ee0000"/>
-              <w:sz w:val="22"/>
-              <w:szCs w:val="22"/>
+              <w:sz w:val="23"/>
+              <w:szCs w:val="23"/>
             </w:rPr>
             <m:t>e</m:t>
           </m:r>
@@ -1081,8 +1323,8 @@
               <w:rFonts w:ascii="Cambria Math" w:hAnsi="Cambria Math"/>
               <w:i/>
               <w:color w:val="ee0000"/>
-              <w:sz w:val="22"/>
-              <w:szCs w:val="22"/>
+              <w:sz w:val="23"/>
+              <w:szCs w:val="23"/>
             </w:rPr>
             <m:t>i</m:t>
           </m:r>
@@ -1091,8 +1333,8 @@
               <w:rFonts w:ascii="Cambria Math" w:hAnsi="Cambria Math"/>
               <w:i/>
               <w:color w:val="ee0000"/>
-              <w:sz w:val="22"/>
-              <w:szCs w:val="22"/>
+              <w:sz w:val="23"/>
+              <w:szCs w:val="23"/>
             </w:rPr>
             <m:t>g</m:t>
           </m:r>
@@ -1101,8 +1343,8 @@
               <w:rFonts w:ascii="Cambria Math" w:hAnsi="Cambria Math"/>
               <w:i/>
               <w:color w:val="ee0000"/>
-              <w:sz w:val="22"/>
-              <w:szCs w:val="22"/>
+              <w:sz w:val="23"/>
+              <w:szCs w:val="23"/>
             </w:rPr>
             <m:t>h</m:t>
           </m:r>
@@ -1111,8 +1353,8 @@
               <w:rFonts w:ascii="Cambria Math" w:hAnsi="Cambria Math"/>
               <w:i/>
               <w:color w:val="ee0000"/>
-              <w:sz w:val="22"/>
-              <w:szCs w:val="22"/>
+              <w:sz w:val="23"/>
+              <w:szCs w:val="23"/>
             </w:rPr>
             <m:t>t</m:t>
           </m:r>
@@ -1121,8 +1363,8 @@
               <w:rFonts w:ascii="Cambria Math" w:hAnsi="Cambria Math"/>
               <w:i/>
               <w:color w:val="ee0000"/>
-              <w:sz w:val="22"/>
-              <w:szCs w:val="22"/>
+              <w:sz w:val="23"/>
+              <w:szCs w:val="23"/>
             </w:rPr>
             <m:t>e</m:t>
           </m:r>
@@ -1131,8 +1373,8 @@
               <w:rFonts w:ascii="Cambria Math" w:hAnsi="Cambria Math"/>
               <w:i/>
               <w:color w:val="ee0000"/>
-              <w:sz w:val="22"/>
-              <w:szCs w:val="22"/>
+              <w:sz w:val="23"/>
+              <w:szCs w:val="23"/>
             </w:rPr>
             <m:t>d</m:t>
           </m:r>
@@ -1141,8 +1383,8 @@
               <w:rFonts w:ascii="Cambria Math" w:hAnsi="Cambria Math"/>
               <w:i/>
               <w:color w:val="ee0000"/>
-              <w:sz w:val="22"/>
-              <w:szCs w:val="22"/>
+              <w:sz w:val="23"/>
+              <w:szCs w:val="23"/>
             </w:rPr>
             <m:t/>
           </m:r>
@@ -1151,8 +1393,8 @@
               <w:rFonts w:ascii="Cambria Math" w:hAnsi="Cambria Math"/>
               <w:i/>
               <w:color w:val="ee0000"/>
-              <w:sz w:val="22"/>
-              <w:szCs w:val="22"/>
+              <w:sz w:val="23"/>
+              <w:szCs w:val="23"/>
             </w:rPr>
             <m:t>a</m:t>
           </m:r>
@@ -1161,8 +1403,8 @@
               <w:rFonts w:ascii="Cambria Math" w:hAnsi="Cambria Math"/>
               <w:i/>
               <w:color w:val="ee0000"/>
-              <w:sz w:val="22"/>
-              <w:szCs w:val="22"/>
+              <w:sz w:val="23"/>
+              <w:szCs w:val="23"/>
             </w:rPr>
             <m:t>v</m:t>
           </m:r>
@@ -1171,8 +1413,8 @@
               <w:rFonts w:ascii="Cambria Math" w:hAnsi="Cambria Math"/>
               <w:i/>
               <w:color w:val="ee0000"/>
-              <w:sz w:val="22"/>
-              <w:szCs w:val="22"/>
+              <w:sz w:val="23"/>
+              <w:szCs w:val="23"/>
             </w:rPr>
             <m:t>e</m:t>
           </m:r>
@@ -1181,8 +1423,8 @@
               <w:rFonts w:ascii="Cambria Math" w:hAnsi="Cambria Math"/>
               <w:i/>
               <w:color w:val="ee0000"/>
-              <w:sz w:val="22"/>
-              <w:szCs w:val="22"/>
+              <w:sz w:val="23"/>
+              <w:szCs w:val="23"/>
             </w:rPr>
             <m:t>r</m:t>
           </m:r>
@@ -1191,8 +1433,8 @@
               <w:rFonts w:ascii="Cambria Math" w:hAnsi="Cambria Math"/>
               <w:i/>
               <w:color w:val="ee0000"/>
-              <w:sz w:val="22"/>
-              <w:szCs w:val="22"/>
+              <w:sz w:val="23"/>
+              <w:szCs w:val="23"/>
             </w:rPr>
             <m:t>a</m:t>
           </m:r>
@@ -1201,8 +1443,8 @@
               <w:rFonts w:ascii="Cambria Math" w:hAnsi="Cambria Math"/>
               <w:i/>
               <w:color w:val="ee0000"/>
-              <w:sz w:val="22"/>
-              <w:szCs w:val="22"/>
+              <w:sz w:val="23"/>
+              <w:szCs w:val="23"/>
             </w:rPr>
             <m:t>g</m:t>
           </m:r>
@@ -1211,8 +1453,8 @@
               <w:rFonts w:ascii="Cambria Math" w:hAnsi="Cambria Math"/>
               <w:i/>
               <w:color w:val="ee0000"/>
-              <w:sz w:val="22"/>
-              <w:szCs w:val="22"/>
+              <w:sz w:val="23"/>
+              <w:szCs w:val="23"/>
             </w:rPr>
             <m:t>e</m:t>
           </m:r>
@@ -1221,8 +1463,8 @@
               <w:rFonts w:ascii="Cambria Math" w:hAnsi="Cambria Math"/>
               <w:i/>
               <w:color w:val="ee0000"/>
-              <w:sz w:val="22"/>
-              <w:szCs w:val="22"/>
+              <w:sz w:val="23"/>
+              <w:szCs w:val="23"/>
             </w:rPr>
             <m:t>=</m:t>
           </m:r>
@@ -1231,8 +1473,8 @@
               <w:rFonts w:ascii="Cambria Math" w:hAnsi="Cambria Math"/>
               <w:i/>
               <w:color w:val="ee0000"/>
-              <w:sz w:val="22"/>
-              <w:szCs w:val="22"/>
+              <w:sz w:val="23"/>
+              <w:szCs w:val="23"/>
             </w:rPr>
             <m:t/>
           </m:r>
@@ -1243,8 +1485,8 @@
                   <w:rFonts w:ascii="Cambria Math" w:hAnsi="Cambria Math"/>
                   <w:i/>
                   <w:color w:val="ee0000"/>
-                  <w:sz w:val="22"/>
-                  <w:szCs w:val="22"/>
+                  <w:sz w:val="23"/>
+                  <w:szCs w:val="23"/>
                 </w:rPr>
               </m:ctrlPr>
               <m:type m:val="bar"/>
@@ -1257,8 +1499,8 @@
                       <w:rFonts w:ascii="Cambria Math" w:hAnsi="Cambria Math"/>
                       <w:i/>
                       <w:color w:val="ee0000"/>
-                      <w:sz w:val="22"/>
-                      <w:szCs w:val="22"/>
+                      <w:sz w:val="23"/>
+                      <w:szCs w:val="23"/>
                     </w:rPr>
                   </m:ctrlPr>
                 </m:dPr>
@@ -1268,8 +1510,8 @@
                       <w:rFonts w:ascii="Cambria Math" w:hAnsi="Cambria Math"/>
                       <w:i/>
                       <w:color w:val="ee0000"/>
-                      <w:sz w:val="22"/>
-                      <w:szCs w:val="22"/>
+                      <w:sz w:val="23"/>
+                      <w:szCs w:val="23"/>
                     </w:rPr>
                     <m:t>o</m:t>
                   </m:r>
@@ -1278,8 +1520,8 @@
                       <w:rFonts w:ascii="Cambria Math" w:hAnsi="Cambria Math"/>
                       <w:i/>
                       <w:color w:val="ee0000"/>
-                      <w:sz w:val="22"/>
-                      <w:szCs w:val="22"/>
+                      <w:sz w:val="23"/>
+                      <w:szCs w:val="23"/>
                     </w:rPr>
                     <m:t>p</m:t>
                   </m:r>
@@ -1288,8 +1530,8 @@
                       <w:rFonts w:ascii="Cambria Math" w:hAnsi="Cambria Math"/>
                       <w:i/>
                       <w:color w:val="ee0000"/>
-                      <w:sz w:val="22"/>
-                      <w:szCs w:val="22"/>
+                      <w:sz w:val="23"/>
+                      <w:szCs w:val="23"/>
                     </w:rPr>
                     <m:t>t</m:t>
                   </m:r>
@@ -1298,8 +1540,8 @@
                       <w:rFonts w:ascii="Cambria Math" w:hAnsi="Cambria Math"/>
                       <w:i/>
                       <w:color w:val="ee0000"/>
-                      <w:sz w:val="22"/>
-                      <w:szCs w:val="22"/>
+                      <w:sz w:val="23"/>
+                      <w:szCs w:val="23"/>
                     </w:rPr>
                     <m:t>i</m:t>
                   </m:r>
@@ -1308,8 +1550,8 @@
                       <w:rFonts w:ascii="Cambria Math" w:hAnsi="Cambria Math"/>
                       <w:i/>
                       <w:color w:val="ee0000"/>
-                      <w:sz w:val="22"/>
-                      <w:szCs w:val="22"/>
+                      <w:sz w:val="23"/>
+                      <w:szCs w:val="23"/>
                     </w:rPr>
                     <m:t>m</m:t>
                   </m:r>
@@ -1318,8 +1560,8 @@
                       <w:rFonts w:ascii="Cambria Math" w:hAnsi="Cambria Math"/>
                       <w:i/>
                       <w:color w:val="ee0000"/>
-                      <w:sz w:val="22"/>
-                      <w:szCs w:val="22"/>
+                      <w:sz w:val="23"/>
+                      <w:szCs w:val="23"/>
                     </w:rPr>
                     <m:t>i</m:t>
                   </m:r>
@@ -1328,8 +1570,8 @@
                       <w:rFonts w:ascii="Cambria Math" w:hAnsi="Cambria Math"/>
                       <w:i/>
                       <w:color w:val="ee0000"/>
-                      <w:sz w:val="22"/>
-                      <w:szCs w:val="22"/>
+                      <w:sz w:val="23"/>
+                      <w:szCs w:val="23"/>
                     </w:rPr>
                     <m:t>s</m:t>
                   </m:r>
@@ -1338,8 +1580,8 @@
                       <w:rFonts w:ascii="Cambria Math" w:hAnsi="Cambria Math"/>
                       <w:i/>
                       <w:color w:val="ee0000"/>
-                      <w:sz w:val="22"/>
-                      <w:szCs w:val="22"/>
+                      <w:sz w:val="23"/>
+                      <w:szCs w:val="23"/>
                     </w:rPr>
                     <m:t>t</m:t>
                   </m:r>
@@ -1348,8 +1590,8 @@
                       <w:rFonts w:ascii="Cambria Math" w:hAnsi="Cambria Math"/>
                       <w:i/>
                       <w:color w:val="ee0000"/>
-                      <w:sz w:val="22"/>
-                      <w:szCs w:val="22"/>
+                      <w:sz w:val="23"/>
+                      <w:szCs w:val="23"/>
                     </w:rPr>
                     <m:t>i</m:t>
                   </m:r>
@@ -1358,8 +1600,8 @@
                       <w:rFonts w:ascii="Cambria Math" w:hAnsi="Cambria Math"/>
                       <w:i/>
                       <w:color w:val="ee0000"/>
-                      <w:sz w:val="22"/>
-                      <w:szCs w:val="22"/>
+                      <w:sz w:val="23"/>
+                      <w:szCs w:val="23"/>
                     </w:rPr>
                     <m:t>c</m:t>
                   </m:r>
@@ -1368,8 +1610,8 @@
                       <w:rFonts w:ascii="Cambria Math" w:hAnsi="Cambria Math"/>
                       <w:i/>
                       <w:color w:val="ee0000"/>
-                      <w:sz w:val="22"/>
-                      <w:szCs w:val="22"/>
+                      <w:sz w:val="23"/>
+                      <w:szCs w:val="23"/>
                     </w:rPr>
                     <m:t/>
                   </m:r>
@@ -1378,8 +1620,8 @@
                       <w:rFonts w:ascii="Cambria Math" w:hAnsi="Cambria Math"/>
                       <w:i/>
                       <w:color w:val="ee0000"/>
-                      <w:sz w:val="22"/>
-                      <w:szCs w:val="22"/>
+                      <w:sz w:val="23"/>
+                      <w:szCs w:val="23"/>
                     </w:rPr>
                     <m:t>e</m:t>
                   </m:r>
@@ -1388,8 +1630,8 @@
                       <w:rFonts w:ascii="Cambria Math" w:hAnsi="Cambria Math"/>
                       <w:i/>
                       <w:color w:val="ee0000"/>
-                      <w:sz w:val="22"/>
-                      <w:szCs w:val="22"/>
+                      <w:sz w:val="23"/>
+                      <w:szCs w:val="23"/>
                     </w:rPr>
                     <m:t>s</m:t>
                   </m:r>
@@ -1398,8 +1640,8 @@
                       <w:rFonts w:ascii="Cambria Math" w:hAnsi="Cambria Math"/>
                       <w:i/>
                       <w:color w:val="ee0000"/>
-                      <w:sz w:val="22"/>
-                      <w:szCs w:val="22"/>
+                      <w:sz w:val="23"/>
+                      <w:szCs w:val="23"/>
                     </w:rPr>
                     <m:t>t</m:t>
                   </m:r>
@@ -1408,8 +1650,8 @@
                       <w:rFonts w:ascii="Cambria Math" w:hAnsi="Cambria Math"/>
                       <w:i/>
                       <w:color w:val="ee0000"/>
-                      <w:sz w:val="22"/>
-                      <w:szCs w:val="22"/>
+                      <w:sz w:val="23"/>
+                      <w:szCs w:val="23"/>
                     </w:rPr>
                     <m:t>i</m:t>
                   </m:r>
@@ -1418,8 +1660,8 @@
                       <w:rFonts w:ascii="Cambria Math" w:hAnsi="Cambria Math"/>
                       <w:i/>
                       <w:color w:val="ee0000"/>
-                      <w:sz w:val="22"/>
-                      <w:szCs w:val="22"/>
+                      <w:sz w:val="23"/>
+                      <w:szCs w:val="23"/>
                     </w:rPr>
                     <m:t>m</m:t>
                   </m:r>
@@ -1428,8 +1670,8 @@
                       <w:rFonts w:ascii="Cambria Math" w:hAnsi="Cambria Math"/>
                       <w:i/>
                       <w:color w:val="ee0000"/>
-                      <w:sz w:val="22"/>
-                      <w:szCs w:val="22"/>
+                      <w:sz w:val="23"/>
+                      <w:szCs w:val="23"/>
                     </w:rPr>
                     <m:t>a</m:t>
                   </m:r>
@@ -1438,8 +1680,8 @@
                       <w:rFonts w:ascii="Cambria Math" w:hAnsi="Cambria Math"/>
                       <w:i/>
                       <w:color w:val="ee0000"/>
-                      <w:sz w:val="22"/>
-                      <w:szCs w:val="22"/>
+                      <w:sz w:val="23"/>
+                      <w:szCs w:val="23"/>
                     </w:rPr>
                     <m:t>t</m:t>
                   </m:r>
@@ -1448,8 +1690,8 @@
                       <w:rFonts w:ascii="Cambria Math" w:hAnsi="Cambria Math"/>
                       <w:i/>
                       <w:color w:val="ee0000"/>
-                      <w:sz w:val="22"/>
-                      <w:szCs w:val="22"/>
+                      <w:sz w:val="23"/>
+                      <w:szCs w:val="23"/>
                     </w:rPr>
                     <m:t>e</m:t>
                   </m:r>
@@ -1458,8 +1700,8 @@
                       <w:rFonts w:ascii="Cambria Math" w:hAnsi="Cambria Math"/>
                       <w:i/>
                       <w:color w:val="ee0000"/>
-                      <w:sz w:val="22"/>
-                      <w:szCs w:val="22"/>
+                      <w:sz w:val="23"/>
+                      <w:szCs w:val="23"/>
                     </w:rPr>
                     <m:t>+</m:t>
                   </m:r>
@@ -1470,8 +1712,8 @@
                           <w:rFonts w:ascii="Cambria Math" w:hAnsi="Cambria Math"/>
                           <w:i/>
                           <w:color w:val="ee0000"/>
-                          <w:sz w:val="22"/>
-                          <w:szCs w:val="22"/>
+                          <w:sz w:val="23"/>
+                          <w:szCs w:val="23"/>
                         </w:rPr>
                       </m:ctrlPr>
                     </m:dPr>
@@ -1481,8 +1723,8 @@
                           <w:rFonts w:ascii="Cambria Math" w:hAnsi="Cambria Math"/>
                           <w:i/>
                           <w:color w:val="ee0000"/>
-                          <w:sz w:val="22"/>
-                          <w:szCs w:val="22"/>
+                          <w:sz w:val="23"/>
+                          <w:szCs w:val="23"/>
                         </w:rPr>
                         <m:t>4</m:t>
                       </m:r>
@@ -1491,8 +1733,8 @@
                           <w:rFonts w:ascii="Cambria Math" w:hAnsi="Cambria Math"/>
                           <w:i/>
                           <w:color w:val="ee0000"/>
-                          <w:sz w:val="22"/>
-                          <w:szCs w:val="22"/>
+                          <w:sz w:val="23"/>
+                          <w:szCs w:val="23"/>
                         </w:rPr>
                         <m:t>*</m:t>
                       </m:r>
@@ -1501,8 +1743,8 @@
                           <w:rFonts w:ascii="Cambria Math" w:hAnsi="Cambria Math"/>
                           <w:i/>
                           <w:color w:val="ee0000"/>
-                          <w:sz w:val="22"/>
-                          <w:szCs w:val="22"/>
+                          <w:sz w:val="23"/>
+                          <w:szCs w:val="23"/>
                         </w:rPr>
                         <m:t>m</m:t>
                       </m:r>
@@ -1511,8 +1753,8 @@
                           <w:rFonts w:ascii="Cambria Math" w:hAnsi="Cambria Math"/>
                           <w:i/>
                           <w:color w:val="ee0000"/>
-                          <w:sz w:val="22"/>
-                          <w:szCs w:val="22"/>
+                          <w:sz w:val="23"/>
+                          <w:szCs w:val="23"/>
                         </w:rPr>
                         <m:t>o</m:t>
                       </m:r>
@@ -1521,8 +1763,8 @@
                           <w:rFonts w:ascii="Cambria Math" w:hAnsi="Cambria Math"/>
                           <w:i/>
                           <w:color w:val="ee0000"/>
-                          <w:sz w:val="22"/>
-                          <w:szCs w:val="22"/>
+                          <w:sz w:val="23"/>
+                          <w:szCs w:val="23"/>
                         </w:rPr>
                         <m:t>s</m:t>
                       </m:r>
@@ -1531,8 +1773,8 @@
                           <w:rFonts w:ascii="Cambria Math" w:hAnsi="Cambria Math"/>
                           <w:i/>
                           <w:color w:val="ee0000"/>
-                          <w:sz w:val="22"/>
-                          <w:szCs w:val="22"/>
+                          <w:sz w:val="23"/>
+                          <w:szCs w:val="23"/>
                         </w:rPr>
                         <m:t>t</m:t>
                       </m:r>
@@ -1541,8 +1783,8 @@
                           <w:rFonts w:ascii="Cambria Math" w:hAnsi="Cambria Math"/>
                           <w:i/>
                           <w:color w:val="ee0000"/>
-                          <w:sz w:val="22"/>
-                          <w:szCs w:val="22"/>
+                          <w:sz w:val="23"/>
+                          <w:szCs w:val="23"/>
                         </w:rPr>
                         <m:t/>
                       </m:r>
@@ -1551,8 +1793,8 @@
                           <w:rFonts w:ascii="Cambria Math" w:hAnsi="Cambria Math"/>
                           <w:i/>
                           <w:color w:val="ee0000"/>
-                          <w:sz w:val="22"/>
-                          <w:szCs w:val="22"/>
+                          <w:sz w:val="23"/>
+                          <w:szCs w:val="23"/>
                         </w:rPr>
                         <m:t>l</m:t>
                       </m:r>
@@ -1561,8 +1803,8 @@
                           <w:rFonts w:ascii="Cambria Math" w:hAnsi="Cambria Math"/>
                           <w:i/>
                           <w:color w:val="ee0000"/>
-                          <w:sz w:val="22"/>
-                          <w:szCs w:val="22"/>
+                          <w:sz w:val="23"/>
+                          <w:szCs w:val="23"/>
                         </w:rPr>
                         <m:t>i</m:t>
                       </m:r>
@@ -1571,8 +1813,8 @@
                           <w:rFonts w:ascii="Cambria Math" w:hAnsi="Cambria Math"/>
                           <w:i/>
                           <w:color w:val="ee0000"/>
-                          <w:sz w:val="22"/>
-                          <w:szCs w:val="22"/>
+                          <w:sz w:val="23"/>
+                          <w:szCs w:val="23"/>
                         </w:rPr>
                         <m:t>k</m:t>
                       </m:r>
@@ -1581,8 +1823,8 @@
                           <w:rFonts w:ascii="Cambria Math" w:hAnsi="Cambria Math"/>
                           <w:i/>
                           <w:color w:val="ee0000"/>
-                          <w:sz w:val="22"/>
-                          <w:szCs w:val="22"/>
+                          <w:sz w:val="23"/>
+                          <w:szCs w:val="23"/>
                         </w:rPr>
                         <m:t>e</m:t>
                       </m:r>
@@ -1591,8 +1833,8 @@
                           <w:rFonts w:ascii="Cambria Math" w:hAnsi="Cambria Math"/>
                           <w:i/>
                           <w:color w:val="ee0000"/>
-                          <w:sz w:val="22"/>
-                          <w:szCs w:val="22"/>
+                          <w:sz w:val="23"/>
+                          <w:szCs w:val="23"/>
                         </w:rPr>
                         <m:t>l</m:t>
                       </m:r>
@@ -1601,8 +1843,8 @@
                           <w:rFonts w:ascii="Cambria Math" w:hAnsi="Cambria Math"/>
                           <w:i/>
                           <w:color w:val="ee0000"/>
-                          <w:sz w:val="22"/>
-                          <w:szCs w:val="22"/>
+                          <w:sz w:val="23"/>
+                          <w:szCs w:val="23"/>
                         </w:rPr>
                         <m:t>y</m:t>
                       </m:r>
@@ -1611,8 +1853,8 @@
                           <w:rFonts w:ascii="Cambria Math" w:hAnsi="Cambria Math"/>
                           <w:i/>
                           <w:color w:val="ee0000"/>
-                          <w:sz w:val="22"/>
-                          <w:szCs w:val="22"/>
+                          <w:sz w:val="23"/>
+                          <w:szCs w:val="23"/>
                         </w:rPr>
                         <m:t/>
                       </m:r>
@@ -1621,8 +1863,8 @@
                           <w:rFonts w:ascii="Cambria Math" w:hAnsi="Cambria Math"/>
                           <w:i/>
                           <w:color w:val="ee0000"/>
-                          <w:sz w:val="22"/>
-                          <w:szCs w:val="22"/>
+                          <w:sz w:val="23"/>
+                          <w:szCs w:val="23"/>
                         </w:rPr>
                         <m:t>e</m:t>
                       </m:r>
@@ -1631,8 +1873,8 @@
                           <w:rFonts w:ascii="Cambria Math" w:hAnsi="Cambria Math"/>
                           <w:i/>
                           <w:color w:val="ee0000"/>
-                          <w:sz w:val="22"/>
-                          <w:szCs w:val="22"/>
+                          <w:sz w:val="23"/>
+                          <w:szCs w:val="23"/>
                         </w:rPr>
                         <m:t>s</m:t>
                       </m:r>
@@ -1641,8 +1883,8 @@
                           <w:rFonts w:ascii="Cambria Math" w:hAnsi="Cambria Math"/>
                           <w:i/>
                           <w:color w:val="ee0000"/>
-                          <w:sz w:val="22"/>
-                          <w:szCs w:val="22"/>
+                          <w:sz w:val="23"/>
+                          <w:szCs w:val="23"/>
                         </w:rPr>
                         <m:t>t</m:t>
                       </m:r>
@@ -1651,8 +1893,8 @@
                           <w:rFonts w:ascii="Cambria Math" w:hAnsi="Cambria Math"/>
                           <w:i/>
                           <w:color w:val="ee0000"/>
-                          <w:sz w:val="22"/>
-                          <w:szCs w:val="22"/>
+                          <w:sz w:val="23"/>
+                          <w:szCs w:val="23"/>
                         </w:rPr>
                         <m:t>i</m:t>
                       </m:r>
@@ -1661,8 +1903,8 @@
                           <w:rFonts w:ascii="Cambria Math" w:hAnsi="Cambria Math"/>
                           <w:i/>
                           <w:color w:val="ee0000"/>
-                          <w:sz w:val="22"/>
-                          <w:szCs w:val="22"/>
+                          <w:sz w:val="23"/>
+                          <w:szCs w:val="23"/>
                         </w:rPr>
                         <m:t>m</m:t>
                       </m:r>
@@ -1671,8 +1913,8 @@
                           <w:rFonts w:ascii="Cambria Math" w:hAnsi="Cambria Math"/>
                           <w:i/>
                           <w:color w:val="ee0000"/>
-                          <w:sz w:val="22"/>
-                          <w:szCs w:val="22"/>
+                          <w:sz w:val="23"/>
+                          <w:szCs w:val="23"/>
                         </w:rPr>
                         <m:t>a</m:t>
                       </m:r>
@@ -1681,8 +1923,8 @@
                           <w:rFonts w:ascii="Cambria Math" w:hAnsi="Cambria Math"/>
                           <w:i/>
                           <w:color w:val="ee0000"/>
-                          <w:sz w:val="22"/>
-                          <w:szCs w:val="22"/>
+                          <w:sz w:val="23"/>
+                          <w:szCs w:val="23"/>
                         </w:rPr>
                         <m:t>t</m:t>
                       </m:r>
@@ -1691,8 +1933,8 @@
                           <w:rFonts w:ascii="Cambria Math" w:hAnsi="Cambria Math"/>
                           <w:i/>
                           <w:color w:val="ee0000"/>
-                          <w:sz w:val="22"/>
-                          <w:szCs w:val="22"/>
+                          <w:sz w:val="23"/>
+                          <w:szCs w:val="23"/>
                         </w:rPr>
                         <m:t>e</m:t>
                       </m:r>
@@ -1703,8 +1945,8 @@
                       <w:rFonts w:ascii="Cambria Math" w:hAnsi="Cambria Math"/>
                       <w:i/>
                       <w:color w:val="ee0000"/>
-                      <w:sz w:val="22"/>
-                      <w:szCs w:val="22"/>
+                      <w:sz w:val="23"/>
+                      <w:szCs w:val="23"/>
                     </w:rPr>
                     <m:t>+</m:t>
                   </m:r>
@@ -1713,8 +1955,8 @@
                       <w:rFonts w:ascii="Cambria Math" w:hAnsi="Cambria Math"/>
                       <w:i/>
                       <w:color w:val="ee0000"/>
-                      <w:sz w:val="22"/>
-                      <w:szCs w:val="22"/>
+                      <w:sz w:val="23"/>
+                      <w:szCs w:val="23"/>
                     </w:rPr>
                     <m:t>p</m:t>
                   </m:r>
@@ -1723,8 +1965,8 @@
                       <w:rFonts w:ascii="Cambria Math" w:hAnsi="Cambria Math"/>
                       <w:i/>
                       <w:color w:val="ee0000"/>
-                      <w:sz w:val="22"/>
-                      <w:szCs w:val="22"/>
+                      <w:sz w:val="23"/>
+                      <w:szCs w:val="23"/>
                     </w:rPr>
                     <m:t>e</m:t>
                   </m:r>
@@ -1733,8 +1975,8 @@
                       <w:rFonts w:ascii="Cambria Math" w:hAnsi="Cambria Math"/>
                       <w:i/>
                       <w:color w:val="ee0000"/>
-                      <w:sz w:val="22"/>
-                      <w:szCs w:val="22"/>
+                      <w:sz w:val="23"/>
+                      <w:szCs w:val="23"/>
                     </w:rPr>
                     <m:t>s</m:t>
                   </m:r>
@@ -1743,8 +1985,8 @@
                       <w:rFonts w:ascii="Cambria Math" w:hAnsi="Cambria Math"/>
                       <w:i/>
                       <w:color w:val="ee0000"/>
-                      <w:sz w:val="22"/>
-                      <w:szCs w:val="22"/>
+                      <w:sz w:val="23"/>
+                      <w:szCs w:val="23"/>
                     </w:rPr>
                     <m:t>s</m:t>
                   </m:r>
@@ -1753,8 +1995,8 @@
                       <w:rFonts w:ascii="Cambria Math" w:hAnsi="Cambria Math"/>
                       <w:i/>
                       <w:color w:val="ee0000"/>
-                      <w:sz w:val="22"/>
-                      <w:szCs w:val="22"/>
+                      <w:sz w:val="23"/>
+                      <w:szCs w:val="23"/>
                     </w:rPr>
                     <m:t>i</m:t>
                   </m:r>
@@ -1763,8 +2005,8 @@
                       <w:rFonts w:ascii="Cambria Math" w:hAnsi="Cambria Math"/>
                       <w:i/>
                       <w:color w:val="ee0000"/>
-                      <w:sz w:val="22"/>
-                      <w:szCs w:val="22"/>
+                      <w:sz w:val="23"/>
+                      <w:szCs w:val="23"/>
                     </w:rPr>
                     <m:t>m</m:t>
                   </m:r>
@@ -1773,8 +2015,8 @@
                       <w:rFonts w:ascii="Cambria Math" w:hAnsi="Cambria Math"/>
                       <w:i/>
                       <w:color w:val="ee0000"/>
-                      <w:sz w:val="22"/>
-                      <w:szCs w:val="22"/>
+                      <w:sz w:val="23"/>
+                      <w:szCs w:val="23"/>
                     </w:rPr>
                     <m:t>i</m:t>
                   </m:r>
@@ -1783,8 +2025,8 @@
                       <w:rFonts w:ascii="Cambria Math" w:hAnsi="Cambria Math"/>
                       <w:i/>
                       <w:color w:val="ee0000"/>
-                      <w:sz w:val="22"/>
-                      <w:szCs w:val="22"/>
+                      <w:sz w:val="23"/>
+                      <w:szCs w:val="23"/>
                     </w:rPr>
                     <m:t>s</m:t>
                   </m:r>
@@ -1793,8 +2035,8 @@
                       <w:rFonts w:ascii="Cambria Math" w:hAnsi="Cambria Math"/>
                       <w:i/>
                       <w:color w:val="ee0000"/>
-                      <w:sz w:val="22"/>
-                      <w:szCs w:val="22"/>
+                      <w:sz w:val="23"/>
+                      <w:szCs w:val="23"/>
                     </w:rPr>
                     <m:t>t</m:t>
                   </m:r>
@@ -1803,8 +2045,8 @@
                       <w:rFonts w:ascii="Cambria Math" w:hAnsi="Cambria Math"/>
                       <w:i/>
                       <w:color w:val="ee0000"/>
-                      <w:sz w:val="22"/>
-                      <w:szCs w:val="22"/>
+                      <w:sz w:val="23"/>
+                      <w:szCs w:val="23"/>
                     </w:rPr>
                     <m:t>i</m:t>
                   </m:r>
@@ -1813,8 +2055,8 @@
                       <w:rFonts w:ascii="Cambria Math" w:hAnsi="Cambria Math"/>
                       <w:i/>
                       <w:color w:val="ee0000"/>
-                      <w:sz w:val="22"/>
-                      <w:szCs w:val="22"/>
+                      <w:sz w:val="23"/>
+                      <w:szCs w:val="23"/>
                     </w:rPr>
                     <m:t>c</m:t>
                   </m:r>
@@ -1823,8 +2065,8 @@
                       <w:rFonts w:ascii="Cambria Math" w:hAnsi="Cambria Math"/>
                       <w:i/>
                       <w:color w:val="ee0000"/>
-                      <w:sz w:val="22"/>
-                      <w:szCs w:val="22"/>
+                      <w:sz w:val="23"/>
+                      <w:szCs w:val="23"/>
                     </w:rPr>
                     <m:t/>
                   </m:r>
@@ -1833,8 +2075,8 @@
                       <w:rFonts w:ascii="Cambria Math" w:hAnsi="Cambria Math"/>
                       <w:i/>
                       <w:color w:val="ee0000"/>
-                      <w:sz w:val="22"/>
-                      <w:szCs w:val="22"/>
+                      <w:sz w:val="23"/>
+                      <w:szCs w:val="23"/>
                     </w:rPr>
                     <m:t>e</m:t>
                   </m:r>
@@ -1843,8 +2085,8 @@
                       <w:rFonts w:ascii="Cambria Math" w:hAnsi="Cambria Math"/>
                       <w:i/>
                       <w:color w:val="ee0000"/>
-                      <w:sz w:val="22"/>
-                      <w:szCs w:val="22"/>
+                      <w:sz w:val="23"/>
+                      <w:szCs w:val="23"/>
                     </w:rPr>
                     <m:t>s</m:t>
                   </m:r>
@@ -1853,8 +2095,8 @@
                       <w:rFonts w:ascii="Cambria Math" w:hAnsi="Cambria Math"/>
                       <w:i/>
                       <w:color w:val="ee0000"/>
-                      <w:sz w:val="22"/>
-                      <w:szCs w:val="22"/>
+                      <w:sz w:val="23"/>
+                      <w:szCs w:val="23"/>
                     </w:rPr>
                     <m:t>t</m:t>
                   </m:r>
@@ -1863,8 +2105,8 @@
                       <w:rFonts w:ascii="Cambria Math" w:hAnsi="Cambria Math"/>
                       <w:i/>
                       <w:color w:val="ee0000"/>
-                      <w:sz w:val="22"/>
-                      <w:szCs w:val="22"/>
+                      <w:sz w:val="23"/>
+                      <w:szCs w:val="23"/>
                     </w:rPr>
                     <m:t>i</m:t>
                   </m:r>
@@ -1873,8 +2115,8 @@
                       <w:rFonts w:ascii="Cambria Math" w:hAnsi="Cambria Math"/>
                       <w:i/>
                       <w:color w:val="ee0000"/>
-                      <w:sz w:val="22"/>
-                      <w:szCs w:val="22"/>
+                      <w:sz w:val="23"/>
+                      <w:szCs w:val="23"/>
                     </w:rPr>
                     <m:t>m</m:t>
                   </m:r>
@@ -1883,8 +2125,8 @@
                       <w:rFonts w:ascii="Cambria Math" w:hAnsi="Cambria Math"/>
                       <w:i/>
                       <w:color w:val="ee0000"/>
-                      <w:sz w:val="22"/>
-                      <w:szCs w:val="22"/>
+                      <w:sz w:val="23"/>
+                      <w:szCs w:val="23"/>
                     </w:rPr>
                     <m:t>a</m:t>
                   </m:r>
@@ -1893,8 +2135,8 @@
                       <w:rFonts w:ascii="Cambria Math" w:hAnsi="Cambria Math"/>
                       <w:i/>
                       <w:color w:val="ee0000"/>
-                      <w:sz w:val="22"/>
-                      <w:szCs w:val="22"/>
+                      <w:sz w:val="23"/>
+                      <w:szCs w:val="23"/>
                     </w:rPr>
                     <m:t>t</m:t>
                   </m:r>
@@ -1903,8 +2145,8 @@
                       <w:rFonts w:ascii="Cambria Math" w:hAnsi="Cambria Math"/>
                       <w:i/>
                       <w:color w:val="ee0000"/>
-                      <w:sz w:val="22"/>
-                      <w:szCs w:val="22"/>
+                      <w:sz w:val="23"/>
+                      <w:szCs w:val="23"/>
                     </w:rPr>
                     <m:t>e</m:t>
                   </m:r>
@@ -1917,8 +2159,8 @@
                   <w:rFonts w:ascii="Cambria Math" w:hAnsi="Cambria Math"/>
                   <w:i/>
                   <w:color w:val="ee0000"/>
-                  <w:sz w:val="22"/>
-                  <w:szCs w:val="22"/>
+                  <w:sz w:val="23"/>
+                  <w:szCs w:val="23"/>
                 </w:rPr>
                 <m:t>6</m:t>
               </m:r>
@@ -1934,27 +2176,25 @@
         <w:ind w:left="0" w:right="0" w:firstLine="0"/>
         <w:jc w:val="left"/>
         <w:rPr>
-          <w:b w:val="1"/>
-          <w:bCs w:val="1"/>
+          <w:rFonts w:ascii="Chalkboard SE Bold" w:cs="Chalkboard SE Bold" w:hAnsi="Chalkboard SE Bold" w:eastAsia="Chalkboard SE Bold"/>
           <w:outline w:val="0"/>
-          <w:color w:val="ee0000"/>
+          <w:color w:val="4472c4"/>
           <w:sz w:val="28"/>
           <w:szCs w:val="28"/>
           <w:u w:color="ee0000"/>
           <w:rtl w:val="0"/>
           <w14:textFill>
             <w14:solidFill>
-              <w14:srgbClr w14:val="EE0000"/>
+              <w14:srgbClr w14:val="4472C4"/>
             </w14:solidFill>
           </w14:textFill>
         </w:rPr>
       </w:pPr>
       <w:r>
         <w:rPr>
-          <w:b w:val="1"/>
-          <w:bCs w:val="1"/>
+          <w:rFonts w:ascii="Chalkboard SE Bold" w:hAnsi="Chalkboard SE Bold"/>
           <w:outline w:val="0"/>
-          <w:color w:val="ee0000"/>
+          <w:color w:val="4472c4"/>
           <w:sz w:val="28"/>
           <w:szCs w:val="28"/>
           <w:u w:color="ee0000"/>
@@ -1962,37 +2202,43 @@
           <w:lang w:val="en-US"/>
           <w14:textFill>
             <w14:solidFill>
-              <w14:srgbClr w14:val="EE0000"/>
+              <w14:srgbClr w14:val="4472C4"/>
             </w14:solidFill>
           </w14:textFill>
         </w:rPr>
-        <w:t>**PERT calculation:</w:t>
+        <w:t>PERT calculation:</w:t>
       </w:r>
     </w:p>
     <w:p>
       <w:pPr>
         <w:pStyle w:val="Body"/>
+        <w:numPr>
+          <w:ilvl w:val="0"/>
+          <w:numId w:val="3"/>
+        </w:numPr>
         <w:bidi w:val="0"/>
-        <w:ind w:left="0" w:right="0" w:firstLine="0"/>
+        <w:ind w:right="0"/>
         <w:jc w:val="left"/>
         <w:rPr>
+          <w:rFonts w:ascii="Chalkboard SE Regular" w:hAnsi="Chalkboard SE Regular"/>
           <w:outline w:val="0"/>
-          <w:color w:val="ee0000"/>
+          <w:color w:val="4472c4"/>
           <w:sz w:val="28"/>
           <w:szCs w:val="28"/>
-          <w:u w:color="ee0000"/>
           <w:rtl w:val="0"/>
+          <w:lang w:val="en-US"/>
           <w14:textFill>
             <w14:solidFill>
-              <w14:srgbClr w14:val="EE0000"/>
+              <w14:srgbClr w14:val="4472C4"/>
             </w14:solidFill>
           </w14:textFill>
         </w:rPr>
       </w:pPr>
       <w:r>
         <w:rPr>
+          <w:rFonts w:ascii="Chalkboard SE Regular" w:hAnsi="Chalkboard SE Regular"/>
           <w:outline w:val="0"/>
-          <w:color w:val="ee0000"/>
+          <w:color w:val="4472c4"/>
           <w:sz w:val="28"/>
           <w:szCs w:val="28"/>
           <w:u w:color="ee0000"/>
@@ -2000,7 +2246,7 @@
           <w:lang w:val="en-US"/>
           <w14:textFill>
             <w14:solidFill>
-              <w14:srgbClr w14:val="EE0000"/>
+              <w14:srgbClr w14:val="4472C4"/>
             </w14:solidFill>
           </w14:textFill>
         </w:rPr>
@@ -2010,27 +2256,33 @@
     <w:p>
       <w:pPr>
         <w:pStyle w:val="Body"/>
+        <w:numPr>
+          <w:ilvl w:val="0"/>
+          <w:numId w:val="3"/>
+        </w:numPr>
         <w:bidi w:val="0"/>
-        <w:ind w:left="0" w:right="0" w:firstLine="0"/>
+        <w:ind w:right="0"/>
         <w:jc w:val="left"/>
         <w:rPr>
+          <w:rFonts w:ascii="Chalkboard SE Regular" w:hAnsi="Chalkboard SE Regular"/>
           <w:outline w:val="0"/>
-          <w:color w:val="ee0000"/>
+          <w:color w:val="4472c4"/>
           <w:sz w:val="28"/>
           <w:szCs w:val="28"/>
-          <w:u w:color="ee0000"/>
           <w:rtl w:val="0"/>
+          <w:lang w:val="it-IT"/>
           <w14:textFill>
             <w14:solidFill>
-              <w14:srgbClr w14:val="EE0000"/>
+              <w14:srgbClr w14:val="4472C4"/>
             </w14:solidFill>
           </w14:textFill>
         </w:rPr>
       </w:pPr>
       <w:r>
         <w:rPr>
+          <w:rFonts w:ascii="Chalkboard SE Regular" w:hAnsi="Chalkboard SE Regular"/>
           <w:outline w:val="0"/>
-          <w:color w:val="ee0000"/>
+          <w:color w:val="4472c4"/>
           <w:sz w:val="28"/>
           <w:szCs w:val="28"/>
           <w:u w:color="ee0000"/>
@@ -2038,7 +2290,7 @@
           <w:lang w:val="it-IT"/>
           <w14:textFill>
             <w14:solidFill>
-              <w14:srgbClr w14:val="EE0000"/>
+              <w14:srgbClr w14:val="4472C4"/>
             </w14:solidFill>
           </w14:textFill>
         </w:rPr>
@@ -2048,27 +2300,33 @@
     <w:p>
       <w:pPr>
         <w:pStyle w:val="Body"/>
+        <w:numPr>
+          <w:ilvl w:val="0"/>
+          <w:numId w:val="3"/>
+        </w:numPr>
         <w:bidi w:val="0"/>
-        <w:ind w:left="0" w:right="0" w:firstLine="0"/>
+        <w:ind w:right="0"/>
         <w:jc w:val="left"/>
         <w:rPr>
+          <w:rFonts w:ascii="Chalkboard SE Regular" w:hAnsi="Chalkboard SE Regular"/>
           <w:outline w:val="0"/>
-          <w:color w:val="ee0000"/>
+          <w:color w:val="4472c4"/>
           <w:sz w:val="28"/>
           <w:szCs w:val="28"/>
-          <w:u w:color="ee0000"/>
           <w:rtl w:val="0"/>
+          <w:lang w:val="en-US"/>
           <w14:textFill>
             <w14:solidFill>
-              <w14:srgbClr w14:val="EE0000"/>
+              <w14:srgbClr w14:val="4472C4"/>
             </w14:solidFill>
           </w14:textFill>
         </w:rPr>
       </w:pPr>
       <w:r>
         <w:rPr>
+          <w:rFonts w:ascii="Chalkboard SE Regular" w:hAnsi="Chalkboard SE Regular"/>
           <w:outline w:val="0"/>
-          <w:color w:val="ee0000"/>
+          <w:color w:val="4472c4"/>
           <w:sz w:val="28"/>
           <w:szCs w:val="28"/>
           <w:u w:color="ee0000"/>
@@ -2076,7 +2334,7 @@
           <w:lang w:val="en-US"/>
           <w14:textFill>
             <w14:solidFill>
-              <w14:srgbClr w14:val="EE0000"/>
+              <w14:srgbClr w14:val="4472C4"/>
             </w14:solidFill>
           </w14:textFill>
         </w:rPr>
@@ -2086,17 +2344,33 @@
     <w:p>
       <w:pPr>
         <w:pStyle w:val="Body"/>
+        <w:numPr>
+          <w:ilvl w:val="0"/>
+          <w:numId w:val="3"/>
+        </w:numPr>
         <w:bidi w:val="0"/>
-        <w:ind w:left="0" w:right="0" w:firstLine="0"/>
+        <w:ind w:right="0"/>
         <w:jc w:val="left"/>
         <w:rPr>
+          <w:rFonts w:ascii="Chalkboard SE Regular" w:hAnsi="Chalkboard SE Regular"/>
+          <w:outline w:val="0"/>
+          <w:color w:val="4472c4"/>
+          <w:sz w:val="28"/>
+          <w:szCs w:val="28"/>
           <w:rtl w:val="0"/>
+          <w:lang w:val="en-US"/>
+          <w14:textFill>
+            <w14:solidFill>
+              <w14:srgbClr w14:val="4472C4"/>
+            </w14:solidFill>
+          </w14:textFill>
         </w:rPr>
       </w:pPr>
       <w:r>
         <w:rPr>
+          <w:rFonts w:ascii="Chalkboard SE Regular" w:hAnsi="Chalkboard SE Regular"/>
           <w:outline w:val="0"/>
-          <w:color w:val="ee0000"/>
+          <w:color w:val="4472c4"/>
           <w:sz w:val="28"/>
           <w:szCs w:val="28"/>
           <w:u w:color="ee0000"/>
@@ -2104,7 +2378,7 @@
           <w:lang w:val="en-US"/>
           <w14:textFill>
             <w14:solidFill>
-              <w14:srgbClr w14:val="EE0000"/>
+              <w14:srgbClr w14:val="4472C4"/>
             </w14:solidFill>
           </w14:textFill>
         </w:rPr>
@@ -2112,8 +2386,9 @@
       </w:r>
       <w:r>
         <w:rPr>
+          <w:rFonts w:ascii="Chalkboard SE Regular" w:hAnsi="Chalkboard SE Regular"/>
           <w:outline w:val="0"/>
-          <w:color w:val="ee0000"/>
+          <w:color w:val="4472c4"/>
           <w:sz w:val="28"/>
           <w:szCs w:val="28"/>
           <w:u w:color="ee0000"/>
@@ -2121,7 +2396,7 @@
           <w:lang w:val="en-US"/>
           <w14:textFill>
             <w14:solidFill>
-              <w14:srgbClr w14:val="EE0000"/>
+              <w14:srgbClr w14:val="4472C4"/>
             </w14:solidFill>
           </w14:textFill>
         </w:rPr>
@@ -2160,21 +2435,30 @@
         <w:tab w:val="right" w:pos="9340"/>
         <w:tab w:val="clear" w:pos="9360"/>
       </w:tabs>
+      <w:bidi w:val="1"/>
+      <w:ind w:left="0" w:right="0" w:firstLine="0"/>
       <w:jc w:val="center"/>
-    </w:pPr>
-    <w:r>
       <w:rPr>
         <w:outline w:val="0"/>
         <w:color w:val="4472c4"/>
-        <w:rtl w:val="0"/>
-        <w:lang w:val="en-US"/>
+        <w:rtl w:val="1"/>
         <w14:textFill>
           <w14:solidFill>
             <w14:srgbClr w14:val="4472C4"/>
           </w14:solidFill>
         </w14:textFill>
       </w:rPr>
-      <w:t>Task Information</w:t>
+    </w:pPr>
+    <w:r>
+      <w:rPr>
+        <w:outline w:val="0"/>
+        <w:color w:val="4472c4"/>
+        <w14:textFill>
+          <w14:solidFill>
+            <w14:srgbClr w14:val="4472C4"/>
+          </w14:solidFill>
+        </w14:textFill>
+      </w:rPr>
     </w:r>
   </w:p>
 </w:hdr>
@@ -2196,7 +2480,7 @@
       <w:lvlText w:val="·"/>
       <w:lvlJc w:val="left"/>
       <w:pPr>
-        <w:ind w:left="720" w:hanging="360"/>
+        <w:ind w:left="669" w:hanging="309"/>
       </w:pPr>
       <w:rPr>
         <w:rFonts w:ascii="Symbol" w:cs="Symbol" w:hAnsi="Symbol" w:eastAsia="Symbol"/>
@@ -2211,6 +2495,7 @@
         <w:outline w:val="0"/>
         <w:emboss w:val="0"/>
         <w:imprint w:val="0"/>
+        <w:color w:val="4472c4"/>
         <w:spacing w:val="0"/>
         <w:w w:val="100"/>
         <w:kern w:val="0"/>
@@ -2226,7 +2511,7 @@
       <w:lvlText w:val="o"/>
       <w:lvlJc w:val="left"/>
       <w:pPr>
-        <w:ind w:left="1440" w:hanging="360"/>
+        <w:ind w:left="1389" w:hanging="309"/>
       </w:pPr>
       <w:rPr>
         <w:rFonts w:ascii="Arial Unicode MS" w:cs="Arial Unicode MS" w:hAnsi="Arial Unicode MS" w:eastAsia="Arial Unicode MS"/>
@@ -2241,6 +2526,7 @@
         <w:outline w:val="0"/>
         <w:emboss w:val="0"/>
         <w:imprint w:val="0"/>
+        <w:color w:val="4472c4"/>
         <w:spacing w:val="0"/>
         <w:w w:val="100"/>
         <w:kern w:val="0"/>
@@ -2256,7 +2542,7 @@
       <w:lvlText w:val="▪"/>
       <w:lvlJc w:val="left"/>
       <w:pPr>
-        <w:ind w:left="2160" w:hanging="360"/>
+        <w:ind w:left="2109" w:hanging="309"/>
       </w:pPr>
       <w:rPr>
         <w:rFonts w:ascii="Arial Unicode MS" w:cs="Arial Unicode MS" w:hAnsi="Arial Unicode MS" w:eastAsia="Arial Unicode MS"/>
@@ -2271,6 +2557,7 @@
         <w:outline w:val="0"/>
         <w:emboss w:val="0"/>
         <w:imprint w:val="0"/>
+        <w:color w:val="4472c4"/>
         <w:spacing w:val="0"/>
         <w:w w:val="100"/>
         <w:kern w:val="0"/>
@@ -2286,7 +2573,7 @@
       <w:lvlText w:val="·"/>
       <w:lvlJc w:val="left"/>
       <w:pPr>
-        <w:ind w:left="2880" w:hanging="360"/>
+        <w:ind w:left="2829" w:hanging="309"/>
       </w:pPr>
       <w:rPr>
         <w:rFonts w:ascii="Symbol" w:cs="Symbol" w:hAnsi="Symbol" w:eastAsia="Symbol"/>
@@ -2301,6 +2588,7 @@
         <w:outline w:val="0"/>
         <w:emboss w:val="0"/>
         <w:imprint w:val="0"/>
+        <w:color w:val="4472c4"/>
         <w:spacing w:val="0"/>
         <w:w w:val="100"/>
         <w:kern w:val="0"/>
@@ -2316,7 +2604,7 @@
       <w:lvlText w:val="o"/>
       <w:lvlJc w:val="left"/>
       <w:pPr>
-        <w:ind w:left="3600" w:hanging="360"/>
+        <w:ind w:left="3549" w:hanging="309"/>
       </w:pPr>
       <w:rPr>
         <w:rFonts w:ascii="Arial Unicode MS" w:cs="Arial Unicode MS" w:hAnsi="Arial Unicode MS" w:eastAsia="Arial Unicode MS"/>
@@ -2331,6 +2619,7 @@
         <w:outline w:val="0"/>
         <w:emboss w:val="0"/>
         <w:imprint w:val="0"/>
+        <w:color w:val="4472c4"/>
         <w:spacing w:val="0"/>
         <w:w w:val="100"/>
         <w:kern w:val="0"/>
@@ -2346,7 +2635,7 @@
       <w:lvlText w:val="▪"/>
       <w:lvlJc w:val="left"/>
       <w:pPr>
-        <w:ind w:left="4320" w:hanging="360"/>
+        <w:ind w:left="4269" w:hanging="309"/>
       </w:pPr>
       <w:rPr>
         <w:rFonts w:ascii="Arial Unicode MS" w:cs="Arial Unicode MS" w:hAnsi="Arial Unicode MS" w:eastAsia="Arial Unicode MS"/>
@@ -2361,6 +2650,7 @@
         <w:outline w:val="0"/>
         <w:emboss w:val="0"/>
         <w:imprint w:val="0"/>
+        <w:color w:val="4472c4"/>
         <w:spacing w:val="0"/>
         <w:w w:val="100"/>
         <w:kern w:val="0"/>
@@ -2376,7 +2666,7 @@
       <w:lvlText w:val="·"/>
       <w:lvlJc w:val="left"/>
       <w:pPr>
-        <w:ind w:left="5040" w:hanging="360"/>
+        <w:ind w:left="4989" w:hanging="309"/>
       </w:pPr>
       <w:rPr>
         <w:rFonts w:ascii="Symbol" w:cs="Symbol" w:hAnsi="Symbol" w:eastAsia="Symbol"/>
@@ -2391,6 +2681,7 @@
         <w:outline w:val="0"/>
         <w:emboss w:val="0"/>
         <w:imprint w:val="0"/>
+        <w:color w:val="4472c4"/>
         <w:spacing w:val="0"/>
         <w:w w:val="100"/>
         <w:kern w:val="0"/>
@@ -2406,7 +2697,7 @@
       <w:lvlText w:val="o"/>
       <w:lvlJc w:val="left"/>
       <w:pPr>
-        <w:ind w:left="5760" w:hanging="360"/>
+        <w:ind w:left="5709" w:hanging="309"/>
       </w:pPr>
       <w:rPr>
         <w:rFonts w:ascii="Arial Unicode MS" w:cs="Arial Unicode MS" w:hAnsi="Arial Unicode MS" w:eastAsia="Arial Unicode MS"/>
@@ -2421,6 +2712,7 @@
         <w:outline w:val="0"/>
         <w:emboss w:val="0"/>
         <w:imprint w:val="0"/>
+        <w:color w:val="4472c4"/>
         <w:spacing w:val="0"/>
         <w:w w:val="100"/>
         <w:kern w:val="0"/>
@@ -2436,7 +2728,7 @@
       <w:lvlText w:val="▪"/>
       <w:lvlJc w:val="left"/>
       <w:pPr>
-        <w:ind w:left="6480" w:hanging="360"/>
+        <w:ind w:left="6429" w:hanging="309"/>
       </w:pPr>
       <w:rPr>
         <w:rFonts w:ascii="Arial Unicode MS" w:cs="Arial Unicode MS" w:hAnsi="Arial Unicode MS" w:eastAsia="Arial Unicode MS"/>
@@ -2451,6 +2743,7 @@
         <w:outline w:val="0"/>
         <w:emboss w:val="0"/>
         <w:imprint w:val="0"/>
+        <w:color w:val="4472c4"/>
         <w:spacing w:val="0"/>
         <w:w w:val="100"/>
         <w:kern w:val="0"/>
@@ -2465,6 +2758,306 @@
   </w:num>
   <w:num w:numId="2">
     <w:abstractNumId w:val="0"/>
+  </w:num>
+  <w:num w:numId="3">
+    <w:abstractNumId w:val="0"/>
+    <w:lvlOverride w:ilvl="0">
+      <w:lvl w:ilvl="0">
+        <w:start w:val="1"/>
+        <w:numFmt w:val="bullet"/>
+        <w:suff w:val="tab"/>
+        <w:lvlText w:val="·"/>
+        <w:lvlJc w:val="left"/>
+        <w:pPr>
+          <w:ind w:left="669" w:hanging="309"/>
+        </w:pPr>
+        <w:rPr>
+          <w:rFonts w:ascii="Symbol" w:cs="Symbol" w:hAnsi="Symbol" w:eastAsia="Symbol"/>
+          <w:b w:val="0"/>
+          <w:bCs w:val="0"/>
+          <w:i w:val="0"/>
+          <w:iCs w:val="0"/>
+          <w:caps w:val="0"/>
+          <w:smallCaps w:val="0"/>
+          <w:strike w:val="0"/>
+          <w:dstrike w:val="0"/>
+          <w:outline w:val="0"/>
+          <w:emboss w:val="0"/>
+          <w:imprint w:val="0"/>
+          <w:color w:val="4472c4"/>
+          <w:spacing w:val="0"/>
+          <w:w w:val="100"/>
+          <w:kern w:val="0"/>
+          <w:position w:val="0"/>
+          <w:highlight w:val="none"/>
+          <w:vertAlign w:val="baseline"/>
+        </w:rPr>
+      </w:lvl>
+    </w:lvlOverride>
+    <w:lvlOverride w:ilvl="1">
+      <w:lvl w:ilvl="1">
+        <w:start w:val="1"/>
+        <w:numFmt w:val="bullet"/>
+        <w:suff w:val="tab"/>
+        <w:lvlText w:val="o"/>
+        <w:lvlJc w:val="left"/>
+        <w:pPr>
+          <w:ind w:left="1389" w:hanging="309"/>
+        </w:pPr>
+        <w:rPr>
+          <w:rFonts w:ascii="Arial Unicode MS" w:cs="Arial Unicode MS" w:hAnsi="Arial Unicode MS" w:eastAsia="Arial Unicode MS"/>
+          <w:b w:val="0"/>
+          <w:bCs w:val="0"/>
+          <w:i w:val="0"/>
+          <w:iCs w:val="0"/>
+          <w:caps w:val="0"/>
+          <w:smallCaps w:val="0"/>
+          <w:strike w:val="0"/>
+          <w:dstrike w:val="0"/>
+          <w:outline w:val="0"/>
+          <w:emboss w:val="0"/>
+          <w:imprint w:val="0"/>
+          <w:color w:val="4472c4"/>
+          <w:spacing w:val="0"/>
+          <w:w w:val="100"/>
+          <w:kern w:val="0"/>
+          <w:position w:val="0"/>
+          <w:highlight w:val="none"/>
+          <w:vertAlign w:val="baseline"/>
+        </w:rPr>
+      </w:lvl>
+    </w:lvlOverride>
+    <w:lvlOverride w:ilvl="2">
+      <w:lvl w:ilvl="2">
+        <w:start w:val="1"/>
+        <w:numFmt w:val="bullet"/>
+        <w:suff w:val="tab"/>
+        <w:lvlText w:val="▪"/>
+        <w:lvlJc w:val="left"/>
+        <w:pPr>
+          <w:ind w:left="2109" w:hanging="309"/>
+        </w:pPr>
+        <w:rPr>
+          <w:rFonts w:ascii="Arial Unicode MS" w:cs="Arial Unicode MS" w:hAnsi="Arial Unicode MS" w:eastAsia="Arial Unicode MS"/>
+          <w:b w:val="0"/>
+          <w:bCs w:val="0"/>
+          <w:i w:val="0"/>
+          <w:iCs w:val="0"/>
+          <w:caps w:val="0"/>
+          <w:smallCaps w:val="0"/>
+          <w:strike w:val="0"/>
+          <w:dstrike w:val="0"/>
+          <w:outline w:val="0"/>
+          <w:emboss w:val="0"/>
+          <w:imprint w:val="0"/>
+          <w:color w:val="4472c4"/>
+          <w:spacing w:val="0"/>
+          <w:w w:val="100"/>
+          <w:kern w:val="0"/>
+          <w:position w:val="0"/>
+          <w:highlight w:val="none"/>
+          <w:vertAlign w:val="baseline"/>
+        </w:rPr>
+      </w:lvl>
+    </w:lvlOverride>
+    <w:lvlOverride w:ilvl="3">
+      <w:lvl w:ilvl="3">
+        <w:start w:val="1"/>
+        <w:numFmt w:val="bullet"/>
+        <w:suff w:val="tab"/>
+        <w:lvlText w:val="·"/>
+        <w:lvlJc w:val="left"/>
+        <w:pPr>
+          <w:ind w:left="2829" w:hanging="309"/>
+        </w:pPr>
+        <w:rPr>
+          <w:rFonts w:ascii="Symbol" w:cs="Symbol" w:hAnsi="Symbol" w:eastAsia="Symbol"/>
+          <w:b w:val="0"/>
+          <w:bCs w:val="0"/>
+          <w:i w:val="0"/>
+          <w:iCs w:val="0"/>
+          <w:caps w:val="0"/>
+          <w:smallCaps w:val="0"/>
+          <w:strike w:val="0"/>
+          <w:dstrike w:val="0"/>
+          <w:outline w:val="0"/>
+          <w:emboss w:val="0"/>
+          <w:imprint w:val="0"/>
+          <w:color w:val="4472c4"/>
+          <w:spacing w:val="0"/>
+          <w:w w:val="100"/>
+          <w:kern w:val="0"/>
+          <w:position w:val="0"/>
+          <w:highlight w:val="none"/>
+          <w:vertAlign w:val="baseline"/>
+        </w:rPr>
+      </w:lvl>
+    </w:lvlOverride>
+    <w:lvlOverride w:ilvl="4">
+      <w:lvl w:ilvl="4">
+        <w:start w:val="1"/>
+        <w:numFmt w:val="bullet"/>
+        <w:suff w:val="tab"/>
+        <w:lvlText w:val="o"/>
+        <w:lvlJc w:val="left"/>
+        <w:pPr>
+          <w:ind w:left="3549" w:hanging="309"/>
+        </w:pPr>
+        <w:rPr>
+          <w:rFonts w:ascii="Arial Unicode MS" w:cs="Arial Unicode MS" w:hAnsi="Arial Unicode MS" w:eastAsia="Arial Unicode MS"/>
+          <w:b w:val="0"/>
+          <w:bCs w:val="0"/>
+          <w:i w:val="0"/>
+          <w:iCs w:val="0"/>
+          <w:caps w:val="0"/>
+          <w:smallCaps w:val="0"/>
+          <w:strike w:val="0"/>
+          <w:dstrike w:val="0"/>
+          <w:outline w:val="0"/>
+          <w:emboss w:val="0"/>
+          <w:imprint w:val="0"/>
+          <w:color w:val="4472c4"/>
+          <w:spacing w:val="0"/>
+          <w:w w:val="100"/>
+          <w:kern w:val="0"/>
+          <w:position w:val="0"/>
+          <w:highlight w:val="none"/>
+          <w:vertAlign w:val="baseline"/>
+        </w:rPr>
+      </w:lvl>
+    </w:lvlOverride>
+    <w:lvlOverride w:ilvl="5">
+      <w:lvl w:ilvl="5">
+        <w:start w:val="1"/>
+        <w:numFmt w:val="bullet"/>
+        <w:suff w:val="tab"/>
+        <w:lvlText w:val="▪"/>
+        <w:lvlJc w:val="left"/>
+        <w:pPr>
+          <w:ind w:left="4269" w:hanging="309"/>
+        </w:pPr>
+        <w:rPr>
+          <w:rFonts w:ascii="Arial Unicode MS" w:cs="Arial Unicode MS" w:hAnsi="Arial Unicode MS" w:eastAsia="Arial Unicode MS"/>
+          <w:b w:val="0"/>
+          <w:bCs w:val="0"/>
+          <w:i w:val="0"/>
+          <w:iCs w:val="0"/>
+          <w:caps w:val="0"/>
+          <w:smallCaps w:val="0"/>
+          <w:strike w:val="0"/>
+          <w:dstrike w:val="0"/>
+          <w:outline w:val="0"/>
+          <w:emboss w:val="0"/>
+          <w:imprint w:val="0"/>
+          <w:color w:val="4472c4"/>
+          <w:spacing w:val="0"/>
+          <w:w w:val="100"/>
+          <w:kern w:val="0"/>
+          <w:position w:val="0"/>
+          <w:highlight w:val="none"/>
+          <w:vertAlign w:val="baseline"/>
+        </w:rPr>
+      </w:lvl>
+    </w:lvlOverride>
+    <w:lvlOverride w:ilvl="6">
+      <w:lvl w:ilvl="6">
+        <w:start w:val="1"/>
+        <w:numFmt w:val="bullet"/>
+        <w:suff w:val="tab"/>
+        <w:lvlText w:val="·"/>
+        <w:lvlJc w:val="left"/>
+        <w:pPr>
+          <w:ind w:left="4989" w:hanging="309"/>
+        </w:pPr>
+        <w:rPr>
+          <w:rFonts w:ascii="Symbol" w:cs="Symbol" w:hAnsi="Symbol" w:eastAsia="Symbol"/>
+          <w:b w:val="0"/>
+          <w:bCs w:val="0"/>
+          <w:i w:val="0"/>
+          <w:iCs w:val="0"/>
+          <w:caps w:val="0"/>
+          <w:smallCaps w:val="0"/>
+          <w:strike w:val="0"/>
+          <w:dstrike w:val="0"/>
+          <w:outline w:val="0"/>
+          <w:emboss w:val="0"/>
+          <w:imprint w:val="0"/>
+          <w:color w:val="4472c4"/>
+          <w:spacing w:val="0"/>
+          <w:w w:val="100"/>
+          <w:kern w:val="0"/>
+          <w:position w:val="0"/>
+          <w:highlight w:val="none"/>
+          <w:vertAlign w:val="baseline"/>
+        </w:rPr>
+      </w:lvl>
+    </w:lvlOverride>
+    <w:lvlOverride w:ilvl="7">
+      <w:lvl w:ilvl="7">
+        <w:start w:val="1"/>
+        <w:numFmt w:val="bullet"/>
+        <w:suff w:val="tab"/>
+        <w:lvlText w:val="o"/>
+        <w:lvlJc w:val="left"/>
+        <w:pPr>
+          <w:ind w:left="5709" w:hanging="309"/>
+        </w:pPr>
+        <w:rPr>
+          <w:rFonts w:ascii="Arial Unicode MS" w:cs="Arial Unicode MS" w:hAnsi="Arial Unicode MS" w:eastAsia="Arial Unicode MS"/>
+          <w:b w:val="0"/>
+          <w:bCs w:val="0"/>
+          <w:i w:val="0"/>
+          <w:iCs w:val="0"/>
+          <w:caps w:val="0"/>
+          <w:smallCaps w:val="0"/>
+          <w:strike w:val="0"/>
+          <w:dstrike w:val="0"/>
+          <w:outline w:val="0"/>
+          <w:emboss w:val="0"/>
+          <w:imprint w:val="0"/>
+          <w:color w:val="4472c4"/>
+          <w:spacing w:val="0"/>
+          <w:w w:val="100"/>
+          <w:kern w:val="0"/>
+          <w:position w:val="0"/>
+          <w:highlight w:val="none"/>
+          <w:vertAlign w:val="baseline"/>
+        </w:rPr>
+      </w:lvl>
+    </w:lvlOverride>
+    <w:lvlOverride w:ilvl="8">
+      <w:lvl w:ilvl="8">
+        <w:start w:val="1"/>
+        <w:numFmt w:val="bullet"/>
+        <w:suff w:val="tab"/>
+        <w:lvlText w:val="▪"/>
+        <w:lvlJc w:val="left"/>
+        <w:pPr>
+          <w:ind w:left="6429" w:hanging="309"/>
+        </w:pPr>
+        <w:rPr>
+          <w:rFonts w:ascii="Arial Unicode MS" w:cs="Arial Unicode MS" w:hAnsi="Arial Unicode MS" w:eastAsia="Arial Unicode MS"/>
+          <w:b w:val="0"/>
+          <w:bCs w:val="0"/>
+          <w:i w:val="0"/>
+          <w:iCs w:val="0"/>
+          <w:caps w:val="0"/>
+          <w:smallCaps w:val="0"/>
+          <w:strike w:val="0"/>
+          <w:dstrike w:val="0"/>
+          <w:outline w:val="0"/>
+          <w:emboss w:val="0"/>
+          <w:imprint w:val="0"/>
+          <w:color w:val="4472c4"/>
+          <w:spacing w:val="0"/>
+          <w:w w:val="100"/>
+          <w:kern w:val="0"/>
+          <w:position w:val="0"/>
+          <w:highlight w:val="none"/>
+          <w:vertAlign w:val="baseline"/>
+        </w:rPr>
+      </w:lvl>
+    </w:lvlOverride>
   </w:num>
 </w:numbering>
 </file>
@@ -2644,7 +3237,7 @@
       <w:outlineLvl w:val="9"/>
     </w:pPr>
     <w:rPr>
-      <w:rFonts w:ascii="Helvetica Neue" w:cs="Helvetica Neue" w:hAnsi="Helvetica Neue" w:eastAsia="Helvetica Neue"/>
+      <w:rFonts w:ascii="Helvetica Neue" w:cs="Arial Unicode MS" w:hAnsi="Helvetica Neue" w:eastAsia="Arial Unicode MS"/>
       <w:b w:val="0"/>
       <w:bCs w:val="0"/>
       <w:i w:val="0"/>
@@ -2669,6 +3262,52 @@
       <w14:textFill>
         <w14:solidFill>
           <w14:srgbClr w14:val="000000"/>
+        </w14:solidFill>
+      </w14:textFill>
+    </w:rPr>
+  </w:style>
+  <w:style w:type="paragraph" w:styleId="Title">
+    <w:name w:val="Title"/>
+    <w:next w:val="Body"/>
+    <w:pPr>
+      <w:keepNext w:val="1"/>
+      <w:keepLines w:val="0"/>
+      <w:pageBreakBefore w:val="0"/>
+      <w:widowControl w:val="1"/>
+      <w:shd w:val="clear" w:color="auto" w:fill="auto"/>
+      <w:suppressAutoHyphens w:val="0"/>
+      <w:bidi w:val="0"/>
+      <w:spacing w:before="0" w:after="0" w:line="240" w:lineRule="auto"/>
+      <w:ind w:left="0" w:right="0" w:firstLine="0"/>
+      <w:jc w:val="center"/>
+      <w:outlineLvl w:val="9"/>
+    </w:pPr>
+    <w:rPr>
+      <w:rFonts w:ascii="Calibri" w:cs="Arial Unicode MS" w:hAnsi="Calibri" w:eastAsia="Arial Unicode MS"/>
+      <w:b w:val="1"/>
+      <w:bCs w:val="1"/>
+      <w:i w:val="0"/>
+      <w:iCs w:val="0"/>
+      <w:caps w:val="0"/>
+      <w:smallCaps w:val="0"/>
+      <w:strike w:val="0"/>
+      <w:dstrike w:val="0"/>
+      <w:outline w:val="0"/>
+      <w:color w:val="4472c4"/>
+      <w:spacing w:val="0"/>
+      <w:kern w:val="0"/>
+      <w:position w:val="0"/>
+      <w:sz w:val="60"/>
+      <w:szCs w:val="60"/>
+      <w:u w:val="none"/>
+      <w:shd w:val="nil" w:color="auto" w:fill="auto"/>
+      <w:vertAlign w:val="baseline"/>
+      <w14:textOutline>
+        <w14:noFill/>
+      </w14:textOutline>
+      <w14:textFill>
+        <w14:solidFill>
+          <w14:srgbClr w14:val="4472C4"/>
         </w14:solidFill>
       </w14:textFill>
     </w:rPr>
@@ -2709,7 +3348,6 @@
       <w:u w:val="none" w:color="000000"/>
       <w:shd w:val="nil" w:color="auto" w:fill="auto"/>
       <w:vertAlign w:val="baseline"/>
-      <w:lang w:val="en-US"/>
       <w14:textOutline>
         <w14:noFill/>
       </w14:textOutline>
@@ -2720,24 +3358,24 @@
       </w14:textFill>
     </w:rPr>
   </w:style>
-  <w:style w:type="paragraph" w:styleId="List Paragraph">
-    <w:name w:val="List Paragraph"/>
-    <w:next w:val="List Paragraph"/>
+  <w:style w:type="paragraph" w:styleId="Heading">
+    <w:name w:val="Heading"/>
+    <w:next w:val="Body"/>
     <w:pPr>
-      <w:keepNext w:val="0"/>
-      <w:keepLines w:val="0"/>
+      <w:keepNext w:val="1"/>
+      <w:keepLines w:val="1"/>
       <w:pageBreakBefore w:val="0"/>
       <w:widowControl w:val="1"/>
       <w:shd w:val="clear" w:color="auto" w:fill="auto"/>
       <w:suppressAutoHyphens w:val="0"/>
       <w:bidi w:val="0"/>
-      <w:spacing w:before="0" w:after="160" w:line="278" w:lineRule="auto"/>
-      <w:ind w:left="720" w:right="0" w:firstLine="0"/>
+      <w:spacing w:before="360" w:after="80" w:line="278" w:lineRule="auto"/>
+      <w:ind w:left="0" w:right="0" w:firstLine="0"/>
       <w:jc w:val="left"/>
-      <w:outlineLvl w:val="9"/>
+      <w:outlineLvl w:val="0"/>
     </w:pPr>
     <w:rPr>
-      <w:rFonts w:ascii="Arial Unicode MS" w:cs="Calibri" w:hAnsi="Arial Unicode MS" w:eastAsia="Arial Unicode MS" w:hint="cs"/>
+      <w:rFonts w:ascii="Arial Unicode MS" w:cs="Mj_Casablanca Light" w:hAnsi="Arial Unicode MS" w:eastAsia="Arial Unicode MS" w:hint="cs"/>
       <w:b w:val="0"/>
       <w:bCs w:val="0"/>
       <w:i w:val="0"/>
@@ -2747,19 +3385,21 @@
       <w:strike w:val="0"/>
       <w:dstrike w:val="0"/>
       <w:outline w:val="0"/>
-      <w:color w:val="000000"/>
+      <w:color w:val="2f5496"/>
       <w:spacing w:val="0"/>
       <w:kern w:val="2"/>
       <w:position w:val="0"/>
-      <w:sz w:val="24"/>
-      <w:szCs w:val="24"/>
-      <w:u w:val="none" w:color="000000"/>
+      <w:sz w:val="40"/>
+      <w:szCs w:val="40"/>
+      <w:u w:val="none" w:color="2f5496"/>
       <w:shd w:val="nil" w:color="auto" w:fill="auto"/>
       <w:vertAlign w:val="baseline"/>
-      <w:lang w:val="en-US"/>
+      <w14:textOutline>
+        <w14:noFill/>
+      </w14:textOutline>
       <w14:textFill>
         <w14:solidFill>
-          <w14:srgbClr w14:val="000000"/>
+          <w14:srgbClr w14:val="2F5496"/>
         </w14:solidFill>
       </w14:textFill>
     </w:rPr>
@@ -2818,9 +3458,9 @@
     </a:clrScheme>
     <a:fontScheme name="Office Theme">
       <a:majorFont>
-        <a:latin typeface="Helvetica Neue"/>
-        <a:ea typeface="Helvetica Neue"/>
-        <a:cs typeface="Helvetica Neue"/>
+        <a:latin typeface="Calibri"/>
+        <a:ea typeface="Calibri"/>
+        <a:cs typeface="Calibri"/>
       </a:majorFont>
       <a:minorFont>
         <a:latin typeface="Helvetica Neue"/>
@@ -3006,9 +3646,9 @@
             </a:solidFill>
             <a:effectLst/>
             <a:uFillTx/>
-            <a:latin typeface="Calibri"/>
-            <a:ea typeface="Calibri"/>
-            <a:cs typeface="Calibri"/>
+            <a:latin typeface="+mj-lt"/>
+            <a:ea typeface="+mj-ea"/>
+            <a:cs typeface="+mj-cs"/>
             <a:sym typeface="Calibri"/>
           </a:defRPr>
         </a:defPPr>
@@ -3577,9 +4217,9 @@
             </a:solidFill>
             <a:effectLst/>
             <a:uFillTx/>
-            <a:latin typeface="Calibri"/>
-            <a:ea typeface="Calibri"/>
-            <a:cs typeface="Calibri"/>
+            <a:latin typeface="+mj-lt"/>
+            <a:ea typeface="+mj-ea"/>
+            <a:cs typeface="+mj-cs"/>
             <a:sym typeface="Calibri"/>
           </a:defRPr>
         </a:defPPr>

--- a/Documentation/Analysis/Task Informations/Templates/Task Info Template - W.docx
+++ b/Documentation/Analysis/Task Informations/Templates/Task Info Template - W.docx
@@ -6,18 +6,6 @@
       <w:pPr>
         <w:pStyle w:val="Title"/>
         <w:bidi w:val="0"/>
-        <w:rPr>
-          <w:outline w:val="0"/>
-          <w:color w:val="ee0000"/>
-          <w:sz w:val="28"/>
-          <w:szCs w:val="28"/>
-          <w:u w:color="ee0000"/>
-          <w14:textFill>
-            <w14:solidFill>
-              <w14:srgbClr w14:val="EE0000"/>
-            </w14:solidFill>
-          </w14:textFill>
-        </w:rPr>
       </w:pPr>
       <w:r>
         <w:rPr>
@@ -35,9 +23,8 @@
     </w:p>
     <w:tbl>
       <w:tblPr>
-        <w:bidiVisual w:val="on"/>
-        <w:tblW w:w="9335" w:type="dxa"/>
-        <w:jc w:val="center"/>
+        <w:tblW w:w="9340" w:type="dxa"/>
+        <w:jc w:val="left"/>
         <w:tblInd w:w="108" w:type="dxa"/>
         <w:tblBorders>
           <w:top w:val="single" w:color="ffffff" w:sz="8" w:space="0" w:shadow="0" w:frame="0"/>
@@ -51,57 +38,87 @@
         <w:tblLayout w:type="fixed"/>
       </w:tblPr>
       <w:tblGrid>
-        <w:gridCol w:w="4666"/>
-        <w:gridCol w:w="4669"/>
+        <w:gridCol w:w="4670"/>
+        <w:gridCol w:w="4670"/>
       </w:tblGrid>
       <w:tr>
         <w:tblPrEx>
-          <w:shd w:val="clear" w:color="auto" w:fill="cdd4e9"/>
+          <w:shd w:val="clear" w:color="auto" w:fill="4472c4"/>
         </w:tblPrEx>
         <w:trPr>
-          <w:trHeight w:val="308" w:hRule="atLeast"/>
+          <w:trHeight w:val="436" w:hRule="atLeast"/>
+          <w:tblHeader/>
         </w:trPr>
         <w:tc>
           <w:tcPr>
-            <w:tcW w:type="dxa" w:w="9335"/>
+            <w:tcW w:type="dxa" w:w="9340"/>
             <w:gridSpan w:val="2"/>
             <w:tcBorders>
-              <w:top w:val="single" w:color="4472c4" w:sz="4" w:space="0" w:shadow="0" w:frame="0"/>
-              <w:left w:val="single" w:color="4472c4" w:sz="4" w:space="0" w:shadow="0" w:frame="0"/>
-              <w:bottom w:val="single" w:color="8eaadb" w:sz="4" w:space="0" w:shadow="0" w:frame="0"/>
-              <w:right w:val="single" w:color="4472c4" w:sz="4" w:space="0" w:shadow="0" w:frame="0"/>
+              <w:top w:val="single" w:color="ffffff" w:sz="8" w:space="0" w:shadow="0" w:frame="0"/>
+              <w:left w:val="single" w:color="ffffff" w:sz="8" w:space="0" w:shadow="0" w:frame="0"/>
+              <w:bottom w:val="single" w:color="ffffff" w:sz="24" w:space="0" w:shadow="0" w:frame="0"/>
+              <w:right w:val="single" w:color="ffffff" w:sz="8" w:space="0" w:shadow="0" w:frame="0"/>
             </w:tcBorders>
             <w:shd w:val="clear" w:color="auto" w:fill="4472c4"/>
             <w:tcMar>
-              <w:top w:type="dxa" w:w="80"/>
-              <w:left w:type="dxa" w:w="80"/>
-              <w:bottom w:type="dxa" w:w="80"/>
-              <w:right w:type="dxa" w:w="80"/>
+              <w:top w:type="dxa" w:w="0"/>
+              <w:left w:type="dxa" w:w="0"/>
+              <w:bottom w:type="dxa" w:w="0"/>
+              <w:right w:type="dxa" w:w="0"/>
             </w:tcMar>
             <w:vAlign w:val="top"/>
           </w:tcPr>
           <w:p>
             <w:pPr>
-              <w:pStyle w:val="Body"/>
-              <w:bidi w:val="1"/>
+              <w:keepNext w:val="0"/>
+              <w:keepLines w:val="0"/>
+              <w:pageBreakBefore w:val="0"/>
+              <w:widowControl w:val="1"/>
+              <w:shd w:val="clear" w:color="auto" w:fill="auto"/>
+              <w:tabs>
+                <w:tab w:val="left" w:pos="1440"/>
+                <w:tab w:val="left" w:pos="2880"/>
+                <w:tab w:val="left" w:pos="4320"/>
+                <w:tab w:val="left" w:pos="5760"/>
+                <w:tab w:val="left" w:pos="7200"/>
+                <w:tab w:val="left" w:pos="8640"/>
+              </w:tabs>
+              <w:suppressAutoHyphens w:val="1"/>
+              <w:bidi w:val="0"/>
+              <w:spacing w:before="0" w:after="0" w:line="240" w:lineRule="auto"/>
               <w:ind w:left="0" w:right="0" w:firstLine="0"/>
               <w:jc w:val="center"/>
+              <w:outlineLvl w:val="0"/>
               <w:rPr>
-                <w:rtl w:val="1"/>
+                <w:rtl w:val="0"/>
               </w:rPr>
             </w:pPr>
             <w:r>
               <w:rPr>
-                <w:rFonts w:ascii="Carlito" w:hAnsi="Carlito"/>
+                <w:rFonts w:ascii="Calibri" w:cs="Arial Unicode MS" w:hAnsi="Calibri" w:eastAsia="Arial Unicode MS"/>
                 <w:b w:val="1"/>
                 <w:bCs w:val="1"/>
+                <w:i w:val="0"/>
+                <w:iCs w:val="0"/>
+                <w:caps w:val="0"/>
+                <w:smallCaps w:val="0"/>
+                <w:strike w:val="0"/>
+                <w:dstrike w:val="0"/>
                 <w:outline w:val="0"/>
                 <w:color w:val="ffffff"/>
-                <w:sz w:val="28"/>
-                <w:szCs w:val="28"/>
-                <w:u w:color="ffffff"/>
+                <w:spacing w:val="0"/>
+                <w:kern w:val="0"/>
+                <w:position w:val="0"/>
+                <w:sz w:val="36"/>
+                <w:szCs w:val="36"/>
+                <w:u w:val="none"/>
+                <w:shd w:val="nil" w:color="auto" w:fill="auto"/>
+                <w:vertAlign w:val="baseline"/>
                 <w:rtl w:val="0"/>
-                <w:lang w:val="en-US"/>
+                <w14:textOutline w14:w="12700" w14:cap="flat">
+                  <w14:noFill/>
+                  <w14:miter w14:lim="400000"/>
+                </w14:textOutline>
                 <w14:textFill>
                   <w14:solidFill>
                     <w14:srgbClr w14:val="FFFFFF"/>
@@ -118,733 +135,23 @@
           <w:shd w:val="clear" w:color="auto" w:fill="cdd4e9"/>
         </w:tblPrEx>
         <w:trPr>
-          <w:trHeight w:val="308" w:hRule="atLeast"/>
+          <w:trHeight w:val="436" w:hRule="atLeast"/>
         </w:trPr>
         <w:tc>
           <w:tcPr>
-            <w:tcW w:type="dxa" w:w="4666"/>
+            <w:tcW w:type="dxa" w:w="4670"/>
             <w:tcBorders>
-              <w:top w:val="single" w:color="8eaadb" w:sz="4" w:space="0" w:shadow="0" w:frame="0"/>
-              <w:left w:val="single" w:color="8eaadb" w:sz="4" w:space="0" w:shadow="0" w:frame="0"/>
-              <w:bottom w:val="single" w:color="8eaadb" w:sz="4" w:space="0" w:shadow="0" w:frame="0"/>
-              <w:right w:val="single" w:color="8eaadb" w:sz="4" w:space="0" w:shadow="0" w:frame="0"/>
+              <w:top w:val="single" w:color="ffffff" w:sz="24" w:space="0" w:shadow="0" w:frame="0"/>
+              <w:left w:val="single" w:color="ffffff" w:sz="8" w:space="0" w:shadow="0" w:frame="0"/>
+              <w:bottom w:val="single" w:color="ffffff" w:sz="8" w:space="0" w:shadow="0" w:frame="0"/>
+              <w:right w:val="single" w:color="ffffff" w:sz="8" w:space="0" w:shadow="0" w:frame="0"/>
             </w:tcBorders>
-            <w:shd w:val="clear" w:color="auto" w:fill="d9e2f3"/>
+            <w:shd w:val="clear" w:color="auto" w:fill="cdd4e9"/>
             <w:tcMar>
-              <w:top w:type="dxa" w:w="80"/>
-              <w:left w:type="dxa" w:w="80"/>
-              <w:bottom w:type="dxa" w:w="80"/>
-              <w:right w:type="dxa" w:w="80"/>
-            </w:tcMar>
-            <w:vAlign w:val="top"/>
-          </w:tcPr>
-          <w:p/>
-        </w:tc>
-        <w:tc>
-          <w:tcPr>
-            <w:tcW w:type="dxa" w:w="4669"/>
-            <w:tcBorders>
-              <w:top w:val="single" w:color="8eaadb" w:sz="4" w:space="0" w:shadow="0" w:frame="0"/>
-              <w:left w:val="single" w:color="8eaadb" w:sz="4" w:space="0" w:shadow="0" w:frame="0"/>
-              <w:bottom w:val="single" w:color="8eaadb" w:sz="4" w:space="0" w:shadow="0" w:frame="0"/>
-              <w:right w:val="single" w:color="8eaadb" w:sz="4" w:space="0" w:shadow="0" w:frame="0"/>
-            </w:tcBorders>
-            <w:shd w:val="clear" w:color="auto" w:fill="d9e2f3"/>
-            <w:tcMar>
-              <w:top w:type="dxa" w:w="80"/>
-              <w:left w:type="dxa" w:w="80"/>
-              <w:bottom w:type="dxa" w:w="80"/>
-              <w:right w:type="dxa" w:w="80"/>
-            </w:tcMar>
-            <w:vAlign w:val="top"/>
-          </w:tcPr>
-          <w:p>
-            <w:pPr>
-              <w:pStyle w:val="Body"/>
-              <w:bidi w:val="1"/>
-              <w:spacing w:after="0" w:line="240" w:lineRule="auto"/>
-              <w:ind w:left="0" w:right="0" w:firstLine="0"/>
-              <w:jc w:val="right"/>
-              <w:rPr>
-                <w:rtl w:val="1"/>
-              </w:rPr>
-            </w:pPr>
-            <w:r>
-              <w:rPr>
-                <w:rFonts w:ascii="Carlito" w:hAnsi="Carlito"/>
-                <w:sz w:val="28"/>
-                <w:szCs w:val="28"/>
-                <w:rtl w:val="0"/>
-                <w:lang w:val="en-US"/>
-              </w:rPr>
-              <w:t>Name of the task</w:t>
-            </w:r>
-          </w:p>
-        </w:tc>
-      </w:tr>
-      <w:tr>
-        <w:tblPrEx>
-          <w:shd w:val="clear" w:color="auto" w:fill="cdd4e9"/>
-        </w:tblPrEx>
-        <w:trPr>
-          <w:trHeight w:val="308" w:hRule="atLeast"/>
-        </w:trPr>
-        <w:tc>
-          <w:tcPr>
-            <w:tcW w:type="dxa" w:w="4666"/>
-            <w:tcBorders>
-              <w:top w:val="single" w:color="8eaadb" w:sz="4" w:space="0" w:shadow="0" w:frame="0"/>
-              <w:left w:val="single" w:color="8eaadb" w:sz="4" w:space="0" w:shadow="0" w:frame="0"/>
-              <w:bottom w:val="single" w:color="8eaadb" w:sz="4" w:space="0" w:shadow="0" w:frame="0"/>
-              <w:right w:val="single" w:color="8eaadb" w:sz="4" w:space="0" w:shadow="0" w:frame="0"/>
-            </w:tcBorders>
-            <w:shd w:val="clear" w:color="auto" w:fill="auto"/>
-            <w:tcMar>
-              <w:top w:type="dxa" w:w="80"/>
-              <w:left w:type="dxa" w:w="80"/>
-              <w:bottom w:type="dxa" w:w="80"/>
-              <w:right w:type="dxa" w:w="80"/>
-            </w:tcMar>
-            <w:vAlign w:val="top"/>
-          </w:tcPr>
-          <w:p/>
-        </w:tc>
-        <w:tc>
-          <w:tcPr>
-            <w:tcW w:type="dxa" w:w="4669"/>
-            <w:tcBorders>
-              <w:top w:val="single" w:color="8eaadb" w:sz="4" w:space="0" w:shadow="0" w:frame="0"/>
-              <w:left w:val="single" w:color="8eaadb" w:sz="4" w:space="0" w:shadow="0" w:frame="0"/>
-              <w:bottom w:val="single" w:color="8eaadb" w:sz="4" w:space="0" w:shadow="0" w:frame="0"/>
-              <w:right w:val="single" w:color="8eaadb" w:sz="4" w:space="0" w:shadow="0" w:frame="0"/>
-            </w:tcBorders>
-            <w:shd w:val="clear" w:color="auto" w:fill="auto"/>
-            <w:tcMar>
-              <w:top w:type="dxa" w:w="80"/>
-              <w:left w:type="dxa" w:w="80"/>
-              <w:bottom w:type="dxa" w:w="80"/>
-              <w:right w:type="dxa" w:w="80"/>
-            </w:tcMar>
-            <w:vAlign w:val="top"/>
-          </w:tcPr>
-          <w:p>
-            <w:pPr>
-              <w:pStyle w:val="Body"/>
-              <w:bidi w:val="1"/>
-              <w:spacing w:after="0" w:line="240" w:lineRule="auto"/>
-              <w:ind w:left="0" w:right="0" w:firstLine="0"/>
-              <w:jc w:val="right"/>
-              <w:rPr>
-                <w:rtl w:val="1"/>
-              </w:rPr>
-            </w:pPr>
-            <w:r>
-              <w:rPr>
-                <w:rFonts w:ascii="Carlito" w:hAnsi="Carlito"/>
-                <w:sz w:val="28"/>
-                <w:szCs w:val="28"/>
-                <w:rtl w:val="0"/>
-                <w:lang w:val="en-US"/>
-              </w:rPr>
-              <w:t>Start date</w:t>
-            </w:r>
-          </w:p>
-        </w:tc>
-      </w:tr>
-      <w:tr>
-        <w:tblPrEx>
-          <w:shd w:val="clear" w:color="auto" w:fill="cdd4e9"/>
-        </w:tblPrEx>
-        <w:trPr>
-          <w:trHeight w:val="308" w:hRule="atLeast"/>
-        </w:trPr>
-        <w:tc>
-          <w:tcPr>
-            <w:tcW w:type="dxa" w:w="4666"/>
-            <w:tcBorders>
-              <w:top w:val="single" w:color="8eaadb" w:sz="4" w:space="0" w:shadow="0" w:frame="0"/>
-              <w:left w:val="single" w:color="8eaadb" w:sz="4" w:space="0" w:shadow="0" w:frame="0"/>
-              <w:bottom w:val="single" w:color="8eaadb" w:sz="4" w:space="0" w:shadow="0" w:frame="0"/>
-              <w:right w:val="single" w:color="8eaadb" w:sz="4" w:space="0" w:shadow="0" w:frame="0"/>
-            </w:tcBorders>
-            <w:shd w:val="clear" w:color="auto" w:fill="d9e2f3"/>
-            <w:tcMar>
-              <w:top w:type="dxa" w:w="80"/>
-              <w:left w:type="dxa" w:w="80"/>
-              <w:bottom w:type="dxa" w:w="80"/>
-              <w:right w:type="dxa" w:w="80"/>
-            </w:tcMar>
-            <w:vAlign w:val="top"/>
-          </w:tcPr>
-          <w:p/>
-        </w:tc>
-        <w:tc>
-          <w:tcPr>
-            <w:tcW w:type="dxa" w:w="4669"/>
-            <w:tcBorders>
-              <w:top w:val="single" w:color="8eaadb" w:sz="4" w:space="0" w:shadow="0" w:frame="0"/>
-              <w:left w:val="single" w:color="8eaadb" w:sz="4" w:space="0" w:shadow="0" w:frame="0"/>
-              <w:bottom w:val="single" w:color="8eaadb" w:sz="4" w:space="0" w:shadow="0" w:frame="0"/>
-              <w:right w:val="single" w:color="8eaadb" w:sz="4" w:space="0" w:shadow="0" w:frame="0"/>
-            </w:tcBorders>
-            <w:shd w:val="clear" w:color="auto" w:fill="d9e2f3"/>
-            <w:tcMar>
-              <w:top w:type="dxa" w:w="80"/>
-              <w:left w:type="dxa" w:w="80"/>
-              <w:bottom w:type="dxa" w:w="80"/>
-              <w:right w:type="dxa" w:w="80"/>
-            </w:tcMar>
-            <w:vAlign w:val="top"/>
-          </w:tcPr>
-          <w:p>
-            <w:pPr>
-              <w:pStyle w:val="Body"/>
-              <w:bidi w:val="1"/>
-              <w:spacing w:after="0" w:line="240" w:lineRule="auto"/>
-              <w:ind w:left="0" w:right="0" w:firstLine="0"/>
-              <w:jc w:val="right"/>
-              <w:rPr>
-                <w:rtl w:val="1"/>
-              </w:rPr>
-            </w:pPr>
-            <w:r>
-              <w:rPr>
-                <w:rFonts w:ascii="Carlito" w:hAnsi="Carlito"/>
-                <w:sz w:val="28"/>
-                <w:szCs w:val="28"/>
-                <w:rtl w:val="0"/>
-                <w:lang w:val="en-US"/>
-              </w:rPr>
-              <w:t>Completion date</w:t>
-            </w:r>
-          </w:p>
-        </w:tc>
-      </w:tr>
-      <w:tr>
-        <w:tblPrEx>
-          <w:shd w:val="clear" w:color="auto" w:fill="cdd4e9"/>
-        </w:tblPrEx>
-        <w:trPr>
-          <w:trHeight w:val="308" w:hRule="atLeast"/>
-        </w:trPr>
-        <w:tc>
-          <w:tcPr>
-            <w:tcW w:type="dxa" w:w="4666"/>
-            <w:tcBorders>
-              <w:top w:val="single" w:color="8eaadb" w:sz="4" w:space="0" w:shadow="0" w:frame="0"/>
-              <w:left w:val="single" w:color="8eaadb" w:sz="4" w:space="0" w:shadow="0" w:frame="0"/>
-              <w:bottom w:val="single" w:color="8eaadb" w:sz="4" w:space="0" w:shadow="0" w:frame="0"/>
-              <w:right w:val="single" w:color="8eaadb" w:sz="4" w:space="0" w:shadow="0" w:frame="0"/>
-            </w:tcBorders>
-            <w:shd w:val="clear" w:color="auto" w:fill="auto"/>
-            <w:tcMar>
-              <w:top w:type="dxa" w:w="80"/>
-              <w:left w:type="dxa" w:w="80"/>
-              <w:bottom w:type="dxa" w:w="80"/>
-              <w:right w:type="dxa" w:w="80"/>
-            </w:tcMar>
-            <w:vAlign w:val="top"/>
-          </w:tcPr>
-          <w:p/>
-        </w:tc>
-        <w:tc>
-          <w:tcPr>
-            <w:tcW w:type="dxa" w:w="4669"/>
-            <w:tcBorders>
-              <w:top w:val="single" w:color="8eaadb" w:sz="4" w:space="0" w:shadow="0" w:frame="0"/>
-              <w:left w:val="single" w:color="8eaadb" w:sz="4" w:space="0" w:shadow="0" w:frame="0"/>
-              <w:bottom w:val="single" w:color="8eaadb" w:sz="4" w:space="0" w:shadow="0" w:frame="0"/>
-              <w:right w:val="single" w:color="8eaadb" w:sz="4" w:space="0" w:shadow="0" w:frame="0"/>
-            </w:tcBorders>
-            <w:shd w:val="clear" w:color="auto" w:fill="auto"/>
-            <w:tcMar>
-              <w:top w:type="dxa" w:w="80"/>
-              <w:left w:type="dxa" w:w="80"/>
-              <w:bottom w:type="dxa" w:w="80"/>
-              <w:right w:type="dxa" w:w="80"/>
-            </w:tcMar>
-            <w:vAlign w:val="top"/>
-          </w:tcPr>
-          <w:p>
-            <w:pPr>
-              <w:pStyle w:val="Body"/>
-              <w:bidi w:val="1"/>
-              <w:spacing w:after="0" w:line="240" w:lineRule="auto"/>
-              <w:ind w:left="0" w:right="0" w:firstLine="0"/>
-              <w:jc w:val="right"/>
-              <w:rPr>
-                <w:rtl w:val="1"/>
-              </w:rPr>
-            </w:pPr>
-            <w:r>
-              <w:rPr>
-                <w:rFonts w:ascii="Carlito" w:hAnsi="Carlito"/>
-                <w:sz w:val="28"/>
-                <w:szCs w:val="28"/>
-                <w:rtl w:val="0"/>
-                <w:lang w:val="en-US"/>
-              </w:rPr>
-              <w:t>Person assigned to the task</w:t>
-            </w:r>
-          </w:p>
-        </w:tc>
-      </w:tr>
-      <w:tr>
-        <w:tblPrEx>
-          <w:shd w:val="clear" w:color="auto" w:fill="cdd4e9"/>
-        </w:tblPrEx>
-        <w:trPr>
-          <w:trHeight w:val="308" w:hRule="atLeast"/>
-        </w:trPr>
-        <w:tc>
-          <w:tcPr>
-            <w:tcW w:type="dxa" w:w="4666"/>
-            <w:tcBorders>
-              <w:top w:val="single" w:color="8eaadb" w:sz="4" w:space="0" w:shadow="0" w:frame="0"/>
-              <w:left w:val="single" w:color="8eaadb" w:sz="4" w:space="0" w:shadow="0" w:frame="0"/>
-              <w:bottom w:val="single" w:color="8eaadb" w:sz="4" w:space="0" w:shadow="0" w:frame="0"/>
-              <w:right w:val="single" w:color="8eaadb" w:sz="4" w:space="0" w:shadow="0" w:frame="0"/>
-            </w:tcBorders>
-            <w:shd w:val="clear" w:color="auto" w:fill="d9e2f3"/>
-            <w:tcMar>
-              <w:top w:type="dxa" w:w="80"/>
-              <w:left w:type="dxa" w:w="80"/>
-              <w:bottom w:type="dxa" w:w="80"/>
-              <w:right w:type="dxa" w:w="80"/>
-            </w:tcMar>
-            <w:vAlign w:val="top"/>
-          </w:tcPr>
-          <w:p/>
-        </w:tc>
-        <w:tc>
-          <w:tcPr>
-            <w:tcW w:type="dxa" w:w="4669"/>
-            <w:tcBorders>
-              <w:top w:val="single" w:color="8eaadb" w:sz="4" w:space="0" w:shadow="0" w:frame="0"/>
-              <w:left w:val="single" w:color="8eaadb" w:sz="4" w:space="0" w:shadow="0" w:frame="0"/>
-              <w:bottom w:val="single" w:color="8eaadb" w:sz="4" w:space="0" w:shadow="0" w:frame="0"/>
-              <w:right w:val="single" w:color="8eaadb" w:sz="4" w:space="0" w:shadow="0" w:frame="0"/>
-            </w:tcBorders>
-            <w:shd w:val="clear" w:color="auto" w:fill="d9e2f3"/>
-            <w:tcMar>
-              <w:top w:type="dxa" w:w="80"/>
-              <w:left w:type="dxa" w:w="80"/>
-              <w:bottom w:type="dxa" w:w="80"/>
-              <w:right w:type="dxa" w:w="80"/>
-            </w:tcMar>
-            <w:vAlign w:val="top"/>
-          </w:tcPr>
-          <w:p>
-            <w:pPr>
-              <w:pStyle w:val="Body"/>
-              <w:bidi w:val="1"/>
-              <w:spacing w:after="0" w:line="240" w:lineRule="auto"/>
-              <w:ind w:left="0" w:right="0" w:firstLine="0"/>
-              <w:jc w:val="right"/>
-              <w:rPr>
-                <w:rtl w:val="1"/>
-              </w:rPr>
-            </w:pPr>
-            <w:r>
-              <w:rPr>
-                <w:rFonts w:ascii="Carlito" w:hAnsi="Carlito"/>
-                <w:sz w:val="28"/>
-                <w:szCs w:val="28"/>
-                <w:rtl w:val="0"/>
-                <w:lang w:val="en-US"/>
-              </w:rPr>
-              <w:t>Deliverable(s)</w:t>
-            </w:r>
-          </w:p>
-        </w:tc>
-      </w:tr>
-      <w:tr>
-        <w:tblPrEx>
-          <w:shd w:val="clear" w:color="auto" w:fill="cdd4e9"/>
-        </w:tblPrEx>
-        <w:trPr>
-          <w:trHeight w:val="308" w:hRule="atLeast"/>
-        </w:trPr>
-        <w:tc>
-          <w:tcPr>
-            <w:tcW w:type="dxa" w:w="4666"/>
-            <w:tcBorders>
-              <w:top w:val="single" w:color="8eaadb" w:sz="4" w:space="0" w:shadow="0" w:frame="0"/>
-              <w:left w:val="single" w:color="8eaadb" w:sz="4" w:space="0" w:shadow="0" w:frame="0"/>
-              <w:bottom w:val="single" w:color="8eaadb" w:sz="4" w:space="0" w:shadow="0" w:frame="0"/>
-              <w:right w:val="single" w:color="8eaadb" w:sz="4" w:space="0" w:shadow="0" w:frame="0"/>
-            </w:tcBorders>
-            <w:shd w:val="clear" w:color="auto" w:fill="auto"/>
-            <w:tcMar>
-              <w:top w:type="dxa" w:w="80"/>
-              <w:left w:type="dxa" w:w="80"/>
-              <w:bottom w:type="dxa" w:w="80"/>
-              <w:right w:type="dxa" w:w="80"/>
-            </w:tcMar>
-            <w:vAlign w:val="top"/>
-          </w:tcPr>
-          <w:p/>
-        </w:tc>
-        <w:tc>
-          <w:tcPr>
-            <w:tcW w:type="dxa" w:w="4669"/>
-            <w:tcBorders>
-              <w:top w:val="single" w:color="8eaadb" w:sz="4" w:space="0" w:shadow="0" w:frame="0"/>
-              <w:left w:val="single" w:color="8eaadb" w:sz="4" w:space="0" w:shadow="0" w:frame="0"/>
-              <w:bottom w:val="single" w:color="8eaadb" w:sz="4" w:space="0" w:shadow="0" w:frame="0"/>
-              <w:right w:val="single" w:color="8eaadb" w:sz="4" w:space="0" w:shadow="0" w:frame="0"/>
-            </w:tcBorders>
-            <w:shd w:val="clear" w:color="auto" w:fill="auto"/>
-            <w:tcMar>
-              <w:top w:type="dxa" w:w="80"/>
-              <w:left w:type="dxa" w:w="80"/>
-              <w:bottom w:type="dxa" w:w="80"/>
-              <w:right w:type="dxa" w:w="80"/>
-            </w:tcMar>
-            <w:vAlign w:val="top"/>
-          </w:tcPr>
-          <w:p>
-            <w:pPr>
-              <w:pStyle w:val="Body"/>
-              <w:bidi w:val="1"/>
-              <w:spacing w:after="0" w:line="240" w:lineRule="auto"/>
-              <w:ind w:left="0" w:right="0" w:firstLine="0"/>
-              <w:jc w:val="right"/>
-              <w:rPr>
-                <w:rtl w:val="1"/>
-              </w:rPr>
-            </w:pPr>
-            <w:r>
-              <w:rPr>
-                <w:rFonts w:ascii="Carlito" w:hAnsi="Carlito"/>
-                <w:sz w:val="28"/>
-                <w:szCs w:val="28"/>
-                <w:rtl w:val="0"/>
-                <w:lang w:val="en-US"/>
-              </w:rPr>
-              <w:t>Completion status</w:t>
-            </w:r>
-          </w:p>
-        </w:tc>
-      </w:tr>
-      <w:tr>
-        <w:tblPrEx>
-          <w:shd w:val="clear" w:color="auto" w:fill="cdd4e9"/>
-        </w:tblPrEx>
-        <w:trPr>
-          <w:trHeight w:val="308" w:hRule="atLeast"/>
-        </w:trPr>
-        <w:tc>
-          <w:tcPr>
-            <w:tcW w:type="dxa" w:w="4666"/>
-            <w:tcBorders>
-              <w:top w:val="single" w:color="8eaadb" w:sz="4" w:space="0" w:shadow="0" w:frame="0"/>
-              <w:left w:val="single" w:color="8eaadb" w:sz="4" w:space="0" w:shadow="0" w:frame="0"/>
-              <w:bottom w:val="single" w:color="8eaadb" w:sz="4" w:space="0" w:shadow="0" w:frame="0"/>
-              <w:right w:val="single" w:color="8eaadb" w:sz="4" w:space="0" w:shadow="0" w:frame="0"/>
-            </w:tcBorders>
-            <w:shd w:val="clear" w:color="auto" w:fill="d9e2f3"/>
-            <w:tcMar>
-              <w:top w:type="dxa" w:w="80"/>
-              <w:left w:type="dxa" w:w="80"/>
-              <w:bottom w:type="dxa" w:w="80"/>
-              <w:right w:type="dxa" w:w="80"/>
-            </w:tcMar>
-            <w:vAlign w:val="top"/>
-          </w:tcPr>
-          <w:p/>
-        </w:tc>
-        <w:tc>
-          <w:tcPr>
-            <w:tcW w:type="dxa" w:w="4669"/>
-            <w:tcBorders>
-              <w:top w:val="single" w:color="8eaadb" w:sz="4" w:space="0" w:shadow="0" w:frame="0"/>
-              <w:left w:val="single" w:color="8eaadb" w:sz="4" w:space="0" w:shadow="0" w:frame="0"/>
-              <w:bottom w:val="single" w:color="8eaadb" w:sz="4" w:space="0" w:shadow="0" w:frame="0"/>
-              <w:right w:val="single" w:color="8eaadb" w:sz="4" w:space="0" w:shadow="0" w:frame="0"/>
-            </w:tcBorders>
-            <w:shd w:val="clear" w:color="auto" w:fill="d9e2f3"/>
-            <w:tcMar>
-              <w:top w:type="dxa" w:w="80"/>
-              <w:left w:type="dxa" w:w="80"/>
-              <w:bottom w:type="dxa" w:w="80"/>
-              <w:right w:type="dxa" w:w="80"/>
-            </w:tcMar>
-            <w:vAlign w:val="top"/>
-          </w:tcPr>
-          <w:p>
-            <w:pPr>
-              <w:pStyle w:val="Body"/>
-              <w:bidi w:val="1"/>
-              <w:spacing w:after="0" w:line="240" w:lineRule="auto"/>
-              <w:ind w:left="0" w:right="0" w:firstLine="0"/>
-              <w:jc w:val="right"/>
-              <w:rPr>
-                <w:rtl w:val="1"/>
-              </w:rPr>
-            </w:pPr>
-            <w:r>
-              <w:rPr>
-                <w:rFonts w:ascii="Carlito" w:hAnsi="Carlito"/>
-                <w:sz w:val="28"/>
-                <w:szCs w:val="28"/>
-                <w:rtl w:val="0"/>
-                <w:lang w:val="en-US"/>
-              </w:rPr>
-              <w:t>Priority*</w:t>
-            </w:r>
-          </w:p>
-        </w:tc>
-      </w:tr>
-      <w:tr>
-        <w:tblPrEx>
-          <w:shd w:val="clear" w:color="auto" w:fill="cdd4e9"/>
-        </w:tblPrEx>
-        <w:trPr>
-          <w:trHeight w:val="308" w:hRule="atLeast"/>
-        </w:trPr>
-        <w:tc>
-          <w:tcPr>
-            <w:tcW w:type="dxa" w:w="4666"/>
-            <w:tcBorders>
-              <w:top w:val="single" w:color="8eaadb" w:sz="4" w:space="0" w:shadow="0" w:frame="0"/>
-              <w:left w:val="single" w:color="8eaadb" w:sz="4" w:space="0" w:shadow="0" w:frame="0"/>
-              <w:bottom w:val="single" w:color="8eaadb" w:sz="4" w:space="0" w:shadow="0" w:frame="0"/>
-              <w:right w:val="single" w:color="8eaadb" w:sz="4" w:space="0" w:shadow="0" w:frame="0"/>
-            </w:tcBorders>
-            <w:shd w:val="clear" w:color="auto" w:fill="auto"/>
-            <w:tcMar>
-              <w:top w:type="dxa" w:w="80"/>
-              <w:left w:type="dxa" w:w="80"/>
-              <w:bottom w:type="dxa" w:w="80"/>
-              <w:right w:type="dxa" w:w="80"/>
-            </w:tcMar>
-            <w:vAlign w:val="top"/>
-          </w:tcPr>
-          <w:p/>
-        </w:tc>
-        <w:tc>
-          <w:tcPr>
-            <w:tcW w:type="dxa" w:w="4669"/>
-            <w:tcBorders>
-              <w:top w:val="single" w:color="8eaadb" w:sz="4" w:space="0" w:shadow="0" w:frame="0"/>
-              <w:left w:val="single" w:color="8eaadb" w:sz="4" w:space="0" w:shadow="0" w:frame="0"/>
-              <w:bottom w:val="single" w:color="8eaadb" w:sz="4" w:space="0" w:shadow="0" w:frame="0"/>
-              <w:right w:val="single" w:color="8eaadb" w:sz="4" w:space="0" w:shadow="0" w:frame="0"/>
-            </w:tcBorders>
-            <w:shd w:val="clear" w:color="auto" w:fill="auto"/>
-            <w:tcMar>
-              <w:top w:type="dxa" w:w="80"/>
-              <w:left w:type="dxa" w:w="80"/>
-              <w:bottom w:type="dxa" w:w="80"/>
-              <w:right w:type="dxa" w:w="80"/>
-            </w:tcMar>
-            <w:vAlign w:val="top"/>
-          </w:tcPr>
-          <w:p>
-            <w:pPr>
-              <w:pStyle w:val="Body"/>
-              <w:bidi w:val="1"/>
-              <w:spacing w:after="0" w:line="240" w:lineRule="auto"/>
-              <w:ind w:left="0" w:right="0" w:firstLine="0"/>
-              <w:jc w:val="right"/>
-              <w:rPr>
-                <w:rtl w:val="1"/>
-              </w:rPr>
-            </w:pPr>
-            <w:r>
-              <w:rPr>
-                <w:rFonts w:ascii="Carlito" w:hAnsi="Carlito"/>
-                <w:sz w:val="28"/>
-                <w:szCs w:val="28"/>
-                <w:rtl w:val="0"/>
-                <w:lang w:val="en-US"/>
-              </w:rPr>
-              <w:t>Resources that are needed</w:t>
-            </w:r>
-          </w:p>
-        </w:tc>
-      </w:tr>
-      <w:tr>
-        <w:tblPrEx>
-          <w:shd w:val="clear" w:color="auto" w:fill="cdd4e9"/>
-        </w:tblPrEx>
-        <w:trPr>
-          <w:trHeight w:val="308" w:hRule="atLeast"/>
-        </w:trPr>
-        <w:tc>
-          <w:tcPr>
-            <w:tcW w:type="dxa" w:w="4666"/>
-            <w:tcBorders>
-              <w:top w:val="single" w:color="8eaadb" w:sz="4" w:space="0" w:shadow="0" w:frame="0"/>
-              <w:left w:val="single" w:color="8eaadb" w:sz="4" w:space="0" w:shadow="0" w:frame="0"/>
-              <w:bottom w:val="single" w:color="8eaadb" w:sz="4" w:space="0" w:shadow="0" w:frame="0"/>
-              <w:right w:val="single" w:color="8eaadb" w:sz="4" w:space="0" w:shadow="0" w:frame="0"/>
-            </w:tcBorders>
-            <w:shd w:val="clear" w:color="auto" w:fill="d9e2f3"/>
-            <w:tcMar>
-              <w:top w:type="dxa" w:w="80"/>
-              <w:left w:type="dxa" w:w="80"/>
-              <w:bottom w:type="dxa" w:w="80"/>
-              <w:right w:type="dxa" w:w="80"/>
-            </w:tcMar>
-            <w:vAlign w:val="top"/>
-          </w:tcPr>
-          <w:p/>
-        </w:tc>
-        <w:tc>
-          <w:tcPr>
-            <w:tcW w:type="dxa" w:w="4669"/>
-            <w:tcBorders>
-              <w:top w:val="single" w:color="8eaadb" w:sz="4" w:space="0" w:shadow="0" w:frame="0"/>
-              <w:left w:val="single" w:color="8eaadb" w:sz="4" w:space="0" w:shadow="0" w:frame="0"/>
-              <w:bottom w:val="single" w:color="8eaadb" w:sz="4" w:space="0" w:shadow="0" w:frame="0"/>
-              <w:right w:val="single" w:color="8eaadb" w:sz="4" w:space="0" w:shadow="0" w:frame="0"/>
-            </w:tcBorders>
-            <w:shd w:val="clear" w:color="auto" w:fill="d9e2f3"/>
-            <w:tcMar>
-              <w:top w:type="dxa" w:w="80"/>
-              <w:left w:type="dxa" w:w="80"/>
-              <w:bottom w:type="dxa" w:w="80"/>
-              <w:right w:type="dxa" w:w="80"/>
-            </w:tcMar>
-            <w:vAlign w:val="top"/>
-          </w:tcPr>
-          <w:p>
-            <w:pPr>
-              <w:pStyle w:val="Body"/>
-              <w:bidi w:val="1"/>
-              <w:spacing w:after="0" w:line="240" w:lineRule="auto"/>
-              <w:ind w:left="0" w:right="0" w:firstLine="0"/>
-              <w:jc w:val="right"/>
-              <w:rPr>
-                <w:rtl w:val="1"/>
-              </w:rPr>
-            </w:pPr>
-            <w:r>
-              <w:rPr>
-                <w:rFonts w:ascii="Carlito" w:hAnsi="Carlito"/>
-                <w:sz w:val="28"/>
-                <w:szCs w:val="28"/>
-                <w:rtl w:val="0"/>
-                <w:lang w:val="en-US"/>
-              </w:rPr>
-              <w:t>Estimated time</w:t>
-            </w:r>
-          </w:p>
-        </w:tc>
-      </w:tr>
-      <w:tr>
-        <w:tblPrEx>
-          <w:shd w:val="clear" w:color="auto" w:fill="cdd4e9"/>
-        </w:tblPrEx>
-        <w:trPr>
-          <w:trHeight w:val="308" w:hRule="atLeast"/>
-        </w:trPr>
-        <w:tc>
-          <w:tcPr>
-            <w:tcW w:type="dxa" w:w="4666"/>
-            <w:tcBorders>
-              <w:top w:val="single" w:color="8eaadb" w:sz="4" w:space="0" w:shadow="0" w:frame="0"/>
-              <w:left w:val="single" w:color="8eaadb" w:sz="4" w:space="0" w:shadow="0" w:frame="0"/>
-              <w:bottom w:val="single" w:color="8eaadb" w:sz="4" w:space="0" w:shadow="0" w:frame="0"/>
-              <w:right w:val="single" w:color="8eaadb" w:sz="4" w:space="0" w:shadow="0" w:frame="0"/>
-            </w:tcBorders>
-            <w:shd w:val="clear" w:color="auto" w:fill="auto"/>
-            <w:tcMar>
-              <w:top w:type="dxa" w:w="80"/>
-              <w:left w:type="dxa" w:w="80"/>
-              <w:bottom w:type="dxa" w:w="80"/>
-              <w:right w:type="dxa" w:w="80"/>
-            </w:tcMar>
-            <w:vAlign w:val="top"/>
-          </w:tcPr>
-          <w:p/>
-        </w:tc>
-        <w:tc>
-          <w:tcPr>
-            <w:tcW w:type="dxa" w:w="4669"/>
-            <w:tcBorders>
-              <w:top w:val="single" w:color="8eaadb" w:sz="4" w:space="0" w:shadow="0" w:frame="0"/>
-              <w:left w:val="single" w:color="8eaadb" w:sz="4" w:space="0" w:shadow="0" w:frame="0"/>
-              <w:bottom w:val="single" w:color="8eaadb" w:sz="4" w:space="0" w:shadow="0" w:frame="0"/>
-              <w:right w:val="single" w:color="8eaadb" w:sz="4" w:space="0" w:shadow="0" w:frame="0"/>
-            </w:tcBorders>
-            <w:shd w:val="clear" w:color="auto" w:fill="auto"/>
-            <w:tcMar>
-              <w:top w:type="dxa" w:w="80"/>
-              <w:left w:type="dxa" w:w="80"/>
-              <w:bottom w:type="dxa" w:w="80"/>
-              <w:right w:type="dxa" w:w="80"/>
-            </w:tcMar>
-            <w:vAlign w:val="top"/>
-          </w:tcPr>
-          <w:p>
-            <w:pPr>
-              <w:pStyle w:val="Body"/>
-              <w:bidi w:val="1"/>
-              <w:spacing w:after="0" w:line="240" w:lineRule="auto"/>
-              <w:ind w:left="0" w:right="0" w:firstLine="0"/>
-              <w:jc w:val="right"/>
-              <w:rPr>
-                <w:rtl w:val="1"/>
-              </w:rPr>
-            </w:pPr>
-            <w:r>
-              <w:rPr>
-                <w:rFonts w:ascii="Carlito" w:hAnsi="Carlito"/>
-                <w:sz w:val="28"/>
-                <w:szCs w:val="28"/>
-                <w:rtl w:val="0"/>
-                <w:lang w:val="en-US"/>
-              </w:rPr>
-              <w:t>Actual time</w:t>
-            </w:r>
-          </w:p>
-        </w:tc>
-      </w:tr>
-      <w:tr>
-        <w:tblPrEx>
-          <w:shd w:val="clear" w:color="auto" w:fill="cdd4e9"/>
-        </w:tblPrEx>
-        <w:trPr>
-          <w:trHeight w:val="308" w:hRule="atLeast"/>
-        </w:trPr>
-        <w:tc>
-          <w:tcPr>
-            <w:tcW w:type="dxa" w:w="4666"/>
-            <w:tcBorders>
-              <w:top w:val="single" w:color="8eaadb" w:sz="4" w:space="0" w:shadow="0" w:frame="0"/>
-              <w:left w:val="single" w:color="8eaadb" w:sz="4" w:space="0" w:shadow="0" w:frame="0"/>
-              <w:bottom w:val="single" w:color="8eaadb" w:sz="4" w:space="0" w:shadow="0" w:frame="0"/>
-              <w:right w:val="single" w:color="8eaadb" w:sz="4" w:space="0" w:shadow="0" w:frame="0"/>
-            </w:tcBorders>
-            <w:shd w:val="clear" w:color="auto" w:fill="auto"/>
-            <w:tcMar>
-              <w:top w:type="dxa" w:w="80"/>
-              <w:left w:type="dxa" w:w="80"/>
-              <w:bottom w:type="dxa" w:w="80"/>
-              <w:right w:type="dxa" w:w="80"/>
-            </w:tcMar>
-            <w:vAlign w:val="top"/>
-          </w:tcPr>
-          <w:p/>
-        </w:tc>
-        <w:tc>
-          <w:tcPr>
-            <w:tcW w:type="dxa" w:w="4669"/>
-            <w:tcBorders>
-              <w:top w:val="single" w:color="8eaadb" w:sz="4" w:space="0" w:shadow="0" w:frame="0"/>
-              <w:left w:val="single" w:color="8eaadb" w:sz="4" w:space="0" w:shadow="0" w:frame="0"/>
-              <w:bottom w:val="single" w:color="8eaadb" w:sz="4" w:space="0" w:shadow="0" w:frame="0"/>
-              <w:right w:val="single" w:color="8eaadb" w:sz="4" w:space="0" w:shadow="0" w:frame="0"/>
-            </w:tcBorders>
-            <w:shd w:val="clear" w:color="auto" w:fill="auto"/>
-            <w:tcMar>
-              <w:top w:type="dxa" w:w="80"/>
-              <w:left w:type="dxa" w:w="80"/>
-              <w:bottom w:type="dxa" w:w="80"/>
-              <w:right w:type="dxa" w:w="80"/>
+              <w:top w:type="dxa" w:w="0"/>
+              <w:left w:type="dxa" w:w="0"/>
+              <w:bottom w:type="dxa" w:w="0"/>
+              <w:right w:type="dxa" w:w="0"/>
             </w:tcMar>
             <w:vAlign w:val="top"/>
           </w:tcPr>
@@ -855,19 +162,19 @@
               <w:pageBreakBefore w:val="0"/>
               <w:widowControl w:val="1"/>
               <w:shd w:val="clear" w:color="auto" w:fill="auto"/>
-              <w:suppressAutoHyphens w:val="0"/>
+              <w:suppressAutoHyphens w:val="1"/>
               <w:bidi w:val="0"/>
               <w:spacing w:before="0" w:after="0" w:line="240" w:lineRule="auto"/>
               <w:ind w:left="0" w:right="0" w:firstLine="0"/>
               <w:jc w:val="left"/>
-              <w:outlineLvl w:val="9"/>
+              <w:outlineLvl w:val="0"/>
               <w:rPr>
                 <w:rtl w:val="0"/>
               </w:rPr>
             </w:pPr>
             <w:r>
               <w:rPr>
-                <w:rFonts w:ascii="Carlito" w:cs="Arial Unicode MS" w:hAnsi="Carlito" w:eastAsia="Arial Unicode MS"/>
+                <w:rFonts w:ascii="Calibri" w:cs="Arial Unicode MS" w:hAnsi="Calibri" w:eastAsia="Arial Unicode MS"/>
                 <w:b w:val="0"/>
                 <w:bCs w:val="0"/>
                 <w:i w:val="0"/>
@@ -879,16 +186,1007 @@
                 <w:outline w:val="0"/>
                 <w:color w:val="000000"/>
                 <w:spacing w:val="0"/>
-                <w:kern w:val="2"/>
+                <w:kern w:val="0"/>
                 <w:position w:val="0"/>
-                <w:sz w:val="28"/>
-                <w:szCs w:val="28"/>
-                <w:u w:val="none" w:color="000000"/>
+                <w:sz w:val="36"/>
+                <w:szCs w:val="36"/>
+                <w:u w:val="none"/>
                 <w:shd w:val="nil" w:color="auto" w:fill="auto"/>
                 <w:vertAlign w:val="baseline"/>
                 <w:rtl w:val="0"/>
-                <w14:textOutline>
+                <w14:textOutline w14:w="12700" w14:cap="flat">
                   <w14:noFill/>
+                  <w14:miter w14:lim="400000"/>
+                </w14:textOutline>
+                <w14:textFill>
+                  <w14:solidFill>
+                    <w14:srgbClr w14:val="000000"/>
+                  </w14:solidFill>
+                </w14:textFill>
+              </w:rPr>
+              <w:t>Name of the task</w:t>
+            </w:r>
+          </w:p>
+        </w:tc>
+        <w:tc>
+          <w:tcPr>
+            <w:tcW w:type="dxa" w:w="4670"/>
+            <w:tcBorders>
+              <w:top w:val="single" w:color="ffffff" w:sz="24" w:space="0" w:shadow="0" w:frame="0"/>
+              <w:left w:val="single" w:color="ffffff" w:sz="8" w:space="0" w:shadow="0" w:frame="0"/>
+              <w:bottom w:val="single" w:color="ffffff" w:sz="8" w:space="0" w:shadow="0" w:frame="0"/>
+              <w:right w:val="single" w:color="ffffff" w:sz="8" w:space="0" w:shadow="0" w:frame="0"/>
+            </w:tcBorders>
+            <w:shd w:val="clear" w:color="auto" w:fill="cdd4e9"/>
+            <w:tcMar>
+              <w:top w:type="dxa" w:w="0"/>
+              <w:left w:type="dxa" w:w="0"/>
+              <w:bottom w:type="dxa" w:w="0"/>
+              <w:right w:type="dxa" w:w="0"/>
+            </w:tcMar>
+            <w:vAlign w:val="top"/>
+          </w:tcPr>
+          <w:p/>
+        </w:tc>
+      </w:tr>
+      <w:tr>
+        <w:tblPrEx>
+          <w:shd w:val="clear" w:color="auto" w:fill="cdd4e9"/>
+        </w:tblPrEx>
+        <w:trPr>
+          <w:trHeight w:val="436" w:hRule="atLeast"/>
+        </w:trPr>
+        <w:tc>
+          <w:tcPr>
+            <w:tcW w:type="dxa" w:w="4670"/>
+            <w:tcBorders>
+              <w:top w:val="single" w:color="ffffff" w:sz="8" w:space="0" w:shadow="0" w:frame="0"/>
+              <w:left w:val="single" w:color="ffffff" w:sz="8" w:space="0" w:shadow="0" w:frame="0"/>
+              <w:bottom w:val="single" w:color="ffffff" w:sz="8" w:space="0" w:shadow="0" w:frame="0"/>
+              <w:right w:val="single" w:color="ffffff" w:sz="8" w:space="0" w:shadow="0" w:frame="0"/>
+            </w:tcBorders>
+            <w:shd w:val="clear" w:color="auto" w:fill="e7eaf4"/>
+            <w:tcMar>
+              <w:top w:type="dxa" w:w="0"/>
+              <w:left w:type="dxa" w:w="0"/>
+              <w:bottom w:type="dxa" w:w="0"/>
+              <w:right w:type="dxa" w:w="0"/>
+            </w:tcMar>
+            <w:vAlign w:val="top"/>
+          </w:tcPr>
+          <w:p>
+            <w:pPr>
+              <w:keepNext w:val="0"/>
+              <w:keepLines w:val="0"/>
+              <w:pageBreakBefore w:val="0"/>
+              <w:widowControl w:val="1"/>
+              <w:shd w:val="clear" w:color="auto" w:fill="auto"/>
+              <w:suppressAutoHyphens w:val="1"/>
+              <w:bidi w:val="0"/>
+              <w:spacing w:before="0" w:after="0" w:line="240" w:lineRule="auto"/>
+              <w:ind w:left="0" w:right="0" w:firstLine="0"/>
+              <w:jc w:val="left"/>
+              <w:outlineLvl w:val="0"/>
+              <w:rPr>
+                <w:rtl w:val="0"/>
+              </w:rPr>
+            </w:pPr>
+            <w:r>
+              <w:rPr>
+                <w:rFonts w:ascii="Calibri" w:cs="Arial Unicode MS" w:hAnsi="Calibri" w:eastAsia="Arial Unicode MS"/>
+                <w:b w:val="0"/>
+                <w:bCs w:val="0"/>
+                <w:i w:val="0"/>
+                <w:iCs w:val="0"/>
+                <w:caps w:val="0"/>
+                <w:smallCaps w:val="0"/>
+                <w:strike w:val="0"/>
+                <w:dstrike w:val="0"/>
+                <w:outline w:val="0"/>
+                <w:color w:val="000000"/>
+                <w:spacing w:val="0"/>
+                <w:kern w:val="0"/>
+                <w:position w:val="0"/>
+                <w:sz w:val="36"/>
+                <w:szCs w:val="36"/>
+                <w:u w:val="none"/>
+                <w:shd w:val="nil" w:color="auto" w:fill="auto"/>
+                <w:vertAlign w:val="baseline"/>
+                <w:rtl w:val="0"/>
+                <w14:textOutline w14:w="12700" w14:cap="flat">
+                  <w14:noFill/>
+                  <w14:miter w14:lim="400000"/>
+                </w14:textOutline>
+                <w14:textFill>
+                  <w14:solidFill>
+                    <w14:srgbClr w14:val="000000"/>
+                  </w14:solidFill>
+                </w14:textFill>
+              </w:rPr>
+              <w:t>Start date</w:t>
+            </w:r>
+          </w:p>
+        </w:tc>
+        <w:tc>
+          <w:tcPr>
+            <w:tcW w:type="dxa" w:w="4670"/>
+            <w:tcBorders>
+              <w:top w:val="single" w:color="ffffff" w:sz="8" w:space="0" w:shadow="0" w:frame="0"/>
+              <w:left w:val="single" w:color="ffffff" w:sz="8" w:space="0" w:shadow="0" w:frame="0"/>
+              <w:bottom w:val="single" w:color="ffffff" w:sz="8" w:space="0" w:shadow="0" w:frame="0"/>
+              <w:right w:val="single" w:color="ffffff" w:sz="8" w:space="0" w:shadow="0" w:frame="0"/>
+            </w:tcBorders>
+            <w:shd w:val="clear" w:color="auto" w:fill="e7eaf4"/>
+            <w:tcMar>
+              <w:top w:type="dxa" w:w="0"/>
+              <w:left w:type="dxa" w:w="0"/>
+              <w:bottom w:type="dxa" w:w="0"/>
+              <w:right w:type="dxa" w:w="0"/>
+            </w:tcMar>
+            <w:vAlign w:val="top"/>
+          </w:tcPr>
+          <w:p/>
+        </w:tc>
+      </w:tr>
+      <w:tr>
+        <w:tblPrEx>
+          <w:shd w:val="clear" w:color="auto" w:fill="cdd4e9"/>
+        </w:tblPrEx>
+        <w:trPr>
+          <w:trHeight w:val="436" w:hRule="atLeast"/>
+        </w:trPr>
+        <w:tc>
+          <w:tcPr>
+            <w:tcW w:type="dxa" w:w="4670"/>
+            <w:tcBorders>
+              <w:top w:val="single" w:color="ffffff" w:sz="8" w:space="0" w:shadow="0" w:frame="0"/>
+              <w:left w:val="single" w:color="ffffff" w:sz="8" w:space="0" w:shadow="0" w:frame="0"/>
+              <w:bottom w:val="single" w:color="ffffff" w:sz="8" w:space="0" w:shadow="0" w:frame="0"/>
+              <w:right w:val="single" w:color="ffffff" w:sz="8" w:space="0" w:shadow="0" w:frame="0"/>
+            </w:tcBorders>
+            <w:shd w:val="clear" w:color="auto" w:fill="cdd4e9"/>
+            <w:tcMar>
+              <w:top w:type="dxa" w:w="0"/>
+              <w:left w:type="dxa" w:w="0"/>
+              <w:bottom w:type="dxa" w:w="0"/>
+              <w:right w:type="dxa" w:w="0"/>
+            </w:tcMar>
+            <w:vAlign w:val="top"/>
+          </w:tcPr>
+          <w:p>
+            <w:pPr>
+              <w:keepNext w:val="0"/>
+              <w:keepLines w:val="0"/>
+              <w:pageBreakBefore w:val="0"/>
+              <w:widowControl w:val="1"/>
+              <w:shd w:val="clear" w:color="auto" w:fill="auto"/>
+              <w:suppressAutoHyphens w:val="1"/>
+              <w:bidi w:val="0"/>
+              <w:spacing w:before="0" w:after="0" w:line="240" w:lineRule="auto"/>
+              <w:ind w:left="0" w:right="0" w:firstLine="0"/>
+              <w:jc w:val="left"/>
+              <w:outlineLvl w:val="0"/>
+              <w:rPr>
+                <w:rtl w:val="0"/>
+              </w:rPr>
+            </w:pPr>
+            <w:r>
+              <w:rPr>
+                <w:rFonts w:ascii="Calibri" w:cs="Arial Unicode MS" w:hAnsi="Calibri" w:eastAsia="Arial Unicode MS"/>
+                <w:b w:val="0"/>
+                <w:bCs w:val="0"/>
+                <w:i w:val="0"/>
+                <w:iCs w:val="0"/>
+                <w:caps w:val="0"/>
+                <w:smallCaps w:val="0"/>
+                <w:strike w:val="0"/>
+                <w:dstrike w:val="0"/>
+                <w:outline w:val="0"/>
+                <w:color w:val="000000"/>
+                <w:spacing w:val="0"/>
+                <w:kern w:val="0"/>
+                <w:position w:val="0"/>
+                <w:sz w:val="36"/>
+                <w:szCs w:val="36"/>
+                <w:u w:val="none"/>
+                <w:shd w:val="nil" w:color="auto" w:fill="auto"/>
+                <w:vertAlign w:val="baseline"/>
+                <w:rtl w:val="0"/>
+                <w14:textOutline w14:w="12700" w14:cap="flat">
+                  <w14:noFill/>
+                  <w14:miter w14:lim="400000"/>
+                </w14:textOutline>
+                <w14:textFill>
+                  <w14:solidFill>
+                    <w14:srgbClr w14:val="000000"/>
+                  </w14:solidFill>
+                </w14:textFill>
+              </w:rPr>
+              <w:t>Completion date</w:t>
+            </w:r>
+          </w:p>
+        </w:tc>
+        <w:tc>
+          <w:tcPr>
+            <w:tcW w:type="dxa" w:w="4670"/>
+            <w:tcBorders>
+              <w:top w:val="single" w:color="ffffff" w:sz="8" w:space="0" w:shadow="0" w:frame="0"/>
+              <w:left w:val="single" w:color="ffffff" w:sz="8" w:space="0" w:shadow="0" w:frame="0"/>
+              <w:bottom w:val="single" w:color="ffffff" w:sz="8" w:space="0" w:shadow="0" w:frame="0"/>
+              <w:right w:val="single" w:color="ffffff" w:sz="8" w:space="0" w:shadow="0" w:frame="0"/>
+            </w:tcBorders>
+            <w:shd w:val="clear" w:color="auto" w:fill="cdd4e9"/>
+            <w:tcMar>
+              <w:top w:type="dxa" w:w="0"/>
+              <w:left w:type="dxa" w:w="0"/>
+              <w:bottom w:type="dxa" w:w="0"/>
+              <w:right w:type="dxa" w:w="0"/>
+            </w:tcMar>
+            <w:vAlign w:val="top"/>
+          </w:tcPr>
+          <w:p/>
+        </w:tc>
+      </w:tr>
+      <w:tr>
+        <w:tblPrEx>
+          <w:shd w:val="clear" w:color="auto" w:fill="cdd4e9"/>
+        </w:tblPrEx>
+        <w:trPr>
+          <w:trHeight w:val="436" w:hRule="atLeast"/>
+        </w:trPr>
+        <w:tc>
+          <w:tcPr>
+            <w:tcW w:type="dxa" w:w="4670"/>
+            <w:tcBorders>
+              <w:top w:val="single" w:color="ffffff" w:sz="8" w:space="0" w:shadow="0" w:frame="0"/>
+              <w:left w:val="single" w:color="ffffff" w:sz="8" w:space="0" w:shadow="0" w:frame="0"/>
+              <w:bottom w:val="single" w:color="ffffff" w:sz="8" w:space="0" w:shadow="0" w:frame="0"/>
+              <w:right w:val="single" w:color="ffffff" w:sz="8" w:space="0" w:shadow="0" w:frame="0"/>
+            </w:tcBorders>
+            <w:shd w:val="clear" w:color="auto" w:fill="e7eaf4"/>
+            <w:tcMar>
+              <w:top w:type="dxa" w:w="0"/>
+              <w:left w:type="dxa" w:w="0"/>
+              <w:bottom w:type="dxa" w:w="0"/>
+              <w:right w:type="dxa" w:w="0"/>
+            </w:tcMar>
+            <w:vAlign w:val="top"/>
+          </w:tcPr>
+          <w:p>
+            <w:pPr>
+              <w:keepNext w:val="0"/>
+              <w:keepLines w:val="0"/>
+              <w:pageBreakBefore w:val="0"/>
+              <w:widowControl w:val="1"/>
+              <w:shd w:val="clear" w:color="auto" w:fill="auto"/>
+              <w:suppressAutoHyphens w:val="1"/>
+              <w:bidi w:val="0"/>
+              <w:spacing w:before="0" w:after="0" w:line="240" w:lineRule="auto"/>
+              <w:ind w:left="0" w:right="0" w:firstLine="0"/>
+              <w:jc w:val="left"/>
+              <w:outlineLvl w:val="0"/>
+              <w:rPr>
+                <w:rtl w:val="0"/>
+              </w:rPr>
+            </w:pPr>
+            <w:r>
+              <w:rPr>
+                <w:rFonts w:ascii="Calibri" w:cs="Arial Unicode MS" w:hAnsi="Calibri" w:eastAsia="Arial Unicode MS"/>
+                <w:b w:val="0"/>
+                <w:bCs w:val="0"/>
+                <w:i w:val="0"/>
+                <w:iCs w:val="0"/>
+                <w:caps w:val="0"/>
+                <w:smallCaps w:val="0"/>
+                <w:strike w:val="0"/>
+                <w:dstrike w:val="0"/>
+                <w:outline w:val="0"/>
+                <w:color w:val="000000"/>
+                <w:spacing w:val="0"/>
+                <w:kern w:val="0"/>
+                <w:position w:val="0"/>
+                <w:sz w:val="36"/>
+                <w:szCs w:val="36"/>
+                <w:u w:val="none"/>
+                <w:shd w:val="nil" w:color="auto" w:fill="auto"/>
+                <w:vertAlign w:val="baseline"/>
+                <w:rtl w:val="0"/>
+                <w14:textOutline w14:w="12700" w14:cap="flat">
+                  <w14:noFill/>
+                  <w14:miter w14:lim="400000"/>
+                </w14:textOutline>
+                <w14:textFill>
+                  <w14:solidFill>
+                    <w14:srgbClr w14:val="000000"/>
+                  </w14:solidFill>
+                </w14:textFill>
+              </w:rPr>
+              <w:t>Person assigned to the task</w:t>
+            </w:r>
+          </w:p>
+        </w:tc>
+        <w:tc>
+          <w:tcPr>
+            <w:tcW w:type="dxa" w:w="4670"/>
+            <w:tcBorders>
+              <w:top w:val="single" w:color="ffffff" w:sz="8" w:space="0" w:shadow="0" w:frame="0"/>
+              <w:left w:val="single" w:color="ffffff" w:sz="8" w:space="0" w:shadow="0" w:frame="0"/>
+              <w:bottom w:val="single" w:color="ffffff" w:sz="8" w:space="0" w:shadow="0" w:frame="0"/>
+              <w:right w:val="single" w:color="ffffff" w:sz="8" w:space="0" w:shadow="0" w:frame="0"/>
+            </w:tcBorders>
+            <w:shd w:val="clear" w:color="auto" w:fill="e7eaf4"/>
+            <w:tcMar>
+              <w:top w:type="dxa" w:w="0"/>
+              <w:left w:type="dxa" w:w="0"/>
+              <w:bottom w:type="dxa" w:w="0"/>
+              <w:right w:type="dxa" w:w="0"/>
+            </w:tcMar>
+            <w:vAlign w:val="top"/>
+          </w:tcPr>
+          <w:p/>
+        </w:tc>
+      </w:tr>
+      <w:tr>
+        <w:tblPrEx>
+          <w:shd w:val="clear" w:color="auto" w:fill="cdd4e9"/>
+        </w:tblPrEx>
+        <w:trPr>
+          <w:trHeight w:val="436" w:hRule="atLeast"/>
+        </w:trPr>
+        <w:tc>
+          <w:tcPr>
+            <w:tcW w:type="dxa" w:w="4670"/>
+            <w:tcBorders>
+              <w:top w:val="single" w:color="ffffff" w:sz="8" w:space="0" w:shadow="0" w:frame="0"/>
+              <w:left w:val="single" w:color="ffffff" w:sz="8" w:space="0" w:shadow="0" w:frame="0"/>
+              <w:bottom w:val="single" w:color="ffffff" w:sz="8" w:space="0" w:shadow="0" w:frame="0"/>
+              <w:right w:val="single" w:color="ffffff" w:sz="8" w:space="0" w:shadow="0" w:frame="0"/>
+            </w:tcBorders>
+            <w:shd w:val="clear" w:color="auto" w:fill="cdd4e9"/>
+            <w:tcMar>
+              <w:top w:type="dxa" w:w="0"/>
+              <w:left w:type="dxa" w:w="0"/>
+              <w:bottom w:type="dxa" w:w="0"/>
+              <w:right w:type="dxa" w:w="0"/>
+            </w:tcMar>
+            <w:vAlign w:val="top"/>
+          </w:tcPr>
+          <w:p>
+            <w:pPr>
+              <w:keepNext w:val="0"/>
+              <w:keepLines w:val="0"/>
+              <w:pageBreakBefore w:val="0"/>
+              <w:widowControl w:val="1"/>
+              <w:shd w:val="clear" w:color="auto" w:fill="auto"/>
+              <w:suppressAutoHyphens w:val="1"/>
+              <w:bidi w:val="0"/>
+              <w:spacing w:before="0" w:after="0" w:line="240" w:lineRule="auto"/>
+              <w:ind w:left="0" w:right="0" w:firstLine="0"/>
+              <w:jc w:val="left"/>
+              <w:outlineLvl w:val="0"/>
+              <w:rPr>
+                <w:rtl w:val="0"/>
+              </w:rPr>
+            </w:pPr>
+            <w:r>
+              <w:rPr>
+                <w:rFonts w:ascii="Calibri" w:cs="Arial Unicode MS" w:hAnsi="Calibri" w:eastAsia="Arial Unicode MS"/>
+                <w:b w:val="0"/>
+                <w:bCs w:val="0"/>
+                <w:i w:val="0"/>
+                <w:iCs w:val="0"/>
+                <w:caps w:val="0"/>
+                <w:smallCaps w:val="0"/>
+                <w:strike w:val="0"/>
+                <w:dstrike w:val="0"/>
+                <w:outline w:val="0"/>
+                <w:color w:val="000000"/>
+                <w:spacing w:val="0"/>
+                <w:kern w:val="0"/>
+                <w:position w:val="0"/>
+                <w:sz w:val="36"/>
+                <w:szCs w:val="36"/>
+                <w:u w:val="none"/>
+                <w:shd w:val="nil" w:color="auto" w:fill="auto"/>
+                <w:vertAlign w:val="baseline"/>
+                <w:rtl w:val="0"/>
+                <w14:textOutline w14:w="12700" w14:cap="flat">
+                  <w14:noFill/>
+                  <w14:miter w14:lim="400000"/>
+                </w14:textOutline>
+                <w14:textFill>
+                  <w14:solidFill>
+                    <w14:srgbClr w14:val="000000"/>
+                  </w14:solidFill>
+                </w14:textFill>
+              </w:rPr>
+              <w:t>Deliverable(s)</w:t>
+            </w:r>
+          </w:p>
+        </w:tc>
+        <w:tc>
+          <w:tcPr>
+            <w:tcW w:type="dxa" w:w="4670"/>
+            <w:tcBorders>
+              <w:top w:val="single" w:color="ffffff" w:sz="8" w:space="0" w:shadow="0" w:frame="0"/>
+              <w:left w:val="single" w:color="ffffff" w:sz="8" w:space="0" w:shadow="0" w:frame="0"/>
+              <w:bottom w:val="single" w:color="ffffff" w:sz="8" w:space="0" w:shadow="0" w:frame="0"/>
+              <w:right w:val="single" w:color="ffffff" w:sz="8" w:space="0" w:shadow="0" w:frame="0"/>
+            </w:tcBorders>
+            <w:shd w:val="clear" w:color="auto" w:fill="cdd4e9"/>
+            <w:tcMar>
+              <w:top w:type="dxa" w:w="0"/>
+              <w:left w:type="dxa" w:w="0"/>
+              <w:bottom w:type="dxa" w:w="0"/>
+              <w:right w:type="dxa" w:w="0"/>
+            </w:tcMar>
+            <w:vAlign w:val="top"/>
+          </w:tcPr>
+          <w:p/>
+        </w:tc>
+      </w:tr>
+      <w:tr>
+        <w:tblPrEx>
+          <w:shd w:val="clear" w:color="auto" w:fill="cdd4e9"/>
+        </w:tblPrEx>
+        <w:trPr>
+          <w:trHeight w:val="436" w:hRule="atLeast"/>
+        </w:trPr>
+        <w:tc>
+          <w:tcPr>
+            <w:tcW w:type="dxa" w:w="4670"/>
+            <w:tcBorders>
+              <w:top w:val="single" w:color="ffffff" w:sz="8" w:space="0" w:shadow="0" w:frame="0"/>
+              <w:left w:val="single" w:color="ffffff" w:sz="8" w:space="0" w:shadow="0" w:frame="0"/>
+              <w:bottom w:val="single" w:color="ffffff" w:sz="8" w:space="0" w:shadow="0" w:frame="0"/>
+              <w:right w:val="single" w:color="ffffff" w:sz="8" w:space="0" w:shadow="0" w:frame="0"/>
+            </w:tcBorders>
+            <w:shd w:val="clear" w:color="auto" w:fill="e7eaf4"/>
+            <w:tcMar>
+              <w:top w:type="dxa" w:w="0"/>
+              <w:left w:type="dxa" w:w="0"/>
+              <w:bottom w:type="dxa" w:w="0"/>
+              <w:right w:type="dxa" w:w="0"/>
+            </w:tcMar>
+            <w:vAlign w:val="top"/>
+          </w:tcPr>
+          <w:p>
+            <w:pPr>
+              <w:keepNext w:val="0"/>
+              <w:keepLines w:val="0"/>
+              <w:pageBreakBefore w:val="0"/>
+              <w:widowControl w:val="1"/>
+              <w:shd w:val="clear" w:color="auto" w:fill="auto"/>
+              <w:suppressAutoHyphens w:val="1"/>
+              <w:bidi w:val="0"/>
+              <w:spacing w:before="0" w:after="0" w:line="240" w:lineRule="auto"/>
+              <w:ind w:left="0" w:right="0" w:firstLine="0"/>
+              <w:jc w:val="left"/>
+              <w:outlineLvl w:val="0"/>
+              <w:rPr>
+                <w:rtl w:val="0"/>
+              </w:rPr>
+            </w:pPr>
+            <w:r>
+              <w:rPr>
+                <w:rFonts w:ascii="Calibri" w:cs="Arial Unicode MS" w:hAnsi="Calibri" w:eastAsia="Arial Unicode MS"/>
+                <w:b w:val="0"/>
+                <w:bCs w:val="0"/>
+                <w:i w:val="0"/>
+                <w:iCs w:val="0"/>
+                <w:caps w:val="0"/>
+                <w:smallCaps w:val="0"/>
+                <w:strike w:val="0"/>
+                <w:dstrike w:val="0"/>
+                <w:outline w:val="0"/>
+                <w:color w:val="000000"/>
+                <w:spacing w:val="0"/>
+                <w:kern w:val="0"/>
+                <w:position w:val="0"/>
+                <w:sz w:val="36"/>
+                <w:szCs w:val="36"/>
+                <w:u w:val="none"/>
+                <w:shd w:val="nil" w:color="auto" w:fill="auto"/>
+                <w:vertAlign w:val="baseline"/>
+                <w:rtl w:val="0"/>
+                <w14:textOutline w14:w="12700" w14:cap="flat">
+                  <w14:noFill/>
+                  <w14:miter w14:lim="400000"/>
+                </w14:textOutline>
+                <w14:textFill>
+                  <w14:solidFill>
+                    <w14:srgbClr w14:val="000000"/>
+                  </w14:solidFill>
+                </w14:textFill>
+              </w:rPr>
+              <w:t>Completion status</w:t>
+            </w:r>
+          </w:p>
+        </w:tc>
+        <w:tc>
+          <w:tcPr>
+            <w:tcW w:type="dxa" w:w="4670"/>
+            <w:tcBorders>
+              <w:top w:val="single" w:color="ffffff" w:sz="8" w:space="0" w:shadow="0" w:frame="0"/>
+              <w:left w:val="single" w:color="ffffff" w:sz="8" w:space="0" w:shadow="0" w:frame="0"/>
+              <w:bottom w:val="single" w:color="ffffff" w:sz="8" w:space="0" w:shadow="0" w:frame="0"/>
+              <w:right w:val="single" w:color="ffffff" w:sz="8" w:space="0" w:shadow="0" w:frame="0"/>
+            </w:tcBorders>
+            <w:shd w:val="clear" w:color="auto" w:fill="e7eaf4"/>
+            <w:tcMar>
+              <w:top w:type="dxa" w:w="0"/>
+              <w:left w:type="dxa" w:w="0"/>
+              <w:bottom w:type="dxa" w:w="0"/>
+              <w:right w:type="dxa" w:w="0"/>
+            </w:tcMar>
+            <w:vAlign w:val="top"/>
+          </w:tcPr>
+          <w:p/>
+        </w:tc>
+      </w:tr>
+      <w:tr>
+        <w:tblPrEx>
+          <w:shd w:val="clear" w:color="auto" w:fill="cdd4e9"/>
+        </w:tblPrEx>
+        <w:trPr>
+          <w:trHeight w:val="436" w:hRule="atLeast"/>
+        </w:trPr>
+        <w:tc>
+          <w:tcPr>
+            <w:tcW w:type="dxa" w:w="4670"/>
+            <w:tcBorders>
+              <w:top w:val="single" w:color="ffffff" w:sz="8" w:space="0" w:shadow="0" w:frame="0"/>
+              <w:left w:val="single" w:color="ffffff" w:sz="8" w:space="0" w:shadow="0" w:frame="0"/>
+              <w:bottom w:val="single" w:color="ffffff" w:sz="8" w:space="0" w:shadow="0" w:frame="0"/>
+              <w:right w:val="single" w:color="ffffff" w:sz="8" w:space="0" w:shadow="0" w:frame="0"/>
+            </w:tcBorders>
+            <w:shd w:val="clear" w:color="auto" w:fill="cdd4e9"/>
+            <w:tcMar>
+              <w:top w:type="dxa" w:w="0"/>
+              <w:left w:type="dxa" w:w="0"/>
+              <w:bottom w:type="dxa" w:w="0"/>
+              <w:right w:type="dxa" w:w="0"/>
+            </w:tcMar>
+            <w:vAlign w:val="top"/>
+          </w:tcPr>
+          <w:p>
+            <w:pPr>
+              <w:keepNext w:val="0"/>
+              <w:keepLines w:val="0"/>
+              <w:pageBreakBefore w:val="0"/>
+              <w:widowControl w:val="1"/>
+              <w:shd w:val="clear" w:color="auto" w:fill="auto"/>
+              <w:suppressAutoHyphens w:val="1"/>
+              <w:bidi w:val="0"/>
+              <w:spacing w:before="0" w:after="0" w:line="240" w:lineRule="auto"/>
+              <w:ind w:left="0" w:right="0" w:firstLine="0"/>
+              <w:jc w:val="left"/>
+              <w:outlineLvl w:val="0"/>
+              <w:rPr>
+                <w:rtl w:val="0"/>
+              </w:rPr>
+            </w:pPr>
+            <w:r>
+              <w:rPr>
+                <w:rFonts w:ascii="Calibri" w:cs="Arial Unicode MS" w:hAnsi="Calibri" w:eastAsia="Arial Unicode MS"/>
+                <w:b w:val="0"/>
+                <w:bCs w:val="0"/>
+                <w:i w:val="0"/>
+                <w:iCs w:val="0"/>
+                <w:caps w:val="0"/>
+                <w:smallCaps w:val="0"/>
+                <w:strike w:val="0"/>
+                <w:dstrike w:val="0"/>
+                <w:outline w:val="0"/>
+                <w:color w:val="000000"/>
+                <w:spacing w:val="0"/>
+                <w:kern w:val="0"/>
+                <w:position w:val="0"/>
+                <w:sz w:val="36"/>
+                <w:szCs w:val="36"/>
+                <w:u w:val="none"/>
+                <w:shd w:val="nil" w:color="auto" w:fill="auto"/>
+                <w:vertAlign w:val="baseline"/>
+                <w:rtl w:val="0"/>
+                <w14:textOutline w14:w="12700" w14:cap="flat">
+                  <w14:noFill/>
+                  <w14:miter w14:lim="400000"/>
+                </w14:textOutline>
+                <w14:textFill>
+                  <w14:solidFill>
+                    <w14:srgbClr w14:val="000000"/>
+                  </w14:solidFill>
+                </w14:textFill>
+              </w:rPr>
+              <w:t>Priority*</w:t>
+            </w:r>
+          </w:p>
+        </w:tc>
+        <w:tc>
+          <w:tcPr>
+            <w:tcW w:type="dxa" w:w="4670"/>
+            <w:tcBorders>
+              <w:top w:val="single" w:color="ffffff" w:sz="8" w:space="0" w:shadow="0" w:frame="0"/>
+              <w:left w:val="single" w:color="ffffff" w:sz="8" w:space="0" w:shadow="0" w:frame="0"/>
+              <w:bottom w:val="single" w:color="ffffff" w:sz="8" w:space="0" w:shadow="0" w:frame="0"/>
+              <w:right w:val="single" w:color="ffffff" w:sz="8" w:space="0" w:shadow="0" w:frame="0"/>
+            </w:tcBorders>
+            <w:shd w:val="clear" w:color="auto" w:fill="cdd4e9"/>
+            <w:tcMar>
+              <w:top w:type="dxa" w:w="0"/>
+              <w:left w:type="dxa" w:w="0"/>
+              <w:bottom w:type="dxa" w:w="0"/>
+              <w:right w:type="dxa" w:w="0"/>
+            </w:tcMar>
+            <w:vAlign w:val="top"/>
+          </w:tcPr>
+          <w:p/>
+        </w:tc>
+      </w:tr>
+      <w:tr>
+        <w:tblPrEx>
+          <w:shd w:val="clear" w:color="auto" w:fill="cdd4e9"/>
+        </w:tblPrEx>
+        <w:trPr>
+          <w:trHeight w:val="436" w:hRule="atLeast"/>
+        </w:trPr>
+        <w:tc>
+          <w:tcPr>
+            <w:tcW w:type="dxa" w:w="4670"/>
+            <w:tcBorders>
+              <w:top w:val="single" w:color="ffffff" w:sz="8" w:space="0" w:shadow="0" w:frame="0"/>
+              <w:left w:val="single" w:color="ffffff" w:sz="8" w:space="0" w:shadow="0" w:frame="0"/>
+              <w:bottom w:val="single" w:color="ffffff" w:sz="8" w:space="0" w:shadow="0" w:frame="0"/>
+              <w:right w:val="single" w:color="ffffff" w:sz="8" w:space="0" w:shadow="0" w:frame="0"/>
+            </w:tcBorders>
+            <w:shd w:val="clear" w:color="auto" w:fill="e7eaf4"/>
+            <w:tcMar>
+              <w:top w:type="dxa" w:w="0"/>
+              <w:left w:type="dxa" w:w="0"/>
+              <w:bottom w:type="dxa" w:w="0"/>
+              <w:right w:type="dxa" w:w="0"/>
+            </w:tcMar>
+            <w:vAlign w:val="top"/>
+          </w:tcPr>
+          <w:p>
+            <w:pPr>
+              <w:keepNext w:val="0"/>
+              <w:keepLines w:val="0"/>
+              <w:pageBreakBefore w:val="0"/>
+              <w:widowControl w:val="1"/>
+              <w:shd w:val="clear" w:color="auto" w:fill="auto"/>
+              <w:suppressAutoHyphens w:val="1"/>
+              <w:bidi w:val="0"/>
+              <w:spacing w:before="0" w:after="0" w:line="240" w:lineRule="auto"/>
+              <w:ind w:left="0" w:right="0" w:firstLine="0"/>
+              <w:jc w:val="left"/>
+              <w:outlineLvl w:val="0"/>
+              <w:rPr>
+                <w:rtl w:val="0"/>
+              </w:rPr>
+            </w:pPr>
+            <w:r>
+              <w:rPr>
+                <w:rFonts w:ascii="Calibri" w:cs="Arial Unicode MS" w:hAnsi="Calibri" w:eastAsia="Arial Unicode MS"/>
+                <w:b w:val="0"/>
+                <w:bCs w:val="0"/>
+                <w:i w:val="0"/>
+                <w:iCs w:val="0"/>
+                <w:caps w:val="0"/>
+                <w:smallCaps w:val="0"/>
+                <w:strike w:val="0"/>
+                <w:dstrike w:val="0"/>
+                <w:outline w:val="0"/>
+                <w:color w:val="000000"/>
+                <w:spacing w:val="0"/>
+                <w:kern w:val="0"/>
+                <w:position w:val="0"/>
+                <w:sz w:val="36"/>
+                <w:szCs w:val="36"/>
+                <w:u w:val="none"/>
+                <w:shd w:val="nil" w:color="auto" w:fill="auto"/>
+                <w:vertAlign w:val="baseline"/>
+                <w:rtl w:val="0"/>
+                <w14:textOutline w14:w="12700" w14:cap="flat">
+                  <w14:noFill/>
+                  <w14:miter w14:lim="400000"/>
+                </w14:textOutline>
+                <w14:textFill>
+                  <w14:solidFill>
+                    <w14:srgbClr w14:val="000000"/>
+                  </w14:solidFill>
+                </w14:textFill>
+              </w:rPr>
+              <w:t>Resources that are needed</w:t>
+            </w:r>
+          </w:p>
+        </w:tc>
+        <w:tc>
+          <w:tcPr>
+            <w:tcW w:type="dxa" w:w="4670"/>
+            <w:tcBorders>
+              <w:top w:val="single" w:color="ffffff" w:sz="8" w:space="0" w:shadow="0" w:frame="0"/>
+              <w:left w:val="single" w:color="ffffff" w:sz="8" w:space="0" w:shadow="0" w:frame="0"/>
+              <w:bottom w:val="single" w:color="ffffff" w:sz="8" w:space="0" w:shadow="0" w:frame="0"/>
+              <w:right w:val="single" w:color="ffffff" w:sz="8" w:space="0" w:shadow="0" w:frame="0"/>
+            </w:tcBorders>
+            <w:shd w:val="clear" w:color="auto" w:fill="e7eaf4"/>
+            <w:tcMar>
+              <w:top w:type="dxa" w:w="0"/>
+              <w:left w:type="dxa" w:w="0"/>
+              <w:bottom w:type="dxa" w:w="0"/>
+              <w:right w:type="dxa" w:w="0"/>
+            </w:tcMar>
+            <w:vAlign w:val="top"/>
+          </w:tcPr>
+          <w:p/>
+        </w:tc>
+      </w:tr>
+      <w:tr>
+        <w:tblPrEx>
+          <w:shd w:val="clear" w:color="auto" w:fill="cdd4e9"/>
+        </w:tblPrEx>
+        <w:trPr>
+          <w:trHeight w:val="436" w:hRule="atLeast"/>
+        </w:trPr>
+        <w:tc>
+          <w:tcPr>
+            <w:tcW w:type="dxa" w:w="4670"/>
+            <w:tcBorders>
+              <w:top w:val="single" w:color="ffffff" w:sz="8" w:space="0" w:shadow="0" w:frame="0"/>
+              <w:left w:val="single" w:color="ffffff" w:sz="8" w:space="0" w:shadow="0" w:frame="0"/>
+              <w:bottom w:val="single" w:color="ffffff" w:sz="8" w:space="0" w:shadow="0" w:frame="0"/>
+              <w:right w:val="single" w:color="ffffff" w:sz="8" w:space="0" w:shadow="0" w:frame="0"/>
+            </w:tcBorders>
+            <w:shd w:val="clear" w:color="auto" w:fill="cdd4e9"/>
+            <w:tcMar>
+              <w:top w:type="dxa" w:w="0"/>
+              <w:left w:type="dxa" w:w="0"/>
+              <w:bottom w:type="dxa" w:w="0"/>
+              <w:right w:type="dxa" w:w="0"/>
+            </w:tcMar>
+            <w:vAlign w:val="top"/>
+          </w:tcPr>
+          <w:p>
+            <w:pPr>
+              <w:keepNext w:val="0"/>
+              <w:keepLines w:val="0"/>
+              <w:pageBreakBefore w:val="0"/>
+              <w:widowControl w:val="1"/>
+              <w:shd w:val="clear" w:color="auto" w:fill="auto"/>
+              <w:suppressAutoHyphens w:val="1"/>
+              <w:bidi w:val="0"/>
+              <w:spacing w:before="0" w:after="0" w:line="240" w:lineRule="auto"/>
+              <w:ind w:left="0" w:right="0" w:firstLine="0"/>
+              <w:jc w:val="left"/>
+              <w:outlineLvl w:val="0"/>
+              <w:rPr>
+                <w:rtl w:val="0"/>
+              </w:rPr>
+            </w:pPr>
+            <w:r>
+              <w:rPr>
+                <w:rFonts w:ascii="Calibri" w:cs="Arial Unicode MS" w:hAnsi="Calibri" w:eastAsia="Arial Unicode MS"/>
+                <w:b w:val="0"/>
+                <w:bCs w:val="0"/>
+                <w:i w:val="0"/>
+                <w:iCs w:val="0"/>
+                <w:caps w:val="0"/>
+                <w:smallCaps w:val="0"/>
+                <w:strike w:val="0"/>
+                <w:dstrike w:val="0"/>
+                <w:outline w:val="0"/>
+                <w:color w:val="000000"/>
+                <w:spacing w:val="0"/>
+                <w:kern w:val="0"/>
+                <w:position w:val="0"/>
+                <w:sz w:val="36"/>
+                <w:szCs w:val="36"/>
+                <w:u w:val="none"/>
+                <w:shd w:val="nil" w:color="auto" w:fill="auto"/>
+                <w:vertAlign w:val="baseline"/>
+                <w:rtl w:val="0"/>
+                <w14:textOutline w14:w="12700" w14:cap="flat">
+                  <w14:noFill/>
+                  <w14:miter w14:lim="400000"/>
+                </w14:textOutline>
+                <w14:textFill>
+                  <w14:solidFill>
+                    <w14:srgbClr w14:val="000000"/>
+                  </w14:solidFill>
+                </w14:textFill>
+              </w:rPr>
+              <w:t>Estimated time</w:t>
+            </w:r>
+          </w:p>
+        </w:tc>
+        <w:tc>
+          <w:tcPr>
+            <w:tcW w:type="dxa" w:w="4670"/>
+            <w:tcBorders>
+              <w:top w:val="single" w:color="ffffff" w:sz="8" w:space="0" w:shadow="0" w:frame="0"/>
+              <w:left w:val="single" w:color="ffffff" w:sz="8" w:space="0" w:shadow="0" w:frame="0"/>
+              <w:bottom w:val="single" w:color="ffffff" w:sz="8" w:space="0" w:shadow="0" w:frame="0"/>
+              <w:right w:val="single" w:color="ffffff" w:sz="8" w:space="0" w:shadow="0" w:frame="0"/>
+            </w:tcBorders>
+            <w:shd w:val="clear" w:color="auto" w:fill="cdd4e9"/>
+            <w:tcMar>
+              <w:top w:type="dxa" w:w="0"/>
+              <w:left w:type="dxa" w:w="0"/>
+              <w:bottom w:type="dxa" w:w="0"/>
+              <w:right w:type="dxa" w:w="0"/>
+            </w:tcMar>
+            <w:vAlign w:val="top"/>
+          </w:tcPr>
+          <w:p/>
+        </w:tc>
+      </w:tr>
+      <w:tr>
+        <w:tblPrEx>
+          <w:shd w:val="clear" w:color="auto" w:fill="cdd4e9"/>
+        </w:tblPrEx>
+        <w:trPr>
+          <w:trHeight w:val="436" w:hRule="atLeast"/>
+        </w:trPr>
+        <w:tc>
+          <w:tcPr>
+            <w:tcW w:type="dxa" w:w="4670"/>
+            <w:tcBorders>
+              <w:top w:val="single" w:color="ffffff" w:sz="8" w:space="0" w:shadow="0" w:frame="0"/>
+              <w:left w:val="single" w:color="ffffff" w:sz="8" w:space="0" w:shadow="0" w:frame="0"/>
+              <w:bottom w:val="single" w:color="ffffff" w:sz="8" w:space="0" w:shadow="0" w:frame="0"/>
+              <w:right w:val="single" w:color="ffffff" w:sz="8" w:space="0" w:shadow="0" w:frame="0"/>
+            </w:tcBorders>
+            <w:shd w:val="clear" w:color="auto" w:fill="e7eaf4"/>
+            <w:tcMar>
+              <w:top w:type="dxa" w:w="0"/>
+              <w:left w:type="dxa" w:w="0"/>
+              <w:bottom w:type="dxa" w:w="0"/>
+              <w:right w:type="dxa" w:w="0"/>
+            </w:tcMar>
+            <w:vAlign w:val="top"/>
+          </w:tcPr>
+          <w:p>
+            <w:pPr>
+              <w:keepNext w:val="0"/>
+              <w:keepLines w:val="0"/>
+              <w:pageBreakBefore w:val="0"/>
+              <w:widowControl w:val="1"/>
+              <w:shd w:val="clear" w:color="auto" w:fill="auto"/>
+              <w:suppressAutoHyphens w:val="1"/>
+              <w:bidi w:val="0"/>
+              <w:spacing w:before="0" w:after="0" w:line="240" w:lineRule="auto"/>
+              <w:ind w:left="0" w:right="0" w:firstLine="0"/>
+              <w:jc w:val="left"/>
+              <w:outlineLvl w:val="0"/>
+              <w:rPr>
+                <w:rtl w:val="0"/>
+              </w:rPr>
+            </w:pPr>
+            <w:r>
+              <w:rPr>
+                <w:rFonts w:ascii="Calibri" w:cs="Arial Unicode MS" w:hAnsi="Calibri" w:eastAsia="Arial Unicode MS"/>
+                <w:b w:val="0"/>
+                <w:bCs w:val="0"/>
+                <w:i w:val="0"/>
+                <w:iCs w:val="0"/>
+                <w:caps w:val="0"/>
+                <w:smallCaps w:val="0"/>
+                <w:strike w:val="0"/>
+                <w:dstrike w:val="0"/>
+                <w:outline w:val="0"/>
+                <w:color w:val="000000"/>
+                <w:spacing w:val="0"/>
+                <w:kern w:val="0"/>
+                <w:position w:val="0"/>
+                <w:sz w:val="36"/>
+                <w:szCs w:val="36"/>
+                <w:u w:val="none"/>
+                <w:shd w:val="nil" w:color="auto" w:fill="auto"/>
+                <w:vertAlign w:val="baseline"/>
+                <w:rtl w:val="0"/>
+                <w14:textOutline w14:w="12700" w14:cap="flat">
+                  <w14:noFill/>
+                  <w14:miter w14:lim="400000"/>
+                </w14:textOutline>
+                <w14:textFill>
+                  <w14:solidFill>
+                    <w14:srgbClr w14:val="000000"/>
+                  </w14:solidFill>
+                </w14:textFill>
+              </w:rPr>
+              <w:t>Actual time</w:t>
+            </w:r>
+          </w:p>
+        </w:tc>
+        <w:tc>
+          <w:tcPr>
+            <w:tcW w:type="dxa" w:w="4670"/>
+            <w:tcBorders>
+              <w:top w:val="single" w:color="ffffff" w:sz="8" w:space="0" w:shadow="0" w:frame="0"/>
+              <w:left w:val="single" w:color="ffffff" w:sz="8" w:space="0" w:shadow="0" w:frame="0"/>
+              <w:bottom w:val="single" w:color="ffffff" w:sz="8" w:space="0" w:shadow="0" w:frame="0"/>
+              <w:right w:val="single" w:color="ffffff" w:sz="8" w:space="0" w:shadow="0" w:frame="0"/>
+            </w:tcBorders>
+            <w:shd w:val="clear" w:color="auto" w:fill="e7eaf4"/>
+            <w:tcMar>
+              <w:top w:type="dxa" w:w="0"/>
+              <w:left w:type="dxa" w:w="0"/>
+              <w:bottom w:type="dxa" w:w="0"/>
+              <w:right w:type="dxa" w:w="0"/>
+            </w:tcMar>
+            <w:vAlign w:val="top"/>
+          </w:tcPr>
+          <w:p/>
+        </w:tc>
+      </w:tr>
+      <w:tr>
+        <w:tblPrEx>
+          <w:shd w:val="clear" w:color="auto" w:fill="cdd4e9"/>
+        </w:tblPrEx>
+        <w:trPr>
+          <w:trHeight w:val="436" w:hRule="atLeast"/>
+        </w:trPr>
+        <w:tc>
+          <w:tcPr>
+            <w:tcW w:type="dxa" w:w="4670"/>
+            <w:tcBorders>
+              <w:top w:val="single" w:color="ffffff" w:sz="8" w:space="0" w:shadow="0" w:frame="0"/>
+              <w:left w:val="single" w:color="ffffff" w:sz="8" w:space="0" w:shadow="0" w:frame="0"/>
+              <w:bottom w:val="single" w:color="ffffff" w:sz="8" w:space="0" w:shadow="0" w:frame="0"/>
+              <w:right w:val="single" w:color="ffffff" w:sz="8" w:space="0" w:shadow="0" w:frame="0"/>
+            </w:tcBorders>
+            <w:shd w:val="clear" w:color="auto" w:fill="cdd4e9"/>
+            <w:tcMar>
+              <w:top w:type="dxa" w:w="0"/>
+              <w:left w:type="dxa" w:w="0"/>
+              <w:bottom w:type="dxa" w:w="0"/>
+              <w:right w:type="dxa" w:w="0"/>
+            </w:tcMar>
+            <w:vAlign w:val="top"/>
+          </w:tcPr>
+          <w:p>
+            <w:pPr>
+              <w:keepNext w:val="0"/>
+              <w:keepLines w:val="0"/>
+              <w:pageBreakBefore w:val="0"/>
+              <w:widowControl w:val="1"/>
+              <w:shd w:val="clear" w:color="auto" w:fill="auto"/>
+              <w:suppressAutoHyphens w:val="1"/>
+              <w:bidi w:val="0"/>
+              <w:spacing w:before="0" w:after="0" w:line="240" w:lineRule="auto"/>
+              <w:ind w:left="0" w:right="0" w:firstLine="0"/>
+              <w:jc w:val="left"/>
+              <w:outlineLvl w:val="0"/>
+              <w:rPr>
+                <w:rtl w:val="0"/>
+              </w:rPr>
+            </w:pPr>
+            <w:r>
+              <w:rPr>
+                <w:rFonts w:ascii="Calibri" w:cs="Arial Unicode MS" w:hAnsi="Calibri" w:eastAsia="Arial Unicode MS"/>
+                <w:b w:val="0"/>
+                <w:bCs w:val="0"/>
+                <w:i w:val="0"/>
+                <w:iCs w:val="0"/>
+                <w:caps w:val="0"/>
+                <w:smallCaps w:val="0"/>
+                <w:strike w:val="0"/>
+                <w:dstrike w:val="0"/>
+                <w:outline w:val="0"/>
+                <w:color w:val="000000"/>
+                <w:spacing w:val="0"/>
+                <w:kern w:val="0"/>
+                <w:position w:val="0"/>
+                <w:sz w:val="36"/>
+                <w:szCs w:val="36"/>
+                <w:u w:val="none"/>
+                <w:shd w:val="nil" w:color="auto" w:fill="auto"/>
+                <w:vertAlign w:val="baseline"/>
+                <w:rtl w:val="0"/>
+                <w14:textOutline w14:w="12700" w14:cap="flat">
+                  <w14:noFill/>
+                  <w14:miter w14:lim="400000"/>
                 </w14:textOutline>
                 <w14:textFill>
                   <w14:solidFill>
@@ -900,50 +1198,150 @@
             </w:r>
           </w:p>
         </w:tc>
+        <w:tc>
+          <w:tcPr>
+            <w:tcW w:type="dxa" w:w="4670"/>
+            <w:tcBorders>
+              <w:top w:val="single" w:color="ffffff" w:sz="8" w:space="0" w:shadow="0" w:frame="0"/>
+              <w:left w:val="single" w:color="ffffff" w:sz="8" w:space="0" w:shadow="0" w:frame="0"/>
+              <w:bottom w:val="single" w:color="ffffff" w:sz="8" w:space="0" w:shadow="0" w:frame="0"/>
+              <w:right w:val="single" w:color="ffffff" w:sz="8" w:space="0" w:shadow="0" w:frame="0"/>
+            </w:tcBorders>
+            <w:shd w:val="clear" w:color="auto" w:fill="cdd4e9"/>
+            <w:tcMar>
+              <w:top w:type="dxa" w:w="0"/>
+              <w:left w:type="dxa" w:w="0"/>
+              <w:bottom w:type="dxa" w:w="0"/>
+              <w:right w:type="dxa" w:w="0"/>
+            </w:tcMar>
+            <w:vAlign w:val="top"/>
+          </w:tcPr>
+          <w:p/>
+        </w:tc>
+      </w:tr>
+      <w:tr>
+        <w:tblPrEx>
+          <w:shd w:val="clear" w:color="auto" w:fill="cdd4e9"/>
+        </w:tblPrEx>
+        <w:trPr>
+          <w:trHeight w:val="436" w:hRule="atLeast"/>
+        </w:trPr>
+        <w:tc>
+          <w:tcPr>
+            <w:tcW w:type="dxa" w:w="4670"/>
+            <w:tcBorders>
+              <w:top w:val="single" w:color="ffffff" w:sz="8" w:space="0" w:shadow="0" w:frame="0"/>
+              <w:left w:val="single" w:color="ffffff" w:sz="8" w:space="0" w:shadow="0" w:frame="0"/>
+              <w:bottom w:val="single" w:color="ffffff" w:sz="8" w:space="0" w:shadow="0" w:frame="0"/>
+              <w:right w:val="single" w:color="ffffff" w:sz="8" w:space="0" w:shadow="0" w:frame="0"/>
+            </w:tcBorders>
+            <w:shd w:val="clear" w:color="auto" w:fill="e7eaf4"/>
+            <w:tcMar>
+              <w:top w:type="dxa" w:w="0"/>
+              <w:left w:type="dxa" w:w="0"/>
+              <w:bottom w:type="dxa" w:w="0"/>
+              <w:right w:type="dxa" w:w="0"/>
+            </w:tcMar>
+            <w:vAlign w:val="top"/>
+          </w:tcPr>
+          <w:p>
+            <w:pPr>
+              <w:keepNext w:val="0"/>
+              <w:keepLines w:val="0"/>
+              <w:pageBreakBefore w:val="0"/>
+              <w:widowControl w:val="1"/>
+              <w:shd w:val="clear" w:color="auto" w:fill="auto"/>
+              <w:suppressAutoHyphens w:val="1"/>
+              <w:bidi w:val="0"/>
+              <w:spacing w:before="0" w:after="0" w:line="240" w:lineRule="auto"/>
+              <w:ind w:left="0" w:right="0" w:firstLine="0"/>
+              <w:jc w:val="left"/>
+              <w:outlineLvl w:val="0"/>
+              <w:rPr>
+                <w:rtl w:val="0"/>
+              </w:rPr>
+            </w:pPr>
+            <w:r>
+              <w:rPr>
+                <w:rFonts w:ascii="Calibri" w:cs="Arial Unicode MS" w:hAnsi="Calibri" w:eastAsia="Arial Unicode MS"/>
+                <w:b w:val="0"/>
+                <w:bCs w:val="0"/>
+                <w:i w:val="0"/>
+                <w:iCs w:val="0"/>
+                <w:caps w:val="0"/>
+                <w:smallCaps w:val="0"/>
+                <w:strike w:val="0"/>
+                <w:dstrike w:val="0"/>
+                <w:outline w:val="0"/>
+                <w:color w:val="000000"/>
+                <w:spacing w:val="0"/>
+                <w:kern w:val="0"/>
+                <w:position w:val="0"/>
+                <w:sz w:val="36"/>
+                <w:szCs w:val="36"/>
+                <w:u w:val="none"/>
+                <w:shd w:val="nil" w:color="auto" w:fill="auto"/>
+                <w:vertAlign w:val="baseline"/>
+                <w:rtl w:val="0"/>
+                <w14:textOutline w14:w="12700" w14:cap="flat">
+                  <w14:noFill/>
+                  <w14:miter w14:lim="400000"/>
+                </w14:textOutline>
+                <w14:textFill>
+                  <w14:solidFill>
+                    <w14:srgbClr w14:val="000000"/>
+                  </w14:solidFill>
+                </w14:textFill>
+              </w:rPr>
+              <w:t>Branch name</w:t>
+            </w:r>
+          </w:p>
+        </w:tc>
+        <w:tc>
+          <w:tcPr>
+            <w:tcW w:type="dxa" w:w="4670"/>
+            <w:tcBorders>
+              <w:top w:val="single" w:color="ffffff" w:sz="8" w:space="0" w:shadow="0" w:frame="0"/>
+              <w:left w:val="single" w:color="ffffff" w:sz="8" w:space="0" w:shadow="0" w:frame="0"/>
+              <w:bottom w:val="single" w:color="ffffff" w:sz="8" w:space="0" w:shadow="0" w:frame="0"/>
+              <w:right w:val="single" w:color="ffffff" w:sz="8" w:space="0" w:shadow="0" w:frame="0"/>
+            </w:tcBorders>
+            <w:shd w:val="clear" w:color="auto" w:fill="e7eaf4"/>
+            <w:tcMar>
+              <w:top w:type="dxa" w:w="0"/>
+              <w:left w:type="dxa" w:w="0"/>
+              <w:bottom w:type="dxa" w:w="0"/>
+              <w:right w:type="dxa" w:w="0"/>
+            </w:tcMar>
+            <w:vAlign w:val="top"/>
+          </w:tcPr>
+          <w:p/>
+        </w:tc>
       </w:tr>
     </w:tbl>
     <w:p>
       <w:pPr>
-        <w:pStyle w:val="Title"/>
-        <w:bidi w:val="0"/>
-        <w:rPr>
-          <w:outline w:val="0"/>
-          <w:color w:val="ee0000"/>
-          <w:u w:val="thick" w:color="ee0000"/>
-          <w14:textFill>
-            <w14:solidFill>
-              <w14:srgbClr w14:val="EE0000"/>
-            </w14:solidFill>
-          </w14:textFill>
-        </w:rPr>
+        <w:pStyle w:val="Body"/>
       </w:pPr>
     </w:p>
     <w:p>
       <w:pPr>
         <w:pStyle w:val="Heading"/>
-        <w:pBdr>
-          <w:top w:val="single" w:color="365b9c" w:sz="24" w:space="6" w:shadow="0" w:frame="0"/>
-          <w:left w:val="nil"/>
-          <w:bottom w:val="nil"/>
-          <w:right w:val="nil"/>
-        </w:pBdr>
-        <w:bidi w:val="1"/>
-        <w:ind w:left="0" w:right="0" w:firstLine="0"/>
-        <w:jc w:val="left"/>
-        <w:rPr>
-          <w:rtl w:val="1"/>
+        <w:jc w:val="right"/>
+        <w:rPr>
+          <w:rFonts w:ascii="Mj_Casablanca" w:cs="Mj_Casablanca" w:hAnsi="Mj_Casablanca" w:eastAsia="Mj_Casablanca"/>
         </w:rPr>
       </w:pPr>
       <w:r>
         <w:rPr>
-          <w:rFonts w:ascii="Arial Unicode MS" w:cs="Mj_Casablanca Light" w:hAnsi="Arial Unicode MS" w:eastAsia="Arial Unicode MS" w:hint="cs"/>
+          <w:rFonts w:ascii="Arial Unicode MS" w:cs="Mj_Casablanca" w:hAnsi="Arial Unicode MS" w:eastAsia="Arial Unicode MS" w:hint="cs"/>
           <w:rtl w:val="1"/>
         </w:rPr>
         <w:t>توضیحات</w:t>
       </w:r>
       <w:r>
         <w:rPr>
-          <w:rFonts w:ascii="Mj_Casablanca Light" w:hAnsi="Mj_Casablanca Light"/>
+          <w:rFonts w:ascii="Mj_Casablanca" w:hAnsi="Mj_Casablanca"/>
           <w:rtl w:val="1"/>
         </w:rPr>
         <w:t>:</w:t>
@@ -1195,8 +1593,6 @@
         <w:ind w:left="0" w:right="0" w:firstLine="0"/>
         <w:jc w:val="right"/>
         <w:rPr>
-          <w:rFonts w:ascii="Chalkboard SE Bold" w:cs="Chalkboard SE Bold" w:hAnsi="Chalkboard SE Bold" w:eastAsia="Chalkboard SE Bold"/>
-          <w:u w:color="ee0000"/>
           <w:rtl w:val="1"/>
         </w:rPr>
       </w:pPr>
@@ -1209,30 +1605,6 @@
         </w:rPr>
         <w:t>Priority ratings: 1. High, 2. Medium, 3. Low</w:t>
       </w:r>
-    </w:p>
-    <w:p>
-      <w:pPr>
-        <w:pStyle w:val="Body"/>
-        <w:bidi w:val="1"/>
-        <w:ind w:left="0" w:right="0" w:firstLine="0"/>
-        <w:jc w:val="right"/>
-        <w:rPr>
-          <w:rFonts w:ascii="Chalkboard SE Bold" w:cs="Chalkboard SE Bold" w:hAnsi="Chalkboard SE Bold" w:eastAsia="Chalkboard SE Bold"/>
-          <w:u w:color="ee0000"/>
-          <w:rtl w:val="1"/>
-        </w:rPr>
-      </w:pPr>
-    </w:p>
-    <w:p>
-      <w:pPr>
-        <w:pStyle w:val="Body"/>
-        <w:bidi w:val="1"/>
-        <w:ind w:left="0" w:right="0" w:firstLine="0"/>
-        <w:jc w:val="right"/>
-        <w:rPr>
-          <w:rtl w:val="1"/>
-        </w:rPr>
-      </w:pPr>
       <w:r>
         <w:rPr>
           <w:rFonts w:ascii="Arial Unicode MS" w:cs="Arial Unicode MS" w:hAnsi="Arial Unicode MS" w:eastAsia="Arial Unicode MS"/>
@@ -1248,14 +1620,8 @@
     <w:p>
       <w:pPr>
         <w:pStyle w:val="Heading"/>
-        <w:pBdr>
-          <w:top w:val="single" w:color="365b9c" w:sz="24" w:space="6" w:shadow="0" w:frame="0"/>
-          <w:left w:val="nil"/>
-          <w:bottom w:val="nil"/>
-          <w:right w:val="nil"/>
-        </w:pBdr>
-        <w:rPr>
-          <w:rFonts w:ascii="Chalkboard SE Bold" w:cs="Chalkboard SE Bold" w:hAnsi="Chalkboard SE Bold" w:eastAsia="Chalkboard SE Bold"/>
+        <w:bidi w:val="0"/>
+        <w:rPr>
           <w:sz w:val="28"/>
           <w:szCs w:val="28"/>
           <w:u w:color="ee0000"/>
@@ -1263,7 +1629,7 @@
       </w:pPr>
       <w:r>
         <w:rPr>
-          <w:rFonts w:ascii="Chalkboard SE Bold" w:hAnsi="Chalkboard SE Bold"/>
+          <w:rFonts w:ascii="Chalkboard SE Bold" w:cs="Arial Unicode MS" w:hAnsi="Chalkboard SE Bold"/>
           <w:sz w:val="28"/>
           <w:szCs w:val="28"/>
           <w:u w:color="ee0000"/>
@@ -1282,13 +1648,13 @@
         <w:rPr>
           <w:rFonts w:ascii="Chalkboard SE Regular" w:cs="Chalkboard SE Regular" w:hAnsi="Chalkboard SE Regular" w:eastAsia="Chalkboard SE Regular"/>
           <w:outline w:val="0"/>
-          <w:color w:val="4472c4"/>
+          <w:color w:val="ed7d31"/>
           <w:sz w:val="28"/>
           <w:u w:color="ee0000"/>
           <w:rtl w:val="0"/>
           <w14:textFill>
             <w14:solidFill>
-              <w14:srgbClr w14:val="4472C4"/>
+              <w14:srgbClr w14:val="ED7D31"/>
             </w14:solidFill>
           </w14:textFill>
         </w:rPr>
@@ -1302,9 +1668,9 @@
             <w:rPr xmlns:w="http://schemas.openxmlformats.org/wordprocessingml/2006/main">
               <w:rFonts w:ascii="Cambria Math" w:hAnsi="Cambria Math"/>
               <w:i/>
-              <w:color w:val="ee0000"/>
-              <w:sz w:val="23"/>
-              <w:szCs w:val="23"/>
+              <w:color w:val="ed7d31"/>
+              <w:sz w:val="24"/>
+              <w:szCs w:val="24"/>
             </w:rPr>
             <m:t>w</m:t>
           </m:r>
@@ -1312,9 +1678,9 @@
             <w:rPr xmlns:w="http://schemas.openxmlformats.org/wordprocessingml/2006/main">
               <w:rFonts w:ascii="Cambria Math" w:hAnsi="Cambria Math"/>
               <w:i/>
-              <w:color w:val="ee0000"/>
-              <w:sz w:val="23"/>
-              <w:szCs w:val="23"/>
+              <w:color w:val="ed7d31"/>
+              <w:sz w:val="24"/>
+              <w:szCs w:val="24"/>
             </w:rPr>
             <m:t>e</m:t>
           </m:r>
@@ -1322,9 +1688,9 @@
             <w:rPr xmlns:w="http://schemas.openxmlformats.org/wordprocessingml/2006/main">
               <w:rFonts w:ascii="Cambria Math" w:hAnsi="Cambria Math"/>
               <w:i/>
-              <w:color w:val="ee0000"/>
-              <w:sz w:val="23"/>
-              <w:szCs w:val="23"/>
+              <w:color w:val="ed7d31"/>
+              <w:sz w:val="24"/>
+              <w:szCs w:val="24"/>
             </w:rPr>
             <m:t>i</m:t>
           </m:r>
@@ -1332,9 +1698,9 @@
             <w:rPr xmlns:w="http://schemas.openxmlformats.org/wordprocessingml/2006/main">
               <w:rFonts w:ascii="Cambria Math" w:hAnsi="Cambria Math"/>
               <w:i/>
-              <w:color w:val="ee0000"/>
-              <w:sz w:val="23"/>
-              <w:szCs w:val="23"/>
+              <w:color w:val="ed7d31"/>
+              <w:sz w:val="24"/>
+              <w:szCs w:val="24"/>
             </w:rPr>
             <m:t>g</m:t>
           </m:r>
@@ -1342,9 +1708,9 @@
             <w:rPr xmlns:w="http://schemas.openxmlformats.org/wordprocessingml/2006/main">
               <w:rFonts w:ascii="Cambria Math" w:hAnsi="Cambria Math"/>
               <w:i/>
-              <w:color w:val="ee0000"/>
-              <w:sz w:val="23"/>
-              <w:szCs w:val="23"/>
+              <w:color w:val="ed7d31"/>
+              <w:sz w:val="24"/>
+              <w:szCs w:val="24"/>
             </w:rPr>
             <m:t>h</m:t>
           </m:r>
@@ -1352,9 +1718,9 @@
             <w:rPr xmlns:w="http://schemas.openxmlformats.org/wordprocessingml/2006/main">
               <w:rFonts w:ascii="Cambria Math" w:hAnsi="Cambria Math"/>
               <w:i/>
-              <w:color w:val="ee0000"/>
-              <w:sz w:val="23"/>
-              <w:szCs w:val="23"/>
+              <w:color w:val="ed7d31"/>
+              <w:sz w:val="24"/>
+              <w:szCs w:val="24"/>
             </w:rPr>
             <m:t>t</m:t>
           </m:r>
@@ -1362,9 +1728,9 @@
             <w:rPr xmlns:w="http://schemas.openxmlformats.org/wordprocessingml/2006/main">
               <w:rFonts w:ascii="Cambria Math" w:hAnsi="Cambria Math"/>
               <w:i/>
-              <w:color w:val="ee0000"/>
-              <w:sz w:val="23"/>
-              <w:szCs w:val="23"/>
+              <w:color w:val="ed7d31"/>
+              <w:sz w:val="24"/>
+              <w:szCs w:val="24"/>
             </w:rPr>
             <m:t>e</m:t>
           </m:r>
@@ -1372,9 +1738,9 @@
             <w:rPr xmlns:w="http://schemas.openxmlformats.org/wordprocessingml/2006/main">
               <w:rFonts w:ascii="Cambria Math" w:hAnsi="Cambria Math"/>
               <w:i/>
-              <w:color w:val="ee0000"/>
-              <w:sz w:val="23"/>
-              <w:szCs w:val="23"/>
+              <w:color w:val="ed7d31"/>
+              <w:sz w:val="24"/>
+              <w:szCs w:val="24"/>
             </w:rPr>
             <m:t>d</m:t>
           </m:r>
@@ -1382,19 +1748,49 @@
             <w:rPr xmlns:w="http://schemas.openxmlformats.org/wordprocessingml/2006/main">
               <w:rFonts w:ascii="Cambria Math" w:hAnsi="Cambria Math"/>
               <w:i/>
-              <w:color w:val="ee0000"/>
-              <w:sz w:val="23"/>
-              <w:szCs w:val="23"/>
+              <w:color w:val="ed7d31"/>
+              <w:sz w:val="24"/>
+              <w:szCs w:val="24"/>
             </w:rPr>
-            <m:t/>
+            <m:t>A</m:t>
           </m:r>
           <m:r>
             <w:rPr xmlns:w="http://schemas.openxmlformats.org/wordprocessingml/2006/main">
               <w:rFonts w:ascii="Cambria Math" w:hAnsi="Cambria Math"/>
               <w:i/>
-              <w:color w:val="ee0000"/>
-              <w:sz w:val="23"/>
-              <w:szCs w:val="23"/>
+              <w:color w:val="ed7d31"/>
+              <w:sz w:val="24"/>
+              <w:szCs w:val="24"/>
+            </w:rPr>
+            <m:t>v</m:t>
+          </m:r>
+          <m:r>
+            <w:rPr xmlns:w="http://schemas.openxmlformats.org/wordprocessingml/2006/main">
+              <w:rFonts w:ascii="Cambria Math" w:hAnsi="Cambria Math"/>
+              <w:i/>
+              <w:color w:val="ed7d31"/>
+              <w:sz w:val="24"/>
+              <w:szCs w:val="24"/>
+            </w:rPr>
+            <m:t>e</m:t>
+          </m:r>
+          <m:r>
+            <w:rPr xmlns:w="http://schemas.openxmlformats.org/wordprocessingml/2006/main">
+              <w:rFonts w:ascii="Cambria Math" w:hAnsi="Cambria Math"/>
+              <w:i/>
+              <w:color w:val="ed7d31"/>
+              <w:sz w:val="24"/>
+              <w:szCs w:val="24"/>
+            </w:rPr>
+            <m:t>r</m:t>
+          </m:r>
+          <m:r>
+            <w:rPr xmlns:w="http://schemas.openxmlformats.org/wordprocessingml/2006/main">
+              <w:rFonts w:ascii="Cambria Math" w:hAnsi="Cambria Math"/>
+              <w:i/>
+              <w:color w:val="ed7d31"/>
+              <w:sz w:val="24"/>
+              <w:szCs w:val="24"/>
             </w:rPr>
             <m:t>a</m:t>
           </m:r>
@@ -1402,19 +1798,19 @@
             <w:rPr xmlns:w="http://schemas.openxmlformats.org/wordprocessingml/2006/main">
               <w:rFonts w:ascii="Cambria Math" w:hAnsi="Cambria Math"/>
               <w:i/>
-              <w:color w:val="ee0000"/>
-              <w:sz w:val="23"/>
-              <w:szCs w:val="23"/>
+              <w:color w:val="ed7d31"/>
+              <w:sz w:val="24"/>
+              <w:szCs w:val="24"/>
             </w:rPr>
-            <m:t>v</m:t>
+            <m:t>g</m:t>
           </m:r>
           <m:r>
             <w:rPr xmlns:w="http://schemas.openxmlformats.org/wordprocessingml/2006/main">
               <w:rFonts w:ascii="Cambria Math" w:hAnsi="Cambria Math"/>
               <w:i/>
-              <w:color w:val="ee0000"/>
-              <w:sz w:val="23"/>
-              <w:szCs w:val="23"/>
+              <w:color w:val="ed7d31"/>
+              <w:sz w:val="24"/>
+              <w:szCs w:val="24"/>
             </w:rPr>
             <m:t>e</m:t>
           </m:r>
@@ -1422,61 +1818,11 @@
             <w:rPr xmlns:w="http://schemas.openxmlformats.org/wordprocessingml/2006/main">
               <w:rFonts w:ascii="Cambria Math" w:hAnsi="Cambria Math"/>
               <w:i/>
-              <w:color w:val="ee0000"/>
-              <w:sz w:val="23"/>
-              <w:szCs w:val="23"/>
-            </w:rPr>
-            <m:t>r</m:t>
-          </m:r>
-          <m:r>
-            <w:rPr xmlns:w="http://schemas.openxmlformats.org/wordprocessingml/2006/main">
-              <w:rFonts w:ascii="Cambria Math" w:hAnsi="Cambria Math"/>
-              <w:i/>
-              <w:color w:val="ee0000"/>
-              <w:sz w:val="23"/>
-              <w:szCs w:val="23"/>
-            </w:rPr>
-            <m:t>a</m:t>
-          </m:r>
-          <m:r>
-            <w:rPr xmlns:w="http://schemas.openxmlformats.org/wordprocessingml/2006/main">
-              <w:rFonts w:ascii="Cambria Math" w:hAnsi="Cambria Math"/>
-              <w:i/>
-              <w:color w:val="ee0000"/>
-              <w:sz w:val="23"/>
-              <w:szCs w:val="23"/>
-            </w:rPr>
-            <m:t>g</m:t>
-          </m:r>
-          <m:r>
-            <w:rPr xmlns:w="http://schemas.openxmlformats.org/wordprocessingml/2006/main">
-              <w:rFonts w:ascii="Cambria Math" w:hAnsi="Cambria Math"/>
-              <w:i/>
-              <w:color w:val="ee0000"/>
-              <w:sz w:val="23"/>
-              <w:szCs w:val="23"/>
-            </w:rPr>
-            <m:t>e</m:t>
-          </m:r>
-          <m:r>
-            <w:rPr xmlns:w="http://schemas.openxmlformats.org/wordprocessingml/2006/main">
-              <w:rFonts w:ascii="Cambria Math" w:hAnsi="Cambria Math"/>
-              <w:i/>
-              <w:color w:val="ee0000"/>
-              <w:sz w:val="23"/>
-              <w:szCs w:val="23"/>
+              <w:color w:val="ed7d31"/>
+              <w:sz w:val="24"/>
+              <w:szCs w:val="24"/>
             </w:rPr>
             <m:t>=</m:t>
-          </m:r>
-          <m:r>
-            <w:rPr xmlns:w="http://schemas.openxmlformats.org/wordprocessingml/2006/main">
-              <w:rFonts w:ascii="Cambria Math" w:hAnsi="Cambria Math"/>
-              <w:i/>
-              <w:color w:val="ee0000"/>
-              <w:sz w:val="23"/>
-              <w:szCs w:val="23"/>
-            </w:rPr>
-            <m:t/>
           </m:r>
           <m:f>
             <m:fPr>
@@ -1484,683 +1830,633 @@
                 <w:rPr xmlns:w="http://schemas.openxmlformats.org/wordprocessingml/2006/main">
                   <w:rFonts w:ascii="Cambria Math" w:hAnsi="Cambria Math"/>
                   <w:i/>
-                  <w:color w:val="ee0000"/>
-                  <w:sz w:val="23"/>
-                  <w:szCs w:val="23"/>
+                  <w:color w:val="ed7d31"/>
+                  <w:sz w:val="24"/>
+                  <w:szCs w:val="24"/>
                 </w:rPr>
               </m:ctrlPr>
               <m:type m:val="bar"/>
             </m:fPr>
             <m:num>
-              <m:d>
-                <m:dPr>
-                  <m:ctrlPr>
-                    <w:rPr xmlns:w="http://schemas.openxmlformats.org/wordprocessingml/2006/main">
-                      <w:rFonts w:ascii="Cambria Math" w:hAnsi="Cambria Math"/>
-                      <w:i/>
-                      <w:color w:val="ee0000"/>
-                      <w:sz w:val="23"/>
-                      <w:szCs w:val="23"/>
-                    </w:rPr>
-                  </m:ctrlPr>
-                </m:dPr>
-                <m:e>
-                  <m:r>
-                    <w:rPr xmlns:w="http://schemas.openxmlformats.org/wordprocessingml/2006/main">
-                      <w:rFonts w:ascii="Cambria Math" w:hAnsi="Cambria Math"/>
-                      <w:i/>
-                      <w:color w:val="ee0000"/>
-                      <w:sz w:val="23"/>
-                      <w:szCs w:val="23"/>
-                    </w:rPr>
-                    <m:t>o</m:t>
-                  </m:r>
-                  <m:r>
-                    <w:rPr xmlns:w="http://schemas.openxmlformats.org/wordprocessingml/2006/main">
-                      <w:rFonts w:ascii="Cambria Math" w:hAnsi="Cambria Math"/>
-                      <w:i/>
-                      <w:color w:val="ee0000"/>
-                      <w:sz w:val="23"/>
-                      <w:szCs w:val="23"/>
-                    </w:rPr>
-                    <m:t>p</m:t>
-                  </m:r>
-                  <m:r>
-                    <w:rPr xmlns:w="http://schemas.openxmlformats.org/wordprocessingml/2006/main">
-                      <w:rFonts w:ascii="Cambria Math" w:hAnsi="Cambria Math"/>
-                      <w:i/>
-                      <w:color w:val="ee0000"/>
-                      <w:sz w:val="23"/>
-                      <w:szCs w:val="23"/>
-                    </w:rPr>
-                    <m:t>t</m:t>
-                  </m:r>
-                  <m:r>
-                    <w:rPr xmlns:w="http://schemas.openxmlformats.org/wordprocessingml/2006/main">
-                      <w:rFonts w:ascii="Cambria Math" w:hAnsi="Cambria Math"/>
-                      <w:i/>
-                      <w:color w:val="ee0000"/>
-                      <w:sz w:val="23"/>
-                      <w:szCs w:val="23"/>
-                    </w:rPr>
-                    <m:t>i</m:t>
-                  </m:r>
-                  <m:r>
-                    <w:rPr xmlns:w="http://schemas.openxmlformats.org/wordprocessingml/2006/main">
-                      <w:rFonts w:ascii="Cambria Math" w:hAnsi="Cambria Math"/>
-                      <w:i/>
-                      <w:color w:val="ee0000"/>
-                      <w:sz w:val="23"/>
-                      <w:szCs w:val="23"/>
-                    </w:rPr>
-                    <m:t>m</m:t>
-                  </m:r>
-                  <m:r>
-                    <w:rPr xmlns:w="http://schemas.openxmlformats.org/wordprocessingml/2006/main">
-                      <w:rFonts w:ascii="Cambria Math" w:hAnsi="Cambria Math"/>
-                      <w:i/>
-                      <w:color w:val="ee0000"/>
-                      <w:sz w:val="23"/>
-                      <w:szCs w:val="23"/>
-                    </w:rPr>
-                    <m:t>i</m:t>
-                  </m:r>
-                  <m:r>
-                    <w:rPr xmlns:w="http://schemas.openxmlformats.org/wordprocessingml/2006/main">
-                      <w:rFonts w:ascii="Cambria Math" w:hAnsi="Cambria Math"/>
-                      <w:i/>
-                      <w:color w:val="ee0000"/>
-                      <w:sz w:val="23"/>
-                      <w:szCs w:val="23"/>
-                    </w:rPr>
-                    <m:t>s</m:t>
-                  </m:r>
-                  <m:r>
-                    <w:rPr xmlns:w="http://schemas.openxmlformats.org/wordprocessingml/2006/main">
-                      <w:rFonts w:ascii="Cambria Math" w:hAnsi="Cambria Math"/>
-                      <w:i/>
-                      <w:color w:val="ee0000"/>
-                      <w:sz w:val="23"/>
-                      <w:szCs w:val="23"/>
-                    </w:rPr>
-                    <m:t>t</m:t>
-                  </m:r>
-                  <m:r>
-                    <w:rPr xmlns:w="http://schemas.openxmlformats.org/wordprocessingml/2006/main">
-                      <w:rFonts w:ascii="Cambria Math" w:hAnsi="Cambria Math"/>
-                      <w:i/>
-                      <w:color w:val="ee0000"/>
-                      <w:sz w:val="23"/>
-                      <w:szCs w:val="23"/>
-                    </w:rPr>
-                    <m:t>i</m:t>
-                  </m:r>
-                  <m:r>
-                    <w:rPr xmlns:w="http://schemas.openxmlformats.org/wordprocessingml/2006/main">
-                      <w:rFonts w:ascii="Cambria Math" w:hAnsi="Cambria Math"/>
-                      <w:i/>
-                      <w:color w:val="ee0000"/>
-                      <w:sz w:val="23"/>
-                      <w:szCs w:val="23"/>
-                    </w:rPr>
-                    <m:t>c</m:t>
-                  </m:r>
-                  <m:r>
-                    <w:rPr xmlns:w="http://schemas.openxmlformats.org/wordprocessingml/2006/main">
-                      <w:rFonts w:ascii="Cambria Math" w:hAnsi="Cambria Math"/>
-                      <w:i/>
-                      <w:color w:val="ee0000"/>
-                      <w:sz w:val="23"/>
-                      <w:szCs w:val="23"/>
-                    </w:rPr>
-                    <m:t/>
-                  </m:r>
-                  <m:r>
-                    <w:rPr xmlns:w="http://schemas.openxmlformats.org/wordprocessingml/2006/main">
-                      <w:rFonts w:ascii="Cambria Math" w:hAnsi="Cambria Math"/>
-                      <w:i/>
-                      <w:color w:val="ee0000"/>
-                      <w:sz w:val="23"/>
-                      <w:szCs w:val="23"/>
-                    </w:rPr>
-                    <m:t>e</m:t>
-                  </m:r>
-                  <m:r>
-                    <w:rPr xmlns:w="http://schemas.openxmlformats.org/wordprocessingml/2006/main">
-                      <w:rFonts w:ascii="Cambria Math" w:hAnsi="Cambria Math"/>
-                      <w:i/>
-                      <w:color w:val="ee0000"/>
-                      <w:sz w:val="23"/>
-                      <w:szCs w:val="23"/>
-                    </w:rPr>
-                    <m:t>s</m:t>
-                  </m:r>
-                  <m:r>
-                    <w:rPr xmlns:w="http://schemas.openxmlformats.org/wordprocessingml/2006/main">
-                      <w:rFonts w:ascii="Cambria Math" w:hAnsi="Cambria Math"/>
-                      <w:i/>
-                      <w:color w:val="ee0000"/>
-                      <w:sz w:val="23"/>
-                      <w:szCs w:val="23"/>
-                    </w:rPr>
-                    <m:t>t</m:t>
-                  </m:r>
-                  <m:r>
-                    <w:rPr xmlns:w="http://schemas.openxmlformats.org/wordprocessingml/2006/main">
-                      <w:rFonts w:ascii="Cambria Math" w:hAnsi="Cambria Math"/>
-                      <w:i/>
-                      <w:color w:val="ee0000"/>
-                      <w:sz w:val="23"/>
-                      <w:szCs w:val="23"/>
-                    </w:rPr>
-                    <m:t>i</m:t>
-                  </m:r>
-                  <m:r>
-                    <w:rPr xmlns:w="http://schemas.openxmlformats.org/wordprocessingml/2006/main">
-                      <w:rFonts w:ascii="Cambria Math" w:hAnsi="Cambria Math"/>
-                      <w:i/>
-                      <w:color w:val="ee0000"/>
-                      <w:sz w:val="23"/>
-                      <w:szCs w:val="23"/>
-                    </w:rPr>
-                    <m:t>m</m:t>
-                  </m:r>
-                  <m:r>
-                    <w:rPr xmlns:w="http://schemas.openxmlformats.org/wordprocessingml/2006/main">
-                      <w:rFonts w:ascii="Cambria Math" w:hAnsi="Cambria Math"/>
-                      <w:i/>
-                      <w:color w:val="ee0000"/>
-                      <w:sz w:val="23"/>
-                      <w:szCs w:val="23"/>
-                    </w:rPr>
-                    <m:t>a</m:t>
-                  </m:r>
-                  <m:r>
-                    <w:rPr xmlns:w="http://schemas.openxmlformats.org/wordprocessingml/2006/main">
-                      <w:rFonts w:ascii="Cambria Math" w:hAnsi="Cambria Math"/>
-                      <w:i/>
-                      <w:color w:val="ee0000"/>
-                      <w:sz w:val="23"/>
-                      <w:szCs w:val="23"/>
-                    </w:rPr>
-                    <m:t>t</m:t>
-                  </m:r>
-                  <m:r>
-                    <w:rPr xmlns:w="http://schemas.openxmlformats.org/wordprocessingml/2006/main">
-                      <w:rFonts w:ascii="Cambria Math" w:hAnsi="Cambria Math"/>
-                      <w:i/>
-                      <w:color w:val="ee0000"/>
-                      <w:sz w:val="23"/>
-                      <w:szCs w:val="23"/>
-                    </w:rPr>
-                    <m:t>e</m:t>
-                  </m:r>
-                  <m:r>
-                    <w:rPr xmlns:w="http://schemas.openxmlformats.org/wordprocessingml/2006/main">
-                      <w:rFonts w:ascii="Cambria Math" w:hAnsi="Cambria Math"/>
-                      <w:i/>
-                      <w:color w:val="ee0000"/>
-                      <w:sz w:val="23"/>
-                      <w:szCs w:val="23"/>
-                    </w:rPr>
-                    <m:t>+</m:t>
-                  </m:r>
-                  <m:d>
-                    <m:dPr>
-                      <m:ctrlPr>
-                        <w:rPr xmlns:w="http://schemas.openxmlformats.org/wordprocessingml/2006/main">
-                          <w:rFonts w:ascii="Cambria Math" w:hAnsi="Cambria Math"/>
-                          <w:i/>
-                          <w:color w:val="ee0000"/>
-                          <w:sz w:val="23"/>
-                          <w:szCs w:val="23"/>
-                        </w:rPr>
-                      </m:ctrlPr>
-                    </m:dPr>
-                    <m:e>
-                      <m:r>
-                        <w:rPr xmlns:w="http://schemas.openxmlformats.org/wordprocessingml/2006/main">
-                          <w:rFonts w:ascii="Cambria Math" w:hAnsi="Cambria Math"/>
-                          <w:i/>
-                          <w:color w:val="ee0000"/>
-                          <w:sz w:val="23"/>
-                          <w:szCs w:val="23"/>
-                        </w:rPr>
-                        <m:t>4</m:t>
-                      </m:r>
-                      <m:r>
-                        <w:rPr xmlns:w="http://schemas.openxmlformats.org/wordprocessingml/2006/main">
-                          <w:rFonts w:ascii="Cambria Math" w:hAnsi="Cambria Math"/>
-                          <w:i/>
-                          <w:color w:val="ee0000"/>
-                          <w:sz w:val="23"/>
-                          <w:szCs w:val="23"/>
-                        </w:rPr>
-                        <m:t>*</m:t>
-                      </m:r>
-                      <m:r>
-                        <w:rPr xmlns:w="http://schemas.openxmlformats.org/wordprocessingml/2006/main">
-                          <w:rFonts w:ascii="Cambria Math" w:hAnsi="Cambria Math"/>
-                          <w:i/>
-                          <w:color w:val="ee0000"/>
-                          <w:sz w:val="23"/>
-                          <w:szCs w:val="23"/>
-                        </w:rPr>
-                        <m:t>m</m:t>
-                      </m:r>
-                      <m:r>
-                        <w:rPr xmlns:w="http://schemas.openxmlformats.org/wordprocessingml/2006/main">
-                          <w:rFonts w:ascii="Cambria Math" w:hAnsi="Cambria Math"/>
-                          <w:i/>
-                          <w:color w:val="ee0000"/>
-                          <w:sz w:val="23"/>
-                          <w:szCs w:val="23"/>
-                        </w:rPr>
-                        <m:t>o</m:t>
-                      </m:r>
-                      <m:r>
-                        <w:rPr xmlns:w="http://schemas.openxmlformats.org/wordprocessingml/2006/main">
-                          <w:rFonts w:ascii="Cambria Math" w:hAnsi="Cambria Math"/>
-                          <w:i/>
-                          <w:color w:val="ee0000"/>
-                          <w:sz w:val="23"/>
-                          <w:szCs w:val="23"/>
-                        </w:rPr>
-                        <m:t>s</m:t>
-                      </m:r>
-                      <m:r>
-                        <w:rPr xmlns:w="http://schemas.openxmlformats.org/wordprocessingml/2006/main">
-                          <w:rFonts w:ascii="Cambria Math" w:hAnsi="Cambria Math"/>
-                          <w:i/>
-                          <w:color w:val="ee0000"/>
-                          <w:sz w:val="23"/>
-                          <w:szCs w:val="23"/>
-                        </w:rPr>
-                        <m:t>t</m:t>
-                      </m:r>
-                      <m:r>
-                        <w:rPr xmlns:w="http://schemas.openxmlformats.org/wordprocessingml/2006/main">
-                          <w:rFonts w:ascii="Cambria Math" w:hAnsi="Cambria Math"/>
-                          <w:i/>
-                          <w:color w:val="ee0000"/>
-                          <w:sz w:val="23"/>
-                          <w:szCs w:val="23"/>
-                        </w:rPr>
-                        <m:t/>
-                      </m:r>
-                      <m:r>
-                        <w:rPr xmlns:w="http://schemas.openxmlformats.org/wordprocessingml/2006/main">
-                          <w:rFonts w:ascii="Cambria Math" w:hAnsi="Cambria Math"/>
-                          <w:i/>
-                          <w:color w:val="ee0000"/>
-                          <w:sz w:val="23"/>
-                          <w:szCs w:val="23"/>
-                        </w:rPr>
-                        <m:t>l</m:t>
-                      </m:r>
-                      <m:r>
-                        <w:rPr xmlns:w="http://schemas.openxmlformats.org/wordprocessingml/2006/main">
-                          <w:rFonts w:ascii="Cambria Math" w:hAnsi="Cambria Math"/>
-                          <w:i/>
-                          <w:color w:val="ee0000"/>
-                          <w:sz w:val="23"/>
-                          <w:szCs w:val="23"/>
-                        </w:rPr>
-                        <m:t>i</m:t>
-                      </m:r>
-                      <m:r>
-                        <w:rPr xmlns:w="http://schemas.openxmlformats.org/wordprocessingml/2006/main">
-                          <w:rFonts w:ascii="Cambria Math" w:hAnsi="Cambria Math"/>
-                          <w:i/>
-                          <w:color w:val="ee0000"/>
-                          <w:sz w:val="23"/>
-                          <w:szCs w:val="23"/>
-                        </w:rPr>
-                        <m:t>k</m:t>
-                      </m:r>
-                      <m:r>
-                        <w:rPr xmlns:w="http://schemas.openxmlformats.org/wordprocessingml/2006/main">
-                          <w:rFonts w:ascii="Cambria Math" w:hAnsi="Cambria Math"/>
-                          <w:i/>
-                          <w:color w:val="ee0000"/>
-                          <w:sz w:val="23"/>
-                          <w:szCs w:val="23"/>
-                        </w:rPr>
-                        <m:t>e</m:t>
-                      </m:r>
-                      <m:r>
-                        <w:rPr xmlns:w="http://schemas.openxmlformats.org/wordprocessingml/2006/main">
-                          <w:rFonts w:ascii="Cambria Math" w:hAnsi="Cambria Math"/>
-                          <w:i/>
-                          <w:color w:val="ee0000"/>
-                          <w:sz w:val="23"/>
-                          <w:szCs w:val="23"/>
-                        </w:rPr>
-                        <m:t>l</m:t>
-                      </m:r>
-                      <m:r>
-                        <w:rPr xmlns:w="http://schemas.openxmlformats.org/wordprocessingml/2006/main">
-                          <w:rFonts w:ascii="Cambria Math" w:hAnsi="Cambria Math"/>
-                          <w:i/>
-                          <w:color w:val="ee0000"/>
-                          <w:sz w:val="23"/>
-                          <w:szCs w:val="23"/>
-                        </w:rPr>
-                        <m:t>y</m:t>
-                      </m:r>
-                      <m:r>
-                        <w:rPr xmlns:w="http://schemas.openxmlformats.org/wordprocessingml/2006/main">
-                          <w:rFonts w:ascii="Cambria Math" w:hAnsi="Cambria Math"/>
-                          <w:i/>
-                          <w:color w:val="ee0000"/>
-                          <w:sz w:val="23"/>
-                          <w:szCs w:val="23"/>
-                        </w:rPr>
-                        <m:t/>
-                      </m:r>
-                      <m:r>
-                        <w:rPr xmlns:w="http://schemas.openxmlformats.org/wordprocessingml/2006/main">
-                          <w:rFonts w:ascii="Cambria Math" w:hAnsi="Cambria Math"/>
-                          <w:i/>
-                          <w:color w:val="ee0000"/>
-                          <w:sz w:val="23"/>
-                          <w:szCs w:val="23"/>
-                        </w:rPr>
-                        <m:t>e</m:t>
-                      </m:r>
-                      <m:r>
-                        <w:rPr xmlns:w="http://schemas.openxmlformats.org/wordprocessingml/2006/main">
-                          <w:rFonts w:ascii="Cambria Math" w:hAnsi="Cambria Math"/>
-                          <w:i/>
-                          <w:color w:val="ee0000"/>
-                          <w:sz w:val="23"/>
-                          <w:szCs w:val="23"/>
-                        </w:rPr>
-                        <m:t>s</m:t>
-                      </m:r>
-                      <m:r>
-                        <w:rPr xmlns:w="http://schemas.openxmlformats.org/wordprocessingml/2006/main">
-                          <w:rFonts w:ascii="Cambria Math" w:hAnsi="Cambria Math"/>
-                          <w:i/>
-                          <w:color w:val="ee0000"/>
-                          <w:sz w:val="23"/>
-                          <w:szCs w:val="23"/>
-                        </w:rPr>
-                        <m:t>t</m:t>
-                      </m:r>
-                      <m:r>
-                        <w:rPr xmlns:w="http://schemas.openxmlformats.org/wordprocessingml/2006/main">
-                          <w:rFonts w:ascii="Cambria Math" w:hAnsi="Cambria Math"/>
-                          <w:i/>
-                          <w:color w:val="ee0000"/>
-                          <w:sz w:val="23"/>
-                          <w:szCs w:val="23"/>
-                        </w:rPr>
-                        <m:t>i</m:t>
-                      </m:r>
-                      <m:r>
-                        <w:rPr xmlns:w="http://schemas.openxmlformats.org/wordprocessingml/2006/main">
-                          <w:rFonts w:ascii="Cambria Math" w:hAnsi="Cambria Math"/>
-                          <w:i/>
-                          <w:color w:val="ee0000"/>
-                          <w:sz w:val="23"/>
-                          <w:szCs w:val="23"/>
-                        </w:rPr>
-                        <m:t>m</m:t>
-                      </m:r>
-                      <m:r>
-                        <w:rPr xmlns:w="http://schemas.openxmlformats.org/wordprocessingml/2006/main">
-                          <w:rFonts w:ascii="Cambria Math" w:hAnsi="Cambria Math"/>
-                          <w:i/>
-                          <w:color w:val="ee0000"/>
-                          <w:sz w:val="23"/>
-                          <w:szCs w:val="23"/>
-                        </w:rPr>
-                        <m:t>a</m:t>
-                      </m:r>
-                      <m:r>
-                        <w:rPr xmlns:w="http://schemas.openxmlformats.org/wordprocessingml/2006/main">
-                          <w:rFonts w:ascii="Cambria Math" w:hAnsi="Cambria Math"/>
-                          <w:i/>
-                          <w:color w:val="ee0000"/>
-                          <w:sz w:val="23"/>
-                          <w:szCs w:val="23"/>
-                        </w:rPr>
-                        <m:t>t</m:t>
-                      </m:r>
-                      <m:r>
-                        <w:rPr xmlns:w="http://schemas.openxmlformats.org/wordprocessingml/2006/main">
-                          <w:rFonts w:ascii="Cambria Math" w:hAnsi="Cambria Math"/>
-                          <w:i/>
-                          <w:color w:val="ee0000"/>
-                          <w:sz w:val="23"/>
-                          <w:szCs w:val="23"/>
-                        </w:rPr>
-                        <m:t>e</m:t>
-                      </m:r>
-                    </m:e>
-                  </m:d>
-                  <m:r>
-                    <w:rPr xmlns:w="http://schemas.openxmlformats.org/wordprocessingml/2006/main">
-                      <w:rFonts w:ascii="Cambria Math" w:hAnsi="Cambria Math"/>
-                      <w:i/>
-                      <w:color w:val="ee0000"/>
-                      <w:sz w:val="23"/>
-                      <w:szCs w:val="23"/>
-                    </w:rPr>
-                    <m:t>+</m:t>
-                  </m:r>
-                  <m:r>
-                    <w:rPr xmlns:w="http://schemas.openxmlformats.org/wordprocessingml/2006/main">
-                      <w:rFonts w:ascii="Cambria Math" w:hAnsi="Cambria Math"/>
-                      <w:i/>
-                      <w:color w:val="ee0000"/>
-                      <w:sz w:val="23"/>
-                      <w:szCs w:val="23"/>
-                    </w:rPr>
-                    <m:t>p</m:t>
-                  </m:r>
-                  <m:r>
-                    <w:rPr xmlns:w="http://schemas.openxmlformats.org/wordprocessingml/2006/main">
-                      <w:rFonts w:ascii="Cambria Math" w:hAnsi="Cambria Math"/>
-                      <w:i/>
-                      <w:color w:val="ee0000"/>
-                      <w:sz w:val="23"/>
-                      <w:szCs w:val="23"/>
-                    </w:rPr>
-                    <m:t>e</m:t>
-                  </m:r>
-                  <m:r>
-                    <w:rPr xmlns:w="http://schemas.openxmlformats.org/wordprocessingml/2006/main">
-                      <w:rFonts w:ascii="Cambria Math" w:hAnsi="Cambria Math"/>
-                      <w:i/>
-                      <w:color w:val="ee0000"/>
-                      <w:sz w:val="23"/>
-                      <w:szCs w:val="23"/>
-                    </w:rPr>
-                    <m:t>s</m:t>
-                  </m:r>
-                  <m:r>
-                    <w:rPr xmlns:w="http://schemas.openxmlformats.org/wordprocessingml/2006/main">
-                      <w:rFonts w:ascii="Cambria Math" w:hAnsi="Cambria Math"/>
-                      <w:i/>
-                      <w:color w:val="ee0000"/>
-                      <w:sz w:val="23"/>
-                      <w:szCs w:val="23"/>
-                    </w:rPr>
-                    <m:t>s</m:t>
-                  </m:r>
-                  <m:r>
-                    <w:rPr xmlns:w="http://schemas.openxmlformats.org/wordprocessingml/2006/main">
-                      <w:rFonts w:ascii="Cambria Math" w:hAnsi="Cambria Math"/>
-                      <w:i/>
-                      <w:color w:val="ee0000"/>
-                      <w:sz w:val="23"/>
-                      <w:szCs w:val="23"/>
-                    </w:rPr>
-                    <m:t>i</m:t>
-                  </m:r>
-                  <m:r>
-                    <w:rPr xmlns:w="http://schemas.openxmlformats.org/wordprocessingml/2006/main">
-                      <w:rFonts w:ascii="Cambria Math" w:hAnsi="Cambria Math"/>
-                      <w:i/>
-                      <w:color w:val="ee0000"/>
-                      <w:sz w:val="23"/>
-                      <w:szCs w:val="23"/>
-                    </w:rPr>
-                    <m:t>m</m:t>
-                  </m:r>
-                  <m:r>
-                    <w:rPr xmlns:w="http://schemas.openxmlformats.org/wordprocessingml/2006/main">
-                      <w:rFonts w:ascii="Cambria Math" w:hAnsi="Cambria Math"/>
-                      <w:i/>
-                      <w:color w:val="ee0000"/>
-                      <w:sz w:val="23"/>
-                      <w:szCs w:val="23"/>
-                    </w:rPr>
-                    <m:t>i</m:t>
-                  </m:r>
-                  <m:r>
-                    <w:rPr xmlns:w="http://schemas.openxmlformats.org/wordprocessingml/2006/main">
-                      <w:rFonts w:ascii="Cambria Math" w:hAnsi="Cambria Math"/>
-                      <w:i/>
-                      <w:color w:val="ee0000"/>
-                      <w:sz w:val="23"/>
-                      <w:szCs w:val="23"/>
-                    </w:rPr>
-                    <m:t>s</m:t>
-                  </m:r>
-                  <m:r>
-                    <w:rPr xmlns:w="http://schemas.openxmlformats.org/wordprocessingml/2006/main">
-                      <w:rFonts w:ascii="Cambria Math" w:hAnsi="Cambria Math"/>
-                      <w:i/>
-                      <w:color w:val="ee0000"/>
-                      <w:sz w:val="23"/>
-                      <w:szCs w:val="23"/>
-                    </w:rPr>
-                    <m:t>t</m:t>
-                  </m:r>
-                  <m:r>
-                    <w:rPr xmlns:w="http://schemas.openxmlformats.org/wordprocessingml/2006/main">
-                      <w:rFonts w:ascii="Cambria Math" w:hAnsi="Cambria Math"/>
-                      <w:i/>
-                      <w:color w:val="ee0000"/>
-                      <w:sz w:val="23"/>
-                      <w:szCs w:val="23"/>
-                    </w:rPr>
-                    <m:t>i</m:t>
-                  </m:r>
-                  <m:r>
-                    <w:rPr xmlns:w="http://schemas.openxmlformats.org/wordprocessingml/2006/main">
-                      <w:rFonts w:ascii="Cambria Math" w:hAnsi="Cambria Math"/>
-                      <w:i/>
-                      <w:color w:val="ee0000"/>
-                      <w:sz w:val="23"/>
-                      <w:szCs w:val="23"/>
-                    </w:rPr>
-                    <m:t>c</m:t>
-                  </m:r>
-                  <m:r>
-                    <w:rPr xmlns:w="http://schemas.openxmlformats.org/wordprocessingml/2006/main">
-                      <w:rFonts w:ascii="Cambria Math" w:hAnsi="Cambria Math"/>
-                      <w:i/>
-                      <w:color w:val="ee0000"/>
-                      <w:sz w:val="23"/>
-                      <w:szCs w:val="23"/>
-                    </w:rPr>
-                    <m:t/>
-                  </m:r>
-                  <m:r>
-                    <w:rPr xmlns:w="http://schemas.openxmlformats.org/wordprocessingml/2006/main">
-                      <w:rFonts w:ascii="Cambria Math" w:hAnsi="Cambria Math"/>
-                      <w:i/>
-                      <w:color w:val="ee0000"/>
-                      <w:sz w:val="23"/>
-                      <w:szCs w:val="23"/>
-                    </w:rPr>
-                    <m:t>e</m:t>
-                  </m:r>
-                  <m:r>
-                    <w:rPr xmlns:w="http://schemas.openxmlformats.org/wordprocessingml/2006/main">
-                      <w:rFonts w:ascii="Cambria Math" w:hAnsi="Cambria Math"/>
-                      <w:i/>
-                      <w:color w:val="ee0000"/>
-                      <w:sz w:val="23"/>
-                      <w:szCs w:val="23"/>
-                    </w:rPr>
-                    <m:t>s</m:t>
-                  </m:r>
-                  <m:r>
-                    <w:rPr xmlns:w="http://schemas.openxmlformats.org/wordprocessingml/2006/main">
-                      <w:rFonts w:ascii="Cambria Math" w:hAnsi="Cambria Math"/>
-                      <w:i/>
-                      <w:color w:val="ee0000"/>
-                      <w:sz w:val="23"/>
-                      <w:szCs w:val="23"/>
-                    </w:rPr>
-                    <m:t>t</m:t>
-                  </m:r>
-                  <m:r>
-                    <w:rPr xmlns:w="http://schemas.openxmlformats.org/wordprocessingml/2006/main">
-                      <w:rFonts w:ascii="Cambria Math" w:hAnsi="Cambria Math"/>
-                      <w:i/>
-                      <w:color w:val="ee0000"/>
-                      <w:sz w:val="23"/>
-                      <w:szCs w:val="23"/>
-                    </w:rPr>
-                    <m:t>i</m:t>
-                  </m:r>
-                  <m:r>
-                    <w:rPr xmlns:w="http://schemas.openxmlformats.org/wordprocessingml/2006/main">
-                      <w:rFonts w:ascii="Cambria Math" w:hAnsi="Cambria Math"/>
-                      <w:i/>
-                      <w:color w:val="ee0000"/>
-                      <w:sz w:val="23"/>
-                      <w:szCs w:val="23"/>
-                    </w:rPr>
-                    <m:t>m</m:t>
-                  </m:r>
-                  <m:r>
-                    <w:rPr xmlns:w="http://schemas.openxmlformats.org/wordprocessingml/2006/main">
-                      <w:rFonts w:ascii="Cambria Math" w:hAnsi="Cambria Math"/>
-                      <w:i/>
-                      <w:color w:val="ee0000"/>
-                      <w:sz w:val="23"/>
-                      <w:szCs w:val="23"/>
-                    </w:rPr>
-                    <m:t>a</m:t>
-                  </m:r>
-                  <m:r>
-                    <w:rPr xmlns:w="http://schemas.openxmlformats.org/wordprocessingml/2006/main">
-                      <w:rFonts w:ascii="Cambria Math" w:hAnsi="Cambria Math"/>
-                      <w:i/>
-                      <w:color w:val="ee0000"/>
-                      <w:sz w:val="23"/>
-                      <w:szCs w:val="23"/>
-                    </w:rPr>
-                    <m:t>t</m:t>
-                  </m:r>
-                  <m:r>
-                    <w:rPr xmlns:w="http://schemas.openxmlformats.org/wordprocessingml/2006/main">
-                      <w:rFonts w:ascii="Cambria Math" w:hAnsi="Cambria Math"/>
-                      <w:i/>
-                      <w:color w:val="ee0000"/>
-                      <w:sz w:val="23"/>
-                      <w:szCs w:val="23"/>
-                    </w:rPr>
-                    <m:t>e</m:t>
-                  </m:r>
-                </m:e>
-              </m:d>
+              <m:r>
+                <w:rPr xmlns:w="http://schemas.openxmlformats.org/wordprocessingml/2006/main">
+                  <w:rFonts w:ascii="Cambria Math" w:hAnsi="Cambria Math"/>
+                  <w:i/>
+                  <w:color w:val="ed7d31"/>
+                  <w:sz w:val="24"/>
+                  <w:szCs w:val="24"/>
+                </w:rPr>
+                <m:t>o</m:t>
+              </m:r>
+              <m:r>
+                <w:rPr xmlns:w="http://schemas.openxmlformats.org/wordprocessingml/2006/main">
+                  <w:rFonts w:ascii="Cambria Math" w:hAnsi="Cambria Math"/>
+                  <w:i/>
+                  <w:color w:val="ed7d31"/>
+                  <w:sz w:val="24"/>
+                  <w:szCs w:val="24"/>
+                </w:rPr>
+                <m:t>p</m:t>
+              </m:r>
+              <m:r>
+                <w:rPr xmlns:w="http://schemas.openxmlformats.org/wordprocessingml/2006/main">
+                  <w:rFonts w:ascii="Cambria Math" w:hAnsi="Cambria Math"/>
+                  <w:i/>
+                  <w:color w:val="ed7d31"/>
+                  <w:sz w:val="24"/>
+                  <w:szCs w:val="24"/>
+                </w:rPr>
+                <m:t>t</m:t>
+              </m:r>
+              <m:r>
+                <w:rPr xmlns:w="http://schemas.openxmlformats.org/wordprocessingml/2006/main">
+                  <w:rFonts w:ascii="Cambria Math" w:hAnsi="Cambria Math"/>
+                  <w:i/>
+                  <w:color w:val="ed7d31"/>
+                  <w:sz w:val="24"/>
+                  <w:szCs w:val="24"/>
+                </w:rPr>
+                <m:t>i</m:t>
+              </m:r>
+              <m:r>
+                <w:rPr xmlns:w="http://schemas.openxmlformats.org/wordprocessingml/2006/main">
+                  <w:rFonts w:ascii="Cambria Math" w:hAnsi="Cambria Math"/>
+                  <w:i/>
+                  <w:color w:val="ed7d31"/>
+                  <w:sz w:val="24"/>
+                  <w:szCs w:val="24"/>
+                </w:rPr>
+                <m:t>m</m:t>
+              </m:r>
+              <m:r>
+                <w:rPr xmlns:w="http://schemas.openxmlformats.org/wordprocessingml/2006/main">
+                  <w:rFonts w:ascii="Cambria Math" w:hAnsi="Cambria Math"/>
+                  <w:i/>
+                  <w:color w:val="ed7d31"/>
+                  <w:sz w:val="24"/>
+                  <w:szCs w:val="24"/>
+                </w:rPr>
+                <m:t>i</m:t>
+              </m:r>
+              <m:r>
+                <w:rPr xmlns:w="http://schemas.openxmlformats.org/wordprocessingml/2006/main">
+                  <w:rFonts w:ascii="Cambria Math" w:hAnsi="Cambria Math"/>
+                  <w:i/>
+                  <w:color w:val="ed7d31"/>
+                  <w:sz w:val="24"/>
+                  <w:szCs w:val="24"/>
+                </w:rPr>
+                <m:t>s</m:t>
+              </m:r>
+              <m:r>
+                <w:rPr xmlns:w="http://schemas.openxmlformats.org/wordprocessingml/2006/main">
+                  <w:rFonts w:ascii="Cambria Math" w:hAnsi="Cambria Math"/>
+                  <w:i/>
+                  <w:color w:val="ed7d31"/>
+                  <w:sz w:val="24"/>
+                  <w:szCs w:val="24"/>
+                </w:rPr>
+                <m:t>t</m:t>
+              </m:r>
+              <m:r>
+                <w:rPr xmlns:w="http://schemas.openxmlformats.org/wordprocessingml/2006/main">
+                  <w:rFonts w:ascii="Cambria Math" w:hAnsi="Cambria Math"/>
+                  <w:i/>
+                  <w:color w:val="ed7d31"/>
+                  <w:sz w:val="24"/>
+                  <w:szCs w:val="24"/>
+                </w:rPr>
+                <m:t>i</m:t>
+              </m:r>
+              <m:r>
+                <w:rPr xmlns:w="http://schemas.openxmlformats.org/wordprocessingml/2006/main">
+                  <w:rFonts w:ascii="Cambria Math" w:hAnsi="Cambria Math"/>
+                  <w:i/>
+                  <w:color w:val="ed7d31"/>
+                  <w:sz w:val="24"/>
+                  <w:szCs w:val="24"/>
+                </w:rPr>
+                <m:t>c</m:t>
+              </m:r>
+              <m:r>
+                <w:rPr xmlns:w="http://schemas.openxmlformats.org/wordprocessingml/2006/main">
+                  <w:rFonts w:ascii="Cambria Math" w:hAnsi="Cambria Math"/>
+                  <w:i/>
+                  <w:color w:val="ed7d31"/>
+                  <w:sz w:val="24"/>
+                  <w:szCs w:val="24"/>
+                </w:rPr>
+                <m:t>E</m:t>
+              </m:r>
+              <m:r>
+                <w:rPr xmlns:w="http://schemas.openxmlformats.org/wordprocessingml/2006/main">
+                  <w:rFonts w:ascii="Cambria Math" w:hAnsi="Cambria Math"/>
+                  <w:i/>
+                  <w:color w:val="ed7d31"/>
+                  <w:sz w:val="24"/>
+                  <w:szCs w:val="24"/>
+                </w:rPr>
+                <m:t>s</m:t>
+              </m:r>
+              <m:r>
+                <w:rPr xmlns:w="http://schemas.openxmlformats.org/wordprocessingml/2006/main">
+                  <w:rFonts w:ascii="Cambria Math" w:hAnsi="Cambria Math"/>
+                  <w:i/>
+                  <w:color w:val="ed7d31"/>
+                  <w:sz w:val="24"/>
+                  <w:szCs w:val="24"/>
+                </w:rPr>
+                <m:t>t</m:t>
+              </m:r>
+              <m:r>
+                <w:rPr xmlns:w="http://schemas.openxmlformats.org/wordprocessingml/2006/main">
+                  <w:rFonts w:ascii="Cambria Math" w:hAnsi="Cambria Math"/>
+                  <w:i/>
+                  <w:color w:val="ed7d31"/>
+                  <w:sz w:val="24"/>
+                  <w:szCs w:val="24"/>
+                </w:rPr>
+                <m:t>i</m:t>
+              </m:r>
+              <m:r>
+                <w:rPr xmlns:w="http://schemas.openxmlformats.org/wordprocessingml/2006/main">
+                  <w:rFonts w:ascii="Cambria Math" w:hAnsi="Cambria Math"/>
+                  <w:i/>
+                  <w:color w:val="ed7d31"/>
+                  <w:sz w:val="24"/>
+                  <w:szCs w:val="24"/>
+                </w:rPr>
+                <m:t>m</m:t>
+              </m:r>
+              <m:r>
+                <w:rPr xmlns:w="http://schemas.openxmlformats.org/wordprocessingml/2006/main">
+                  <w:rFonts w:ascii="Cambria Math" w:hAnsi="Cambria Math"/>
+                  <w:i/>
+                  <w:color w:val="ed7d31"/>
+                  <w:sz w:val="24"/>
+                  <w:szCs w:val="24"/>
+                </w:rPr>
+                <m:t>a</m:t>
+              </m:r>
+              <m:r>
+                <w:rPr xmlns:w="http://schemas.openxmlformats.org/wordprocessingml/2006/main">
+                  <w:rFonts w:ascii="Cambria Math" w:hAnsi="Cambria Math"/>
+                  <w:i/>
+                  <w:color w:val="ed7d31"/>
+                  <w:sz w:val="24"/>
+                  <w:szCs w:val="24"/>
+                </w:rPr>
+                <m:t>t</m:t>
+              </m:r>
+              <m:r>
+                <w:rPr xmlns:w="http://schemas.openxmlformats.org/wordprocessingml/2006/main">
+                  <w:rFonts w:ascii="Cambria Math" w:hAnsi="Cambria Math"/>
+                  <w:i/>
+                  <w:color w:val="ed7d31"/>
+                  <w:sz w:val="24"/>
+                  <w:szCs w:val="24"/>
+                </w:rPr>
+                <m:t>e</m:t>
+              </m:r>
+              <m:r>
+                <w:rPr xmlns:w="http://schemas.openxmlformats.org/wordprocessingml/2006/main">
+                  <w:rFonts w:ascii="Cambria Math" w:hAnsi="Cambria Math"/>
+                  <w:i/>
+                  <w:color w:val="ed7d31"/>
+                  <w:sz w:val="24"/>
+                  <w:szCs w:val="24"/>
+                </w:rPr>
+                <m:t>+</m:t>
+              </m:r>
+              <m:r>
+                <w:rPr xmlns:w="http://schemas.openxmlformats.org/wordprocessingml/2006/main">
+                  <w:rFonts w:ascii="Cambria Math" w:hAnsi="Cambria Math"/>
+                  <w:i/>
+                  <w:color w:val="ed7d31"/>
+                  <w:sz w:val="24"/>
+                  <w:szCs w:val="24"/>
+                </w:rPr>
+                <m:t>(</m:t>
+              </m:r>
+              <m:r>
+                <w:rPr xmlns:w="http://schemas.openxmlformats.org/wordprocessingml/2006/main">
+                  <w:rFonts w:ascii="Cambria Math" w:hAnsi="Cambria Math"/>
+                  <w:i/>
+                  <w:color w:val="ed7d31"/>
+                  <w:sz w:val="24"/>
+                  <w:szCs w:val="24"/>
+                </w:rPr>
+                <m:t>4</m:t>
+              </m:r>
+              <m:r>
+                <w:rPr xmlns:w="http://schemas.openxmlformats.org/wordprocessingml/2006/main">
+                  <w:rFonts w:ascii="Cambria Math" w:hAnsi="Cambria Math"/>
+                  <w:i/>
+                  <w:color w:val="ed7d31"/>
+                  <w:sz w:val="24"/>
+                  <w:szCs w:val="24"/>
+                </w:rPr>
+                <m:t>×</m:t>
+              </m:r>
+              <m:r>
+                <w:rPr xmlns:w="http://schemas.openxmlformats.org/wordprocessingml/2006/main">
+                  <w:rFonts w:ascii="Cambria Math" w:hAnsi="Cambria Math"/>
+                  <w:i/>
+                  <w:color w:val="ed7d31"/>
+                  <w:sz w:val="24"/>
+                  <w:szCs w:val="24"/>
+                </w:rPr>
+                <m:t>m</m:t>
+              </m:r>
+              <m:r>
+                <w:rPr xmlns:w="http://schemas.openxmlformats.org/wordprocessingml/2006/main">
+                  <w:rFonts w:ascii="Cambria Math" w:hAnsi="Cambria Math"/>
+                  <w:i/>
+                  <w:color w:val="ed7d31"/>
+                  <w:sz w:val="24"/>
+                  <w:szCs w:val="24"/>
+                </w:rPr>
+                <m:t>o</m:t>
+              </m:r>
+              <m:r>
+                <w:rPr xmlns:w="http://schemas.openxmlformats.org/wordprocessingml/2006/main">
+                  <w:rFonts w:ascii="Cambria Math" w:hAnsi="Cambria Math"/>
+                  <w:i/>
+                  <w:color w:val="ed7d31"/>
+                  <w:sz w:val="24"/>
+                  <w:szCs w:val="24"/>
+                </w:rPr>
+                <m:t>s</m:t>
+              </m:r>
+              <m:r>
+                <w:rPr xmlns:w="http://schemas.openxmlformats.org/wordprocessingml/2006/main">
+                  <w:rFonts w:ascii="Cambria Math" w:hAnsi="Cambria Math"/>
+                  <w:i/>
+                  <w:color w:val="ed7d31"/>
+                  <w:sz w:val="24"/>
+                  <w:szCs w:val="24"/>
+                </w:rPr>
+                <m:t>t</m:t>
+              </m:r>
+              <m:r>
+                <w:rPr xmlns:w="http://schemas.openxmlformats.org/wordprocessingml/2006/main">
+                  <w:rFonts w:ascii="Cambria Math" w:hAnsi="Cambria Math"/>
+                  <w:i/>
+                  <w:color w:val="ed7d31"/>
+                  <w:sz w:val="24"/>
+                  <w:szCs w:val="24"/>
+                </w:rPr>
+                <m:t>L</m:t>
+              </m:r>
+              <m:r>
+                <w:rPr xmlns:w="http://schemas.openxmlformats.org/wordprocessingml/2006/main">
+                  <w:rFonts w:ascii="Cambria Math" w:hAnsi="Cambria Math"/>
+                  <w:i/>
+                  <w:color w:val="ed7d31"/>
+                  <w:sz w:val="24"/>
+                  <w:szCs w:val="24"/>
+                </w:rPr>
+                <m:t>i</m:t>
+              </m:r>
+              <m:r>
+                <w:rPr xmlns:w="http://schemas.openxmlformats.org/wordprocessingml/2006/main">
+                  <w:rFonts w:ascii="Cambria Math" w:hAnsi="Cambria Math"/>
+                  <w:i/>
+                  <w:color w:val="ed7d31"/>
+                  <w:sz w:val="24"/>
+                  <w:szCs w:val="24"/>
+                </w:rPr>
+                <m:t>k</m:t>
+              </m:r>
+              <m:r>
+                <w:rPr xmlns:w="http://schemas.openxmlformats.org/wordprocessingml/2006/main">
+                  <w:rFonts w:ascii="Cambria Math" w:hAnsi="Cambria Math"/>
+                  <w:i/>
+                  <w:color w:val="ed7d31"/>
+                  <w:sz w:val="24"/>
+                  <w:szCs w:val="24"/>
+                </w:rPr>
+                <m:t>e</m:t>
+              </m:r>
+              <m:r>
+                <w:rPr xmlns:w="http://schemas.openxmlformats.org/wordprocessingml/2006/main">
+                  <w:rFonts w:ascii="Cambria Math" w:hAnsi="Cambria Math"/>
+                  <w:i/>
+                  <w:color w:val="ed7d31"/>
+                  <w:sz w:val="24"/>
+                  <w:szCs w:val="24"/>
+                </w:rPr>
+                <m:t>l</m:t>
+              </m:r>
+              <m:r>
+                <w:rPr xmlns:w="http://schemas.openxmlformats.org/wordprocessingml/2006/main">
+                  <w:rFonts w:ascii="Cambria Math" w:hAnsi="Cambria Math"/>
+                  <w:i/>
+                  <w:color w:val="ed7d31"/>
+                  <w:sz w:val="24"/>
+                  <w:szCs w:val="24"/>
+                </w:rPr>
+                <m:t>y</m:t>
+              </m:r>
+              <m:r>
+                <w:rPr xmlns:w="http://schemas.openxmlformats.org/wordprocessingml/2006/main">
+                  <w:rFonts w:ascii="Cambria Math" w:hAnsi="Cambria Math"/>
+                  <w:i/>
+                  <w:color w:val="ed7d31"/>
+                  <w:sz w:val="24"/>
+                  <w:szCs w:val="24"/>
+                </w:rPr>
+                <m:t>E</m:t>
+              </m:r>
+              <m:r>
+                <w:rPr xmlns:w="http://schemas.openxmlformats.org/wordprocessingml/2006/main">
+                  <w:rFonts w:ascii="Cambria Math" w:hAnsi="Cambria Math"/>
+                  <w:i/>
+                  <w:color w:val="ed7d31"/>
+                  <w:sz w:val="24"/>
+                  <w:szCs w:val="24"/>
+                </w:rPr>
+                <m:t>s</m:t>
+              </m:r>
+              <m:r>
+                <w:rPr xmlns:w="http://schemas.openxmlformats.org/wordprocessingml/2006/main">
+                  <w:rFonts w:ascii="Cambria Math" w:hAnsi="Cambria Math"/>
+                  <w:i/>
+                  <w:color w:val="ed7d31"/>
+                  <w:sz w:val="24"/>
+                  <w:szCs w:val="24"/>
+                </w:rPr>
+                <m:t>t</m:t>
+              </m:r>
+              <m:r>
+                <w:rPr xmlns:w="http://schemas.openxmlformats.org/wordprocessingml/2006/main">
+                  <w:rFonts w:ascii="Cambria Math" w:hAnsi="Cambria Math"/>
+                  <w:i/>
+                  <w:color w:val="ed7d31"/>
+                  <w:sz w:val="24"/>
+                  <w:szCs w:val="24"/>
+                </w:rPr>
+                <m:t>i</m:t>
+              </m:r>
+              <m:r>
+                <w:rPr xmlns:w="http://schemas.openxmlformats.org/wordprocessingml/2006/main">
+                  <w:rFonts w:ascii="Cambria Math" w:hAnsi="Cambria Math"/>
+                  <w:i/>
+                  <w:color w:val="ed7d31"/>
+                  <w:sz w:val="24"/>
+                  <w:szCs w:val="24"/>
+                </w:rPr>
+                <m:t>m</m:t>
+              </m:r>
+              <m:r>
+                <w:rPr xmlns:w="http://schemas.openxmlformats.org/wordprocessingml/2006/main">
+                  <w:rFonts w:ascii="Cambria Math" w:hAnsi="Cambria Math"/>
+                  <w:i/>
+                  <w:color w:val="ed7d31"/>
+                  <w:sz w:val="24"/>
+                  <w:szCs w:val="24"/>
+                </w:rPr>
+                <m:t>a</m:t>
+              </m:r>
+              <m:r>
+                <w:rPr xmlns:w="http://schemas.openxmlformats.org/wordprocessingml/2006/main">
+                  <w:rFonts w:ascii="Cambria Math" w:hAnsi="Cambria Math"/>
+                  <w:i/>
+                  <w:color w:val="ed7d31"/>
+                  <w:sz w:val="24"/>
+                  <w:szCs w:val="24"/>
+                </w:rPr>
+                <m:t>t</m:t>
+              </m:r>
+              <m:r>
+                <w:rPr xmlns:w="http://schemas.openxmlformats.org/wordprocessingml/2006/main">
+                  <w:rFonts w:ascii="Cambria Math" w:hAnsi="Cambria Math"/>
+                  <w:i/>
+                  <w:color w:val="ed7d31"/>
+                  <w:sz w:val="24"/>
+                  <w:szCs w:val="24"/>
+                </w:rPr>
+                <m:t>e</m:t>
+              </m:r>
+              <m:r>
+                <w:rPr xmlns:w="http://schemas.openxmlformats.org/wordprocessingml/2006/main">
+                  <w:rFonts w:ascii="Cambria Math" w:hAnsi="Cambria Math"/>
+                  <w:i/>
+                  <w:color w:val="ed7d31"/>
+                  <w:sz w:val="24"/>
+                  <w:szCs w:val="24"/>
+                </w:rPr>
+                <m:t>)</m:t>
+              </m:r>
+              <m:r>
+                <w:rPr xmlns:w="http://schemas.openxmlformats.org/wordprocessingml/2006/main">
+                  <w:rFonts w:ascii="Cambria Math" w:hAnsi="Cambria Math"/>
+                  <w:i/>
+                  <w:color w:val="ed7d31"/>
+                  <w:sz w:val="24"/>
+                  <w:szCs w:val="24"/>
+                </w:rPr>
+                <m:t>+</m:t>
+              </m:r>
+              <m:r>
+                <w:rPr xmlns:w="http://schemas.openxmlformats.org/wordprocessingml/2006/main">
+                  <w:rFonts w:ascii="Cambria Math" w:hAnsi="Cambria Math"/>
+                  <w:i/>
+                  <w:color w:val="ed7d31"/>
+                  <w:sz w:val="24"/>
+                  <w:szCs w:val="24"/>
+                </w:rPr>
+                <m:t>p</m:t>
+              </m:r>
+              <m:r>
+                <w:rPr xmlns:w="http://schemas.openxmlformats.org/wordprocessingml/2006/main">
+                  <w:rFonts w:ascii="Cambria Math" w:hAnsi="Cambria Math"/>
+                  <w:i/>
+                  <w:color w:val="ed7d31"/>
+                  <w:sz w:val="24"/>
+                  <w:szCs w:val="24"/>
+                </w:rPr>
+                <m:t>e</m:t>
+              </m:r>
+              <m:r>
+                <w:rPr xmlns:w="http://schemas.openxmlformats.org/wordprocessingml/2006/main">
+                  <w:rFonts w:ascii="Cambria Math" w:hAnsi="Cambria Math"/>
+                  <w:i/>
+                  <w:color w:val="ed7d31"/>
+                  <w:sz w:val="24"/>
+                  <w:szCs w:val="24"/>
+                </w:rPr>
+                <m:t>s</m:t>
+              </m:r>
+              <m:r>
+                <w:rPr xmlns:w="http://schemas.openxmlformats.org/wordprocessingml/2006/main">
+                  <w:rFonts w:ascii="Cambria Math" w:hAnsi="Cambria Math"/>
+                  <w:i/>
+                  <w:color w:val="ed7d31"/>
+                  <w:sz w:val="24"/>
+                  <w:szCs w:val="24"/>
+                </w:rPr>
+                <m:t>s</m:t>
+              </m:r>
+              <m:r>
+                <w:rPr xmlns:w="http://schemas.openxmlformats.org/wordprocessingml/2006/main">
+                  <w:rFonts w:ascii="Cambria Math" w:hAnsi="Cambria Math"/>
+                  <w:i/>
+                  <w:color w:val="ed7d31"/>
+                  <w:sz w:val="24"/>
+                  <w:szCs w:val="24"/>
+                </w:rPr>
+                <m:t>i</m:t>
+              </m:r>
+              <m:r>
+                <w:rPr xmlns:w="http://schemas.openxmlformats.org/wordprocessingml/2006/main">
+                  <w:rFonts w:ascii="Cambria Math" w:hAnsi="Cambria Math"/>
+                  <w:i/>
+                  <w:color w:val="ed7d31"/>
+                  <w:sz w:val="24"/>
+                  <w:szCs w:val="24"/>
+                </w:rPr>
+                <m:t>m</m:t>
+              </m:r>
+              <m:r>
+                <w:rPr xmlns:w="http://schemas.openxmlformats.org/wordprocessingml/2006/main">
+                  <w:rFonts w:ascii="Cambria Math" w:hAnsi="Cambria Math"/>
+                  <w:i/>
+                  <w:color w:val="ed7d31"/>
+                  <w:sz w:val="24"/>
+                  <w:szCs w:val="24"/>
+                </w:rPr>
+                <m:t>i</m:t>
+              </m:r>
+              <m:r>
+                <w:rPr xmlns:w="http://schemas.openxmlformats.org/wordprocessingml/2006/main">
+                  <w:rFonts w:ascii="Cambria Math" w:hAnsi="Cambria Math"/>
+                  <w:i/>
+                  <w:color w:val="ed7d31"/>
+                  <w:sz w:val="24"/>
+                  <w:szCs w:val="24"/>
+                </w:rPr>
+                <m:t>s</m:t>
+              </m:r>
+              <m:r>
+                <w:rPr xmlns:w="http://schemas.openxmlformats.org/wordprocessingml/2006/main">
+                  <w:rFonts w:ascii="Cambria Math" w:hAnsi="Cambria Math"/>
+                  <w:i/>
+                  <w:color w:val="ed7d31"/>
+                  <w:sz w:val="24"/>
+                  <w:szCs w:val="24"/>
+                </w:rPr>
+                <m:t>t</m:t>
+              </m:r>
+              <m:r>
+                <w:rPr xmlns:w="http://schemas.openxmlformats.org/wordprocessingml/2006/main">
+                  <w:rFonts w:ascii="Cambria Math" w:hAnsi="Cambria Math"/>
+                  <w:i/>
+                  <w:color w:val="ed7d31"/>
+                  <w:sz w:val="24"/>
+                  <w:szCs w:val="24"/>
+                </w:rPr>
+                <m:t>i</m:t>
+              </m:r>
+              <m:r>
+                <w:rPr xmlns:w="http://schemas.openxmlformats.org/wordprocessingml/2006/main">
+                  <w:rFonts w:ascii="Cambria Math" w:hAnsi="Cambria Math"/>
+                  <w:i/>
+                  <w:color w:val="ed7d31"/>
+                  <w:sz w:val="24"/>
+                  <w:szCs w:val="24"/>
+                </w:rPr>
+                <m:t>c</m:t>
+              </m:r>
+              <m:r>
+                <w:rPr xmlns:w="http://schemas.openxmlformats.org/wordprocessingml/2006/main">
+                  <w:rFonts w:ascii="Cambria Math" w:hAnsi="Cambria Math"/>
+                  <w:i/>
+                  <w:color w:val="ed7d31"/>
+                  <w:sz w:val="24"/>
+                  <w:szCs w:val="24"/>
+                </w:rPr>
+                <m:t>E</m:t>
+              </m:r>
+              <m:r>
+                <w:rPr xmlns:w="http://schemas.openxmlformats.org/wordprocessingml/2006/main">
+                  <w:rFonts w:ascii="Cambria Math" w:hAnsi="Cambria Math"/>
+                  <w:i/>
+                  <w:color w:val="ed7d31"/>
+                  <w:sz w:val="24"/>
+                  <w:szCs w:val="24"/>
+                </w:rPr>
+                <m:t>s</m:t>
+              </m:r>
+              <m:r>
+                <w:rPr xmlns:w="http://schemas.openxmlformats.org/wordprocessingml/2006/main">
+                  <w:rFonts w:ascii="Cambria Math" w:hAnsi="Cambria Math"/>
+                  <w:i/>
+                  <w:color w:val="ed7d31"/>
+                  <w:sz w:val="24"/>
+                  <w:szCs w:val="24"/>
+                </w:rPr>
+                <m:t>t</m:t>
+              </m:r>
+              <m:r>
+                <w:rPr xmlns:w="http://schemas.openxmlformats.org/wordprocessingml/2006/main">
+                  <w:rFonts w:ascii="Cambria Math" w:hAnsi="Cambria Math"/>
+                  <w:i/>
+                  <w:color w:val="ed7d31"/>
+                  <w:sz w:val="24"/>
+                  <w:szCs w:val="24"/>
+                </w:rPr>
+                <m:t>i</m:t>
+              </m:r>
+              <m:r>
+                <w:rPr xmlns:w="http://schemas.openxmlformats.org/wordprocessingml/2006/main">
+                  <w:rFonts w:ascii="Cambria Math" w:hAnsi="Cambria Math"/>
+                  <w:i/>
+                  <w:color w:val="ed7d31"/>
+                  <w:sz w:val="24"/>
+                  <w:szCs w:val="24"/>
+                </w:rPr>
+                <m:t>m</m:t>
+              </m:r>
+              <m:r>
+                <w:rPr xmlns:w="http://schemas.openxmlformats.org/wordprocessingml/2006/main">
+                  <w:rFonts w:ascii="Cambria Math" w:hAnsi="Cambria Math"/>
+                  <w:i/>
+                  <w:color w:val="ed7d31"/>
+                  <w:sz w:val="24"/>
+                  <w:szCs w:val="24"/>
+                </w:rPr>
+                <m:t>a</m:t>
+              </m:r>
+              <m:r>
+                <w:rPr xmlns:w="http://schemas.openxmlformats.org/wordprocessingml/2006/main">
+                  <w:rFonts w:ascii="Cambria Math" w:hAnsi="Cambria Math"/>
+                  <w:i/>
+                  <w:color w:val="ed7d31"/>
+                  <w:sz w:val="24"/>
+                  <w:szCs w:val="24"/>
+                </w:rPr>
+                <m:t>t</m:t>
+              </m:r>
+              <m:r>
+                <w:rPr xmlns:w="http://schemas.openxmlformats.org/wordprocessingml/2006/main">
+                  <w:rFonts w:ascii="Cambria Math" w:hAnsi="Cambria Math"/>
+                  <w:i/>
+                  <w:color w:val="ed7d31"/>
+                  <w:sz w:val="24"/>
+                  <w:szCs w:val="24"/>
+                </w:rPr>
+                <m:t>e</m:t>
+              </m:r>
             </m:num>
             <m:den>
               <m:r>
                 <w:rPr xmlns:w="http://schemas.openxmlformats.org/wordprocessingml/2006/main">
                   <w:rFonts w:ascii="Cambria Math" w:hAnsi="Cambria Math"/>
                   <w:i/>
-                  <w:color w:val="ee0000"/>
-                  <w:sz w:val="23"/>
-                  <w:szCs w:val="23"/>
+                  <w:color w:val="ed7d31"/>
+                  <w:sz w:val="24"/>
+                  <w:szCs w:val="24"/>
                 </w:rPr>
                 <m:t>6</m:t>
               </m:r>
@@ -2199,14 +2495,14 @@
           <w:szCs w:val="28"/>
           <w:u w:color="ee0000"/>
           <w:rtl w:val="0"/>
-          <w:lang w:val="en-US"/>
+          <w:lang w:val="fr-FR"/>
           <w14:textFill>
             <w14:solidFill>
               <w14:srgbClr w14:val="4472C4"/>
             </w14:solidFill>
           </w14:textFill>
         </w:rPr>
-        <w:t>PERT calculation:</w:t>
+        <w:t>PERT calculation</w:t>
       </w:r>
     </w:p>
     <w:p>
@@ -2250,7 +2546,25 @@
             </w14:solidFill>
           </w14:textFill>
         </w:rPr>
-        <w:t>Optimistic estimate:</w:t>
+        <w:t>Optimistic estimate</w:t>
+      </w:r>
+      <w:r>
+        <w:rPr>
+          <w:rFonts w:ascii="Chalkboard SE Regular" w:hAnsi="Chalkboard SE Regular"/>
+          <w:outline w:val="0"/>
+          <w:color w:val="4472c4"/>
+          <w:sz w:val="28"/>
+          <w:szCs w:val="28"/>
+          <w:u w:color="ee0000"/>
+          <w:rtl w:val="0"/>
+          <w:lang w:val="en-US"/>
+          <w14:textFill>
+            <w14:solidFill>
+              <w14:srgbClr w14:val="4472C4"/>
+            </w14:solidFill>
+          </w14:textFill>
+        </w:rPr>
+        <w:t xml:space="preserve"> =</w:t>
       </w:r>
     </w:p>
     <w:p>
@@ -2294,34 +2608,8 @@
             </w14:solidFill>
           </w14:textFill>
         </w:rPr>
-        <w:t>Pessimistic estimate:</w:t>
+        <w:t>Pessimistic estimate</w:t>
       </w:r>
-    </w:p>
-    <w:p>
-      <w:pPr>
-        <w:pStyle w:val="Body"/>
-        <w:numPr>
-          <w:ilvl w:val="0"/>
-          <w:numId w:val="3"/>
-        </w:numPr>
-        <w:bidi w:val="0"/>
-        <w:ind w:right="0"/>
-        <w:jc w:val="left"/>
-        <w:rPr>
-          <w:rFonts w:ascii="Chalkboard SE Regular" w:hAnsi="Chalkboard SE Regular"/>
-          <w:outline w:val="0"/>
-          <w:color w:val="4472c4"/>
-          <w:sz w:val="28"/>
-          <w:szCs w:val="28"/>
-          <w:rtl w:val="0"/>
-          <w:lang w:val="en-US"/>
-          <w14:textFill>
-            <w14:solidFill>
-              <w14:srgbClr w14:val="4472C4"/>
-            </w14:solidFill>
-          </w14:textFill>
-        </w:rPr>
-      </w:pPr>
       <w:r>
         <w:rPr>
           <w:rFonts w:ascii="Chalkboard SE Regular" w:hAnsi="Chalkboard SE Regular"/>
@@ -2338,7 +2626,7 @@
             </w14:solidFill>
           </w14:textFill>
         </w:rPr>
-        <w:t>Most likely estimate:</w:t>
+        <w:t xml:space="preserve"> =</w:t>
       </w:r>
     </w:p>
     <w:p>
@@ -2382,7 +2670,7 @@
             </w14:solidFill>
           </w14:textFill>
         </w:rPr>
-        <w:t>Weighted average</w:t>
+        <w:t>Most likely estimate</w:t>
       </w:r>
       <w:r>
         <w:rPr>
@@ -2400,7 +2688,69 @@
             </w14:solidFill>
           </w14:textFill>
         </w:rPr>
-        <w:t>:</w:t>
+        <w:t xml:space="preserve"> =</w:t>
+      </w:r>
+    </w:p>
+    <w:p>
+      <w:pPr>
+        <w:pStyle w:val="Body"/>
+        <w:numPr>
+          <w:ilvl w:val="0"/>
+          <w:numId w:val="3"/>
+        </w:numPr>
+        <w:bidi w:val="0"/>
+        <w:ind w:right="0"/>
+        <w:jc w:val="left"/>
+        <w:rPr>
+          <w:rFonts w:ascii="Chalkboard SE Regular" w:hAnsi="Chalkboard SE Regular"/>
+          <w:outline w:val="0"/>
+          <w:color w:val="4472c4"/>
+          <w:sz w:val="28"/>
+          <w:szCs w:val="28"/>
+          <w:rtl w:val="0"/>
+          <w:lang w:val="en-US"/>
+          <w14:textFill>
+            <w14:solidFill>
+              <w14:srgbClr w14:val="4472C4"/>
+            </w14:solidFill>
+          </w14:textFill>
+        </w:rPr>
+      </w:pPr>
+      <w:r>
+        <w:rPr>
+          <w:rFonts w:ascii="Chalkboard SE Regular" w:hAnsi="Chalkboard SE Regular"/>
+          <w:outline w:val="0"/>
+          <w:color w:val="4472c4"/>
+          <w:sz w:val="28"/>
+          <w:szCs w:val="28"/>
+          <w:u w:color="ee0000"/>
+          <w:rtl w:val="0"/>
+          <w:lang w:val="en-US"/>
+          <w14:textFill>
+            <w14:solidFill>
+              <w14:srgbClr w14:val="4472C4"/>
+            </w14:solidFill>
+          </w14:textFill>
+        </w:rPr>
+        <w:t>Weighted average</w:t>
+      </w:r>
+      <w:r>
+        <w:rPr>
+          <w:rFonts w:ascii="Chalkboard SE Regular" w:hAnsi="Chalkboard SE Regular"/>
+          <w:outline w:val="0"/>
+          <w:color w:val="4472c4"/>
+          <w:sz w:val="28"/>
+          <w:szCs w:val="28"/>
+          <w:u w:color="ee0000"/>
+          <w:rtl w:val="0"/>
+          <w:lang w:val="en-US"/>
+          <w14:textFill>
+            <w14:solidFill>
+              <w14:srgbClr w14:val="4472C4"/>
+            </w14:solidFill>
+          </w14:textFill>
+        </w:rPr>
+        <w:t xml:space="preserve"> =</w:t>
       </w:r>
     </w:p>
     <w:sectPr>
@@ -3293,7 +3643,7 @@
       <w:strike w:val="0"/>
       <w:dstrike w:val="0"/>
       <w:outline w:val="0"/>
-      <w:color w:val="4472c4"/>
+      <w:color w:val="ed7d31"/>
       <w:spacing w:val="0"/>
       <w:kern w:val="0"/>
       <w:position w:val="0"/>
@@ -3307,7 +3657,7 @@
       </w14:textOutline>
       <w14:textFill>
         <w14:solidFill>
-          <w14:srgbClr w14:val="4472C4"/>
+          <w14:srgbClr w14:val="ED7D31"/>
         </w14:solidFill>
       </w14:textFill>
     </w:rPr>
@@ -3366,6 +3716,12 @@
       <w:keepLines w:val="1"/>
       <w:pageBreakBefore w:val="0"/>
       <w:widowControl w:val="1"/>
+      <w:pBdr>
+        <w:top w:val="single" w:color="365b9c" w:sz="24" w:space="6" w:shadow="0" w:frame="0"/>
+        <w:left w:val="nil"/>
+        <w:bottom w:val="nil"/>
+        <w:right w:val="nil"/>
+      </w:pBdr>
       <w:shd w:val="clear" w:color="auto" w:fill="auto"/>
       <w:suppressAutoHyphens w:val="0"/>
       <w:bidi w:val="0"/>
@@ -3375,7 +3731,7 @@
       <w:outlineLvl w:val="0"/>
     </w:pPr>
     <w:rPr>
-      <w:rFonts w:ascii="Arial Unicode MS" w:cs="Mj_Casablanca Light" w:hAnsi="Arial Unicode MS" w:eastAsia="Arial Unicode MS" w:hint="cs"/>
+      <w:rFonts w:ascii="Arial Unicode MS" w:cs="Chalkboard SE Bold" w:hAnsi="Arial Unicode MS" w:eastAsia="Arial Unicode MS" w:hint="cs"/>
       <w:b w:val="0"/>
       <w:bCs w:val="0"/>
       <w:i w:val="0"/>
@@ -3385,13 +3741,13 @@
       <w:strike w:val="0"/>
       <w:dstrike w:val="0"/>
       <w:outline w:val="0"/>
-      <w:color w:val="2f5496"/>
+      <w:color w:val="ed7d31"/>
       <w:spacing w:val="0"/>
       <w:kern w:val="2"/>
       <w:position w:val="0"/>
-      <w:sz w:val="40"/>
-      <w:szCs w:val="40"/>
-      <w:u w:val="none" w:color="2f5496"/>
+      <w:sz w:val="28"/>
+      <w:szCs w:val="28"/>
+      <w:u w:val="none" w:color="ee0000"/>
       <w:shd w:val="nil" w:color="auto" w:fill="auto"/>
       <w:vertAlign w:val="baseline"/>
       <w14:textOutline>
@@ -3399,7 +3755,7 @@
       </w14:textOutline>
       <w14:textFill>
         <w14:solidFill>
-          <w14:srgbClr w14:val="2F5496"/>
+          <w14:srgbClr w14:val="ED7D31"/>
         </w14:solidFill>
       </w14:textFill>
     </w:rPr>
